--- a/products-storage/02-dopraboty-bez-poter/02-soglasovanie-obema.docx
+++ b/products-storage/02-dopraboty-bez-poter/02-soglasovanie-obema.docx
@@ -11,15 +11,6 @@
           <w:b/>
         </w:rPr>
         <w:t>Согласование объёма дополнительных работ</w:t>
-      </w:r>
-    </w:p>
-    <w:p>
-      <w:r>
-        <w:rPr>
-          <w:i/>
-          <w:color w:val="E85D22"/>
-        </w:rPr>
-        <w:t>Заполните поля в квадратных скобках и удалите подсказки перед отправкой.</w:t>
       </w:r>
     </w:p>
     <w:p>
@@ -78,167 +69,6 @@
         <w:t>Способ подтверждения факта: [___]</w:t>
       </w:r>
     </w:p>
-    <w:p>
-      <w:pPr>
-        <w:pStyle w:val="Heading1"/>
-      </w:pPr>
-      <w:r>
-        <w:t>Контроль перед использованием</w:t>
-      </w:r>
-    </w:p>
-    <w:tbl>
-      <w:tblPr>
-        <w:tblW w:type="auto" w:w="0"/>
-        <w:jc w:val="center"/>
-        <w:tblLayout w:type="fixed"/>
-        <w:tblLook w:firstColumn="1" w:firstRow="1" w:lastColumn="0" w:lastRow="0" w:noHBand="0" w:noVBand="1" w:val="04A0"/>
-      </w:tblPr>
-      <w:tblGrid>
-        <w:gridCol w:w="1800"/>
-        <w:gridCol w:w="7560"/>
-      </w:tblGrid>
-      <w:tr>
-        <w:tc>
-          <w:tcPr>
-            <w:tcW w:type="dxa" w:w="4680"/>
-            <w:shd w:fill="E9E5DC"/>
-            <w:vAlign w:val="center"/>
-          </w:tcPr>
-          <w:p>
-            <w:r>
-              <w:t>Статус</w:t>
-            </w:r>
-          </w:p>
-        </w:tc>
-        <w:tc>
-          <w:tcPr>
-            <w:tcW w:type="dxa" w:w="4680"/>
-            <w:shd w:fill="E9E5DC"/>
-            <w:vAlign w:val="center"/>
-          </w:tcPr>
-          <w:p>
-            <w:r>
-              <w:t>Проверка</w:t>
-            </w:r>
-          </w:p>
-        </w:tc>
-      </w:tr>
-      <w:tr>
-        <w:tc>
-          <w:tcPr>
-            <w:tcW w:type="dxa" w:w="1800"/>
-          </w:tcPr>
-          <w:p>
-            <w:r>
-              <w:t>☐</w:t>
-            </w:r>
-          </w:p>
-        </w:tc>
-        <w:tc>
-          <w:tcPr>
-            <w:tcW w:type="dxa" w:w="7560"/>
-          </w:tcPr>
-          <w:p>
-            <w:r>
-              <w:t>Сверено с договором и приложениями</w:t>
-            </w:r>
-          </w:p>
-        </w:tc>
-      </w:tr>
-      <w:tr>
-        <w:tc>
-          <w:tcPr>
-            <w:tcW w:type="dxa" w:w="1800"/>
-          </w:tcPr>
-          <w:p>
-            <w:r>
-              <w:t>☐</w:t>
-            </w:r>
-          </w:p>
-        </w:tc>
-        <w:tc>
-          <w:tcPr>
-            <w:tcW w:type="dxa" w:w="7560"/>
-          </w:tcPr>
-          <w:p>
-            <w:r>
-              <w:t>Проверены полномочия подписанта и адресат</w:t>
-            </w:r>
-          </w:p>
-        </w:tc>
-      </w:tr>
-      <w:tr>
-        <w:tc>
-          <w:tcPr>
-            <w:tcW w:type="dxa" w:w="1800"/>
-          </w:tcPr>
-          <w:p>
-            <w:r>
-              <w:t>☐</w:t>
-            </w:r>
-          </w:p>
-        </w:tc>
-        <w:tc>
-          <w:tcPr>
-            <w:tcW w:type="dxa" w:w="7560"/>
-          </w:tcPr>
-          <w:p>
-            <w:r>
-              <w:t>Приложения названы и приложены</w:t>
-            </w:r>
-          </w:p>
-        </w:tc>
-      </w:tr>
-      <w:tr>
-        <w:tc>
-          <w:tcPr>
-            <w:tcW w:type="dxa" w:w="1800"/>
-          </w:tcPr>
-          <w:p>
-            <w:r>
-              <w:t>☐</w:t>
-            </w:r>
-          </w:p>
-        </w:tc>
-        <w:tc>
-          <w:tcPr>
-            <w:tcW w:type="dxa" w:w="7560"/>
-          </w:tcPr>
-          <w:p>
-            <w:r>
-              <w:t>Зафиксирован доказуемый канал отправки</w:t>
-            </w:r>
-          </w:p>
-        </w:tc>
-      </w:tr>
-      <w:tr>
-        <w:tc>
-          <w:tcPr>
-            <w:tcW w:type="dxa" w:w="1800"/>
-          </w:tcPr>
-          <w:p>
-            <w:r>
-              <w:t>☐</w:t>
-            </w:r>
-          </w:p>
-        </w:tc>
-        <w:tc>
-          <w:tcPr>
-            <w:tcW w:type="dxa" w:w="7560"/>
-          </w:tcPr>
-          <w:p>
-            <w:r>
-              <w:t>Юридически значимые формулировки проверены специалистом под объект</w:t>
-            </w:r>
-          </w:p>
-        </w:tc>
-      </w:tr>
-    </w:tbl>
-    <w:p>
-      <w:r>
-        <w:t>Важно: шаблон не заменяет анализ договора, проектной документации и обстоятельств конкретного объекта.</w:t>
-      </w:r>
-    </w:p>
     <w:sectPr>
       <w:headerReference w:type="default" r:id="rId9"/>
       <w:footerReference w:type="default" r:id="rId10"/>
@@ -258,14 +88,7 @@
       <w:pStyle w:val="Footer"/>
       <w:jc w:val="center"/>
     </w:pPr>
-    <w:r>
-      <w:rPr>
-        <w:rFonts w:ascii="Arial" w:hAnsi="Arial"/>
-        <w:color w:val="787878"/>
-        <w:sz w:val="16"/>
-      </w:rPr>
-      <w:t>Согласование объёма дополнительных работ  •  версия 21.07.2026  •  marzhavbetone.ru</w:t>
-    </w:r>
+    <w:r/>
   </w:p>
 </w:ftr>
 </file>
@@ -276,14 +99,7 @@
     <w:pPr>
       <w:pStyle w:val="Header"/>
     </w:pPr>
-    <w:r>
-      <w:rPr>
-        <w:rFonts w:ascii="Arial" w:hAnsi="Arial"/>
-        <w:color w:val="646464"/>
-        <w:sz w:val="16"/>
-      </w:rPr>
-      <w:t>МАРЖА В БЕТОНЕ  /  РАБОЧИЙ ШАБЛОН</w:t>
-    </w:r>
+    <w:r/>
   </w:p>
 </w:hdr>
 </file>

--- a/products-storage/02-dopraboty-bez-poter/02-soglasovanie-obema.docx
+++ b/products-storage/02-dopraboty-bez-poter/02-soglasovanie-obema.docx
@@ -5,103 +5,1603 @@
     <w:p>
       <w:pPr>
         <w:pStyle w:val="Title"/>
+        <w:jc w:val="left"/>
       </w:pPr>
       <w:r>
-        <w:rPr>
-          <w:b/>
-        </w:rPr>
         <w:t>Согласование объёма дополнительных работ</w:t>
+      </w:r>
+    </w:p>
+    <w:p>
+      <w:r>
+        <w:t>Заполните данные объекта и выберите один маршрут. Для направления заказчику сохраните экземпляр и подтверждение доставки; после ответа зафиксируйте решение по позициям.</w:t>
       </w:r>
     </w:p>
     <w:p>
       <w:pPr>
         <w:pStyle w:val="Heading1"/>
+        <w:keepNext/>
+        <w:pageBreakBefore w:val="0"/>
       </w:pPr>
       <w:r>
-        <w:t>Факт</w:t>
+        <w:t>Реквизиты</w:t>
       </w:r>
     </w:p>
+    <w:tbl>
+      <w:tblPr>
+        <w:tblStyle w:val="TableGrid"/>
+        <w:tblW w:type="auto" w:w="0"/>
+        <w:jc w:val="center"/>
+        <w:tblLayout w:type="fixed"/>
+        <w:tblLook w:firstColumn="1" w:firstRow="1" w:lastColumn="0" w:lastRow="0" w:noHBand="0" w:noVBand="1" w:val="04A0"/>
+      </w:tblPr>
+      <w:tblGrid>
+        <w:gridCol w:w="2268"/>
+        <w:gridCol w:w="7427"/>
+      </w:tblGrid>
+      <w:tr>
+        <w:trPr>
+          <w:cantSplit/>
+        </w:trPr>
+        <w:tc>
+          <w:tcPr>
+            <w:tcW w:type="dxa" w:w="2268"/>
+            <w:vAlign w:val="center"/>
+            <w:shd w:fill="F3F0E8"/>
+          </w:tcPr>
+          <w:p>
+            <w:pPr>
+              <w:spacing w:after="0"/>
+            </w:pPr>
+            <w:r/>
+            <w:r>
+              <w:rPr>
+                <w:b/>
+                <w:color w:val="262F37"/>
+                <w:sz w:val="18"/>
+              </w:rPr>
+              <w:t>Номер и дата</w:t>
+            </w:r>
+          </w:p>
+        </w:tc>
+        <w:tc>
+          <w:tcPr>
+            <w:tcW w:type="dxa" w:w="7427"/>
+            <w:vAlign w:val="center"/>
+          </w:tcPr>
+          <w:p>
+            <w:pPr>
+              <w:spacing w:after="0"/>
+            </w:pPr>
+            <w:r/>
+            <w:r>
+              <w:rPr>
+                <w:b w:val="0"/>
+                <w:color w:val="262F37"/>
+                <w:sz w:val="18"/>
+              </w:rPr>
+              <w:t>№ [___] от [___]; место составления [___]</w:t>
+            </w:r>
+          </w:p>
+        </w:tc>
+      </w:tr>
+      <w:tr>
+        <w:trPr>
+          <w:cantSplit/>
+        </w:trPr>
+        <w:tc>
+          <w:tcPr>
+            <w:tcW w:type="dxa" w:w="2268"/>
+            <w:vAlign w:val="center"/>
+            <w:shd w:fill="F3F0E8"/>
+          </w:tcPr>
+          <w:p>
+            <w:pPr>
+              <w:spacing w:after="0"/>
+            </w:pPr>
+            <w:r/>
+            <w:r>
+              <w:rPr>
+                <w:b/>
+                <w:color w:val="262F37"/>
+                <w:sz w:val="18"/>
+              </w:rPr>
+              <w:t>Договор</w:t>
+            </w:r>
+          </w:p>
+        </w:tc>
+        <w:tc>
+          <w:tcPr>
+            <w:tcW w:type="dxa" w:w="7427"/>
+            <w:vAlign w:val="center"/>
+          </w:tcPr>
+          <w:p>
+            <w:pPr>
+              <w:spacing w:after="0"/>
+            </w:pPr>
+            <w:r/>
+            <w:r>
+              <w:rPr>
+                <w:b w:val="0"/>
+                <w:color w:val="262F37"/>
+                <w:sz w:val="18"/>
+              </w:rPr>
+              <w:t>Договор подряда № [___] от [___], приложение / раздел исходного объёма [___]</w:t>
+            </w:r>
+          </w:p>
+        </w:tc>
+      </w:tr>
+      <w:tr>
+        <w:trPr>
+          <w:cantSplit/>
+        </w:trPr>
+        <w:tc>
+          <w:tcPr>
+            <w:tcW w:type="dxa" w:w="2268"/>
+            <w:vAlign w:val="center"/>
+            <w:shd w:fill="F3F0E8"/>
+          </w:tcPr>
+          <w:p>
+            <w:pPr>
+              <w:spacing w:after="0"/>
+            </w:pPr>
+            <w:r/>
+            <w:r>
+              <w:rPr>
+                <w:b/>
+                <w:color w:val="262F37"/>
+                <w:sz w:val="18"/>
+              </w:rPr>
+              <w:t>Объект</w:t>
+            </w:r>
+          </w:p>
+        </w:tc>
+        <w:tc>
+          <w:tcPr>
+            <w:tcW w:type="dxa" w:w="7427"/>
+            <w:vAlign w:val="center"/>
+          </w:tcPr>
+          <w:p>
+            <w:pPr>
+              <w:spacing w:after="0"/>
+            </w:pPr>
+            <w:r/>
+            <w:r>
+              <w:rPr>
+                <w:b w:val="0"/>
+                <w:color w:val="262F37"/>
+                <w:sz w:val="18"/>
+              </w:rPr>
+              <w:t>Название, адрес, участок или захватка [___]</w:t>
+            </w:r>
+          </w:p>
+        </w:tc>
+      </w:tr>
+      <w:tr>
+        <w:trPr>
+          <w:cantSplit/>
+        </w:trPr>
+        <w:tc>
+          <w:tcPr>
+            <w:tcW w:type="dxa" w:w="2268"/>
+            <w:vAlign w:val="center"/>
+            <w:shd w:fill="F3F0E8"/>
+          </w:tcPr>
+          <w:p>
+            <w:pPr>
+              <w:spacing w:after="0"/>
+            </w:pPr>
+            <w:r/>
+            <w:r>
+              <w:rPr>
+                <w:b/>
+                <w:color w:val="262F37"/>
+                <w:sz w:val="18"/>
+              </w:rPr>
+              <w:t>Подрядчик</w:t>
+            </w:r>
+          </w:p>
+        </w:tc>
+        <w:tc>
+          <w:tcPr>
+            <w:tcW w:type="dxa" w:w="7427"/>
+            <w:vAlign w:val="center"/>
+          </w:tcPr>
+          <w:p>
+            <w:pPr>
+              <w:spacing w:after="0"/>
+            </w:pPr>
+            <w:r/>
+            <w:r>
+              <w:rPr>
+                <w:b w:val="0"/>
+                <w:color w:val="262F37"/>
+                <w:sz w:val="18"/>
+              </w:rPr>
+              <w:t>Полное наименование, ИНН, адрес [___]</w:t>
+            </w:r>
+          </w:p>
+        </w:tc>
+      </w:tr>
+      <w:tr>
+        <w:trPr>
+          <w:cantSplit/>
+        </w:trPr>
+        <w:tc>
+          <w:tcPr>
+            <w:tcW w:type="dxa" w:w="2268"/>
+            <w:vAlign w:val="center"/>
+            <w:shd w:fill="F3F0E8"/>
+          </w:tcPr>
+          <w:p>
+            <w:pPr>
+              <w:spacing w:after="0"/>
+            </w:pPr>
+            <w:r/>
+            <w:r>
+              <w:rPr>
+                <w:b/>
+                <w:color w:val="262F37"/>
+                <w:sz w:val="18"/>
+              </w:rPr>
+              <w:t>Заказчик</w:t>
+            </w:r>
+          </w:p>
+        </w:tc>
+        <w:tc>
+          <w:tcPr>
+            <w:tcW w:type="dxa" w:w="7427"/>
+            <w:vAlign w:val="center"/>
+          </w:tcPr>
+          <w:p>
+            <w:pPr>
+              <w:spacing w:after="0"/>
+            </w:pPr>
+            <w:r/>
+            <w:r>
+              <w:rPr>
+                <w:b w:val="0"/>
+                <w:color w:val="262F37"/>
+                <w:sz w:val="18"/>
+              </w:rPr>
+              <w:t>Полное наименование, ИНН, адрес [___]</w:t>
+            </w:r>
+          </w:p>
+        </w:tc>
+      </w:tr>
+    </w:tbl>
     <w:p>
       <w:pPr>
-        <w:pStyle w:val="ListBullet"/>
+        <w:pStyle w:val="Heading1"/>
+        <w:keepNext/>
+        <w:pageBreakBefore w:val="0"/>
       </w:pPr>
       <w:r>
-        <w:t>Причина появления: [___]</w:t>
+        <w:t>Основание для дополнительного объёма</w:t>
       </w:r>
     </w:p>
+    <w:tbl>
+      <w:tblPr>
+        <w:tblStyle w:val="TableGrid"/>
+        <w:tblW w:type="auto" w:w="0"/>
+        <w:jc w:val="center"/>
+        <w:tblLayout w:type="fixed"/>
+        <w:tblLook w:firstColumn="1" w:firstRow="1" w:lastColumn="0" w:lastRow="0" w:noHBand="0" w:noVBand="1" w:val="04A0"/>
+      </w:tblPr>
+      <w:tblGrid>
+        <w:gridCol w:w="2268"/>
+        <w:gridCol w:w="7427"/>
+      </w:tblGrid>
+      <w:tr>
+        <w:trPr>
+          <w:cantSplit/>
+        </w:trPr>
+        <w:tc>
+          <w:tcPr>
+            <w:tcW w:type="dxa" w:w="2268"/>
+            <w:vAlign w:val="center"/>
+            <w:shd w:fill="F3F0E8"/>
+          </w:tcPr>
+          <w:p>
+            <w:pPr>
+              <w:spacing w:after="0"/>
+            </w:pPr>
+            <w:r/>
+            <w:r>
+              <w:rPr>
+                <w:b/>
+                <w:color w:val="262F37"/>
+                <w:sz w:val="18"/>
+              </w:rPr>
+              <w:t>Источник задания</w:t>
+            </w:r>
+          </w:p>
+        </w:tc>
+        <w:tc>
+          <w:tcPr>
+            <w:tcW w:type="dxa" w:w="7427"/>
+            <w:vAlign w:val="center"/>
+          </w:tcPr>
+          <w:p>
+            <w:pPr>
+              <w:spacing w:after="0"/>
+            </w:pPr>
+            <w:r/>
+            <w:r>
+              <w:rPr>
+                <w:b w:val="0"/>
+                <w:color w:val="262F37"/>
+                <w:sz w:val="18"/>
+              </w:rPr>
+              <w:t>Поручение, письмо, протокол или выявленное обстоятельство: кто, когда, № документа [___]</w:t>
+            </w:r>
+          </w:p>
+        </w:tc>
+      </w:tr>
+      <w:tr>
+        <w:trPr>
+          <w:cantSplit/>
+        </w:trPr>
+        <w:tc>
+          <w:tcPr>
+            <w:tcW w:type="dxa" w:w="2268"/>
+            <w:vAlign w:val="center"/>
+            <w:shd w:fill="F3F0E8"/>
+          </w:tcPr>
+          <w:p>
+            <w:pPr>
+              <w:spacing w:after="0"/>
+            </w:pPr>
+            <w:r/>
+            <w:r>
+              <w:rPr>
+                <w:b/>
+                <w:color w:val="262F37"/>
+                <w:sz w:val="18"/>
+              </w:rPr>
+              <w:t>Исходный объём</w:t>
+            </w:r>
+          </w:p>
+        </w:tc>
+        <w:tc>
+          <w:tcPr>
+            <w:tcW w:type="dxa" w:w="7427"/>
+            <w:vAlign w:val="center"/>
+          </w:tcPr>
+          <w:p>
+            <w:pPr>
+              <w:spacing w:after="0"/>
+            </w:pPr>
+            <w:r/>
+            <w:r>
+              <w:rPr>
+                <w:b w:val="0"/>
+                <w:color w:val="262F37"/>
+                <w:sz w:val="18"/>
+              </w:rPr>
+              <w:t>Пункт договора, сметы, проекта или ведомости и соответствующая позиция [___]</w:t>
+            </w:r>
+          </w:p>
+        </w:tc>
+      </w:tr>
+      <w:tr>
+        <w:trPr>
+          <w:cantSplit/>
+        </w:trPr>
+        <w:tc>
+          <w:tcPr>
+            <w:tcW w:type="dxa" w:w="2268"/>
+            <w:vAlign w:val="center"/>
+            <w:shd w:fill="F3F0E8"/>
+          </w:tcPr>
+          <w:p>
+            <w:pPr>
+              <w:spacing w:after="0"/>
+            </w:pPr>
+            <w:r/>
+            <w:r>
+              <w:rPr>
+                <w:b/>
+                <w:color w:val="262F37"/>
+                <w:sz w:val="18"/>
+              </w:rPr>
+              <w:t>Причина отличия</w:t>
+            </w:r>
+          </w:p>
+        </w:tc>
+        <w:tc>
+          <w:tcPr>
+            <w:tcW w:type="dxa" w:w="7427"/>
+            <w:vAlign w:val="center"/>
+          </w:tcPr>
+          <w:p>
+            <w:pPr>
+              <w:spacing w:after="0"/>
+            </w:pPr>
+            <w:r/>
+            <w:r>
+              <w:rPr>
+                <w:b w:val="0"/>
+                <w:color w:val="262F37"/>
+                <w:sz w:val="18"/>
+              </w:rPr>
+              <w:t>Что обнаружено или изменено на объекте и почему нужна отдельная позиция [___]</w:t>
+            </w:r>
+          </w:p>
+        </w:tc>
+      </w:tr>
+      <w:tr>
+        <w:trPr>
+          <w:cantSplit/>
+        </w:trPr>
+        <w:tc>
+          <w:tcPr>
+            <w:tcW w:type="dxa" w:w="2268"/>
+            <w:vAlign w:val="center"/>
+            <w:shd w:fill="F3F0E8"/>
+          </w:tcPr>
+          <w:p>
+            <w:pPr>
+              <w:spacing w:after="0"/>
+            </w:pPr>
+            <w:r/>
+            <w:r>
+              <w:rPr>
+                <w:b/>
+                <w:color w:val="262F37"/>
+                <w:sz w:val="18"/>
+              </w:rPr>
+              <w:t>Уведомление</w:t>
+            </w:r>
+          </w:p>
+        </w:tc>
+        <w:tc>
+          <w:tcPr>
+            <w:tcW w:type="dxa" w:w="7427"/>
+            <w:vAlign w:val="center"/>
+          </w:tcPr>
+          <w:p>
+            <w:pPr>
+              <w:spacing w:after="0"/>
+            </w:pPr>
+            <w:r/>
+            <w:r>
+              <w:rPr>
+                <w:b w:val="0"/>
+                <w:color w:val="262F37"/>
+                <w:sz w:val="18"/>
+              </w:rPr>
+              <w:t>Файл 03: исходящий № [___], дата [___], канал и подтверждение направления [___]</w:t>
+            </w:r>
+          </w:p>
+        </w:tc>
+      </w:tr>
+    </w:tbl>
     <w:p>
       <w:pPr>
-        <w:pStyle w:val="ListBullet"/>
+        <w:pStyle w:val="Heading1"/>
+        <w:keepNext/>
+        <w:pageBreakBefore w:val="0"/>
       </w:pPr>
       <w:r>
-        <w:t>Отличие от исходного объёма: [___]</w:t>
+        <w:t>Позиции дополнительного объёма</w:t>
+      </w:r>
+    </w:p>
+    <w:tbl>
+      <w:tblPr>
+        <w:tblStyle w:val="TableGrid"/>
+        <w:tblW w:type="auto" w:w="0"/>
+        <w:tblLayout w:type="fixed"/>
+        <w:tblLook w:firstColumn="1" w:firstRow="1" w:lastColumn="0" w:lastRow="0" w:noHBand="0" w:noVBand="1" w:val="04A0"/>
+      </w:tblPr>
+      <w:tblGrid>
+        <w:gridCol w:w="454"/>
+        <w:gridCol w:w="2324"/>
+        <w:gridCol w:w="2268"/>
+        <w:gridCol w:w="1587"/>
+        <w:gridCol w:w="3061"/>
+      </w:tblGrid>
+      <w:tr>
+        <w:trPr>
+          <w:cantSplit/>
+        </w:trPr>
+        <w:tc>
+          <w:tcPr>
+            <w:tcW w:type="dxa" w:w="1973"/>
+            <w:vAlign w:val="center"/>
+            <w:shd w:fill="F3F0E8"/>
+          </w:tcPr>
+          <w:p>
+            <w:pPr>
+              <w:spacing w:after="0"/>
+            </w:pPr>
+            <w:r/>
+            <w:r>
+              <w:rPr>
+                <w:b/>
+                <w:color w:val="262F37"/>
+                <w:sz w:val="18"/>
+              </w:rPr>
+              <w:t>№</w:t>
+            </w:r>
+          </w:p>
+        </w:tc>
+        <w:tc>
+          <w:tcPr>
+            <w:tcW w:type="dxa" w:w="1973"/>
+            <w:vAlign w:val="center"/>
+            <w:shd w:fill="F3F0E8"/>
+          </w:tcPr>
+          <w:p>
+            <w:pPr>
+              <w:spacing w:after="0"/>
+            </w:pPr>
+            <w:r/>
+            <w:r>
+              <w:rPr>
+                <w:b/>
+                <w:color w:val="262F37"/>
+                <w:sz w:val="18"/>
+              </w:rPr>
+              <w:t>Работа, место и границы</w:t>
+            </w:r>
+          </w:p>
+        </w:tc>
+        <w:tc>
+          <w:tcPr>
+            <w:tcW w:type="dxa" w:w="1973"/>
+            <w:vAlign w:val="center"/>
+            <w:shd w:fill="F3F0E8"/>
+          </w:tcPr>
+          <w:p>
+            <w:pPr>
+              <w:spacing w:after="0"/>
+            </w:pPr>
+            <w:r/>
+            <w:r>
+              <w:rPr>
+                <w:b/>
+                <w:color w:val="262F37"/>
+                <w:sz w:val="18"/>
+              </w:rPr>
+              <w:t>Отличие от договора / проекта</w:t>
+            </w:r>
+          </w:p>
+        </w:tc>
+        <w:tc>
+          <w:tcPr>
+            <w:tcW w:type="dxa" w:w="1973"/>
+            <w:vAlign w:val="center"/>
+            <w:shd w:fill="F3F0E8"/>
+          </w:tcPr>
+          <w:p>
+            <w:pPr>
+              <w:spacing w:after="0"/>
+            </w:pPr>
+            <w:r/>
+            <w:r>
+              <w:rPr>
+                <w:b/>
+                <w:color w:val="262F37"/>
+                <w:sz w:val="18"/>
+              </w:rPr>
+              <w:t>Доп. объём и ед.</w:t>
+            </w:r>
+          </w:p>
+        </w:tc>
+        <w:tc>
+          <w:tcPr>
+            <w:tcW w:type="dxa" w:w="1973"/>
+            <w:vAlign w:val="center"/>
+            <w:shd w:fill="F3F0E8"/>
+          </w:tcPr>
+          <w:p>
+            <w:pPr>
+              <w:spacing w:after="0"/>
+            </w:pPr>
+            <w:r/>
+            <w:r>
+              <w:rPr>
+                <w:b/>
+                <w:color w:val="262F37"/>
+                <w:sz w:val="18"/>
+              </w:rPr>
+              <w:t>Основание / подтверждение</w:t>
+            </w:r>
+          </w:p>
+        </w:tc>
+      </w:tr>
+      <w:tr>
+        <w:trPr>
+          <w:cantSplit/>
+        </w:trPr>
+        <w:tc>
+          <w:tcPr>
+            <w:tcW w:type="dxa" w:w="454"/>
+            <w:vAlign w:val="center"/>
+          </w:tcPr>
+          <w:p>
+            <w:pPr>
+              <w:spacing w:after="0"/>
+            </w:pPr>
+            <w:r/>
+            <w:r>
+              <w:rPr>
+                <w:b w:val="0"/>
+                <w:color w:val="262F37"/>
+                <w:sz w:val="18"/>
+              </w:rPr>
+              <w:t>1</w:t>
+            </w:r>
+          </w:p>
+        </w:tc>
+        <w:tc>
+          <w:tcPr>
+            <w:tcW w:type="dxa" w:w="2324"/>
+            <w:vAlign w:val="center"/>
+          </w:tcPr>
+          <w:p>
+            <w:pPr>
+              <w:spacing w:after="0"/>
+            </w:pPr>
+            <w:r/>
+            <w:r>
+              <w:rPr>
+                <w:b w:val="0"/>
+                <w:color w:val="262F37"/>
+                <w:sz w:val="18"/>
+              </w:rPr>
+              <w:t>[___]</w:t>
+            </w:r>
+          </w:p>
+        </w:tc>
+        <w:tc>
+          <w:tcPr>
+            <w:tcW w:type="dxa" w:w="2268"/>
+            <w:vAlign w:val="center"/>
+          </w:tcPr>
+          <w:p>
+            <w:pPr>
+              <w:spacing w:after="0"/>
+            </w:pPr>
+            <w:r/>
+            <w:r>
+              <w:rPr>
+                <w:b w:val="0"/>
+                <w:color w:val="262F37"/>
+                <w:sz w:val="18"/>
+              </w:rPr>
+              <w:t>[___]</w:t>
+            </w:r>
+          </w:p>
+        </w:tc>
+        <w:tc>
+          <w:tcPr>
+            <w:tcW w:type="dxa" w:w="1587"/>
+            <w:vAlign w:val="center"/>
+          </w:tcPr>
+          <w:p>
+            <w:pPr>
+              <w:spacing w:after="0"/>
+            </w:pPr>
+            <w:r/>
+            <w:r>
+              <w:rPr>
+                <w:b w:val="0"/>
+                <w:color w:val="262F37"/>
+                <w:sz w:val="18"/>
+              </w:rPr>
+              <w:t>[___]</w:t>
+            </w:r>
+          </w:p>
+        </w:tc>
+        <w:tc>
+          <w:tcPr>
+            <w:tcW w:type="dxa" w:w="3061"/>
+            <w:vAlign w:val="center"/>
+          </w:tcPr>
+          <w:p>
+            <w:pPr>
+              <w:spacing w:after="0"/>
+            </w:pPr>
+            <w:r/>
+            <w:r>
+              <w:rPr>
+                <w:b w:val="0"/>
+                <w:color w:val="262F37"/>
+                <w:sz w:val="18"/>
+              </w:rPr>
+              <w:t>[___]</w:t>
+            </w:r>
+          </w:p>
+        </w:tc>
+      </w:tr>
+      <w:tr>
+        <w:trPr>
+          <w:cantSplit/>
+        </w:trPr>
+        <w:tc>
+          <w:tcPr>
+            <w:tcW w:type="dxa" w:w="454"/>
+            <w:vAlign w:val="center"/>
+          </w:tcPr>
+          <w:p>
+            <w:pPr>
+              <w:spacing w:after="0"/>
+            </w:pPr>
+            <w:r/>
+            <w:r>
+              <w:rPr>
+                <w:b w:val="0"/>
+                <w:color w:val="262F37"/>
+                <w:sz w:val="18"/>
+              </w:rPr>
+              <w:t>2</w:t>
+            </w:r>
+          </w:p>
+        </w:tc>
+        <w:tc>
+          <w:tcPr>
+            <w:tcW w:type="dxa" w:w="2324"/>
+            <w:vAlign w:val="center"/>
+          </w:tcPr>
+          <w:p>
+            <w:pPr>
+              <w:spacing w:after="0"/>
+            </w:pPr>
+            <w:r/>
+            <w:r>
+              <w:rPr>
+                <w:b w:val="0"/>
+                <w:color w:val="262F37"/>
+                <w:sz w:val="18"/>
+              </w:rPr>
+              <w:t>[___]</w:t>
+            </w:r>
+          </w:p>
+        </w:tc>
+        <w:tc>
+          <w:tcPr>
+            <w:tcW w:type="dxa" w:w="2268"/>
+            <w:vAlign w:val="center"/>
+          </w:tcPr>
+          <w:p>
+            <w:pPr>
+              <w:spacing w:after="0"/>
+            </w:pPr>
+            <w:r/>
+            <w:r>
+              <w:rPr>
+                <w:b w:val="0"/>
+                <w:color w:val="262F37"/>
+                <w:sz w:val="18"/>
+              </w:rPr>
+              <w:t>[___]</w:t>
+            </w:r>
+          </w:p>
+        </w:tc>
+        <w:tc>
+          <w:tcPr>
+            <w:tcW w:type="dxa" w:w="1587"/>
+            <w:vAlign w:val="center"/>
+          </w:tcPr>
+          <w:p>
+            <w:pPr>
+              <w:spacing w:after="0"/>
+            </w:pPr>
+            <w:r/>
+            <w:r>
+              <w:rPr>
+                <w:b w:val="0"/>
+                <w:color w:val="262F37"/>
+                <w:sz w:val="18"/>
+              </w:rPr>
+              <w:t>[___]</w:t>
+            </w:r>
+          </w:p>
+        </w:tc>
+        <w:tc>
+          <w:tcPr>
+            <w:tcW w:type="dxa" w:w="3061"/>
+            <w:vAlign w:val="center"/>
+          </w:tcPr>
+          <w:p>
+            <w:pPr>
+              <w:spacing w:after="0"/>
+            </w:pPr>
+            <w:r/>
+            <w:r>
+              <w:rPr>
+                <w:b w:val="0"/>
+                <w:color w:val="262F37"/>
+                <w:sz w:val="18"/>
+              </w:rPr>
+              <w:t>[___]</w:t>
+            </w:r>
+          </w:p>
+        </w:tc>
+      </w:tr>
+      <w:tr>
+        <w:trPr>
+          <w:cantSplit/>
+        </w:trPr>
+        <w:tc>
+          <w:tcPr>
+            <w:tcW w:type="dxa" w:w="454"/>
+            <w:vAlign w:val="center"/>
+          </w:tcPr>
+          <w:p>
+            <w:pPr>
+              <w:spacing w:after="0"/>
+            </w:pPr>
+            <w:r/>
+            <w:r>
+              <w:rPr>
+                <w:b w:val="0"/>
+                <w:color w:val="262F37"/>
+                <w:sz w:val="18"/>
+              </w:rPr>
+              <w:t>3</w:t>
+            </w:r>
+          </w:p>
+        </w:tc>
+        <w:tc>
+          <w:tcPr>
+            <w:tcW w:type="dxa" w:w="2324"/>
+            <w:vAlign w:val="center"/>
+          </w:tcPr>
+          <w:p>
+            <w:pPr>
+              <w:spacing w:after="0"/>
+            </w:pPr>
+            <w:r/>
+            <w:r>
+              <w:rPr>
+                <w:b w:val="0"/>
+                <w:color w:val="262F37"/>
+                <w:sz w:val="18"/>
+              </w:rPr>
+              <w:t>[___]</w:t>
+            </w:r>
+          </w:p>
+        </w:tc>
+        <w:tc>
+          <w:tcPr>
+            <w:tcW w:type="dxa" w:w="2268"/>
+            <w:vAlign w:val="center"/>
+          </w:tcPr>
+          <w:p>
+            <w:pPr>
+              <w:spacing w:after="0"/>
+            </w:pPr>
+            <w:r/>
+            <w:r>
+              <w:rPr>
+                <w:b w:val="0"/>
+                <w:color w:val="262F37"/>
+                <w:sz w:val="18"/>
+              </w:rPr>
+              <w:t>[___]</w:t>
+            </w:r>
+          </w:p>
+        </w:tc>
+        <w:tc>
+          <w:tcPr>
+            <w:tcW w:type="dxa" w:w="1587"/>
+            <w:vAlign w:val="center"/>
+          </w:tcPr>
+          <w:p>
+            <w:pPr>
+              <w:spacing w:after="0"/>
+            </w:pPr>
+            <w:r/>
+            <w:r>
+              <w:rPr>
+                <w:b w:val="0"/>
+                <w:color w:val="262F37"/>
+                <w:sz w:val="18"/>
+              </w:rPr>
+              <w:t>[___]</w:t>
+            </w:r>
+          </w:p>
+        </w:tc>
+        <w:tc>
+          <w:tcPr>
+            <w:tcW w:type="dxa" w:w="3061"/>
+            <w:vAlign w:val="center"/>
+          </w:tcPr>
+          <w:p>
+            <w:pPr>
+              <w:spacing w:after="0"/>
+            </w:pPr>
+            <w:r/>
+            <w:r>
+              <w:rPr>
+                <w:b w:val="0"/>
+                <w:color w:val="262F37"/>
+                <w:sz w:val="18"/>
+              </w:rPr>
+              <w:t>[___]</w:t>
+            </w:r>
+          </w:p>
+        </w:tc>
+      </w:tr>
+    </w:tbl>
+    <w:p>
+      <w:r>
+        <w:t>Если позиций больше трёх, добавьте строки. К каждой позиции укажите документ, по которому проверяются границы и количество.</w:t>
       </w:r>
     </w:p>
     <w:p>
       <w:pPr>
         <w:pStyle w:val="Heading1"/>
+        <w:keepNext/>
+        <w:pageBreakBefore w:val="0"/>
       </w:pPr>
       <w:r>
-        <w:t>Согласовано</w:t>
+        <w:t>Выберите маршрут</w:t>
+      </w:r>
+    </w:p>
+    <w:p>
+      <w:r>
+        <w:t>□ А. Работы ещё не начаты. Планируемая дата начала [___]. Письменное поручение заказчика (файл 01): № [___] от [___]. Решение об объёме и приложениях получите до начала соответствующих работ.</w:t>
+      </w:r>
+    </w:p>
+    <w:p>
+      <w:r>
+        <w:t>□ Б. Работы уже выполнены. Фактический период [___] — [___]. Просьба заказчика подтверждается [документ, дата, отправитель/подписант: ___]. Выполнение подтверждается [журнал, акт, фото с датами, переписка: ___]. Оформляйте согласование текущей датой.</w:t>
+      </w:r>
+    </w:p>
+    <w:p>
+      <w:r>
+        <w:t>Для смешанного случая оформите отдельные строки по планируемому и выполненному объёму. Перед направлением оставьте нужный маршрут и конкретные подтверждения.</w:t>
       </w:r>
     </w:p>
     <w:p>
       <w:pPr>
-        <w:pStyle w:val="ListBullet"/>
+        <w:pStyle w:val="Heading1"/>
+        <w:keepNext/>
+        <w:pageBreakBefore/>
       </w:pPr>
       <w:r>
-        <w:t>Наименование, единица, количество: [___]</w:t>
+        <w:t>Приложения и расчёт</w:t>
+      </w:r>
+    </w:p>
+    <w:tbl>
+      <w:tblPr>
+        <w:tblStyle w:val="TableGrid"/>
+        <w:tblW w:type="auto" w:w="0"/>
+        <w:tblLook w:firstColumn="1" w:firstRow="1" w:lastColumn="0" w:lastRow="0" w:noHBand="0" w:noVBand="1" w:val="04A0"/>
+      </w:tblPr>
+      <w:tblGrid>
+        <w:gridCol w:w="3289"/>
+        <w:gridCol w:w="3289"/>
+        <w:gridCol w:w="3289"/>
+      </w:tblGrid>
+      <w:tr>
+        <w:trPr>
+          <w:cantSplit/>
+        </w:trPr>
+        <w:tc>
+          <w:tcPr>
+            <w:tcW w:type="dxa" w:w="3289"/>
+            <w:vAlign w:val="center"/>
+            <w:shd w:fill="F3F0E8"/>
+          </w:tcPr>
+          <w:p>
+            <w:pPr>
+              <w:spacing w:after="0"/>
+            </w:pPr>
+            <w:r/>
+            <w:r>
+              <w:rPr>
+                <w:b/>
+                <w:color w:val="262F37"/>
+                <w:sz w:val="18"/>
+              </w:rPr>
+              <w:t>Приложение</w:t>
+            </w:r>
+          </w:p>
+        </w:tc>
+        <w:tc>
+          <w:tcPr>
+            <w:tcW w:type="dxa" w:w="3289"/>
+            <w:vAlign w:val="center"/>
+            <w:shd w:fill="F3F0E8"/>
+          </w:tcPr>
+          <w:p>
+            <w:pPr>
+              <w:spacing w:after="0"/>
+            </w:pPr>
+            <w:r/>
+            <w:r>
+              <w:rPr>
+                <w:b/>
+                <w:color w:val="262F37"/>
+                <w:sz w:val="18"/>
+              </w:rPr>
+              <w:t>Номер и дата</w:t>
+            </w:r>
+          </w:p>
+        </w:tc>
+        <w:tc>
+          <w:tcPr>
+            <w:tcW w:type="dxa" w:w="3289"/>
+            <w:vAlign w:val="center"/>
+            <w:shd w:fill="F3F0E8"/>
+          </w:tcPr>
+          <w:p>
+            <w:pPr>
+              <w:spacing w:after="0"/>
+            </w:pPr>
+            <w:r/>
+            <w:r>
+              <w:rPr>
+                <w:b/>
+                <w:color w:val="262F37"/>
+                <w:sz w:val="18"/>
+              </w:rPr>
+              <w:t>Какие позиции подтверждает</w:t>
+            </w:r>
+          </w:p>
+        </w:tc>
+      </w:tr>
+      <w:tr>
+        <w:trPr>
+          <w:cantSplit/>
+        </w:trPr>
+        <w:tc>
+          <w:tcPr>
+            <w:tcW w:type="dxa" w:w="3289"/>
+            <w:vAlign w:val="center"/>
+          </w:tcPr>
+          <w:p>
+            <w:pPr>
+              <w:spacing w:after="0"/>
+            </w:pPr>
+            <w:r/>
+            <w:r>
+              <w:rPr>
+                <w:b w:val="0"/>
+                <w:color w:val="262F37"/>
+                <w:sz w:val="18"/>
+              </w:rPr>
+              <w:t>Схема, чертёж или дефектная ведомость</w:t>
+            </w:r>
+          </w:p>
+        </w:tc>
+        <w:tc>
+          <w:tcPr>
+            <w:tcW w:type="dxa" w:w="3289"/>
+            <w:vAlign w:val="center"/>
+          </w:tcPr>
+          <w:p>
+            <w:pPr>
+              <w:spacing w:after="0"/>
+            </w:pPr>
+            <w:r/>
+            <w:r>
+              <w:rPr>
+                <w:b w:val="0"/>
+                <w:color w:val="262F37"/>
+                <w:sz w:val="18"/>
+              </w:rPr>
+              <w:t>[___]</w:t>
+            </w:r>
+          </w:p>
+        </w:tc>
+        <w:tc>
+          <w:tcPr>
+            <w:tcW w:type="dxa" w:w="3289"/>
+            <w:vAlign w:val="center"/>
+          </w:tcPr>
+          <w:p>
+            <w:pPr>
+              <w:spacing w:after="0"/>
+            </w:pPr>
+            <w:r/>
+            <w:r>
+              <w:rPr>
+                <w:b w:val="0"/>
+                <w:color w:val="262F37"/>
+                <w:sz w:val="18"/>
+              </w:rPr>
+              <w:t>[___]</w:t>
+            </w:r>
+          </w:p>
+        </w:tc>
+      </w:tr>
+      <w:tr>
+        <w:trPr>
+          <w:cantSplit/>
+        </w:trPr>
+        <w:tc>
+          <w:tcPr>
+            <w:tcW w:type="dxa" w:w="3289"/>
+            <w:vAlign w:val="center"/>
+          </w:tcPr>
+          <w:p>
+            <w:pPr>
+              <w:spacing w:after="0"/>
+            </w:pPr>
+            <w:r/>
+            <w:r>
+              <w:rPr>
+                <w:b w:val="0"/>
+                <w:color w:val="262F37"/>
+                <w:sz w:val="18"/>
+              </w:rPr>
+              <w:t>Расчёт стоимости (файл 07)</w:t>
+            </w:r>
+          </w:p>
+        </w:tc>
+        <w:tc>
+          <w:tcPr>
+            <w:tcW w:type="dxa" w:w="3289"/>
+            <w:vAlign w:val="center"/>
+          </w:tcPr>
+          <w:p>
+            <w:pPr>
+              <w:spacing w:after="0"/>
+            </w:pPr>
+            <w:r/>
+            <w:r>
+              <w:rPr>
+                <w:b w:val="0"/>
+                <w:color w:val="262F37"/>
+                <w:sz w:val="18"/>
+              </w:rPr>
+              <w:t>[___]</w:t>
+            </w:r>
+          </w:p>
+        </w:tc>
+        <w:tc>
+          <w:tcPr>
+            <w:tcW w:type="dxa" w:w="3289"/>
+            <w:vAlign w:val="center"/>
+          </w:tcPr>
+          <w:p>
+            <w:pPr>
+              <w:spacing w:after="0"/>
+            </w:pPr>
+            <w:r/>
+            <w:r>
+              <w:rPr>
+                <w:b w:val="0"/>
+                <w:color w:val="262F37"/>
+                <w:sz w:val="18"/>
+              </w:rPr>
+              <w:t>[___]</w:t>
+            </w:r>
+          </w:p>
+        </w:tc>
+      </w:tr>
+      <w:tr>
+        <w:trPr>
+          <w:cantSplit/>
+        </w:trPr>
+        <w:tc>
+          <w:tcPr>
+            <w:tcW w:type="dxa" w:w="3289"/>
+            <w:vAlign w:val="center"/>
+          </w:tcPr>
+          <w:p>
+            <w:pPr>
+              <w:spacing w:after="0"/>
+            </w:pPr>
+            <w:r/>
+            <w:r>
+              <w:rPr>
+                <w:b w:val="0"/>
+                <w:color w:val="262F37"/>
+                <w:sz w:val="18"/>
+              </w:rPr>
+              <w:t>Журнал, фото, переписка или акт</w:t>
+            </w:r>
+          </w:p>
+        </w:tc>
+        <w:tc>
+          <w:tcPr>
+            <w:tcW w:type="dxa" w:w="3289"/>
+            <w:vAlign w:val="center"/>
+          </w:tcPr>
+          <w:p>
+            <w:pPr>
+              <w:spacing w:after="0"/>
+            </w:pPr>
+            <w:r/>
+            <w:r>
+              <w:rPr>
+                <w:b w:val="0"/>
+                <w:color w:val="262F37"/>
+                <w:sz w:val="18"/>
+              </w:rPr>
+              <w:t>[___]</w:t>
+            </w:r>
+          </w:p>
+        </w:tc>
+        <w:tc>
+          <w:tcPr>
+            <w:tcW w:type="dxa" w:w="3289"/>
+            <w:vAlign w:val="center"/>
+          </w:tcPr>
+          <w:p>
+            <w:pPr>
+              <w:spacing w:after="0"/>
+            </w:pPr>
+            <w:r/>
+            <w:r>
+              <w:rPr>
+                <w:b w:val="0"/>
+                <w:color w:val="262F37"/>
+                <w:sz w:val="18"/>
+              </w:rPr>
+              <w:t>[___]</w:t>
+            </w:r>
+          </w:p>
+        </w:tc>
+      </w:tr>
+    </w:tbl>
+    <w:p>
+      <w:r>
+        <w:t>Оставьте в перечне только приложенные документы и укажите их фактические реквизиты.</w:t>
+      </w:r>
+    </w:p>
+    <w:p>
+      <w:r>
+        <w:t>Цена и порядок оплаты: расчёт 07 № [___] от [___]; предложение о согласовании цены — допсоглашение 11 № [___] от [___]. Влияние на срок: документ 05 № [___] от [___]; при изменении срока — допсоглашение 12 № [___] от [___]. Заполняйте ссылки по фактически подготовленным документам.</w:t>
       </w:r>
     </w:p>
     <w:p>
       <w:pPr>
-        <w:pStyle w:val="ListBullet"/>
+        <w:pStyle w:val="Heading1"/>
+        <w:keepNext/>
+        <w:pageBreakBefore w:val="0"/>
       </w:pPr>
       <w:r>
-        <w:t>Эскиз/чертёж/дефектная ведомость: [___]</w:t>
+        <w:t>Решение по объёму</w:t>
+      </w:r>
+    </w:p>
+    <w:p>
+      <w:r>
+        <w:t>□ Объём по позициям № [___] согласован сторонами в указанных границах и единицах измерения.</w:t>
+      </w:r>
+    </w:p>
+    <w:p>
+      <w:r>
+        <w:t>□ По позициям № [___] нужны уточнения: [___]. Срок ответа [___].</w:t>
+      </w:r>
+    </w:p>
+    <w:p>
+      <w:r>
+        <w:t>□ Позиции № [___] заказчик не согласовал; ответ № [___] от [___].</w:t>
+      </w:r>
+    </w:p>
+    <w:p>
+      <w:r>
+        <w:t>Подписанные обеими сторонами позиции с отметкой «согласован» фиксируют решение об объёме. Цена, порядок оплаты и изменение сроков отражаются в названных документах 11 и 12 после их оформления.</w:t>
       </w:r>
     </w:p>
     <w:p>
       <w:pPr>
-        <w:pStyle w:val="ListBullet"/>
+        <w:pStyle w:val="Heading1"/>
+        <w:keepNext/>
+        <w:pageBreakBefore w:val="0"/>
       </w:pPr>
       <w:r>
-        <w:t>Способ подтверждения факта: [___]</w:t>
+        <w:t>Направление и подписи</w:t>
+      </w:r>
+    </w:p>
+    <w:tbl>
+      <w:tblPr>
+        <w:tblStyle w:val="TableGrid"/>
+        <w:tblW w:type="auto" w:w="0"/>
+        <w:jc w:val="center"/>
+        <w:tblLayout w:type="fixed"/>
+        <w:tblLook w:firstColumn="1" w:firstRow="1" w:lastColumn="0" w:lastRow="0" w:noHBand="0" w:noVBand="1" w:val="04A0"/>
+      </w:tblPr>
+      <w:tblGrid>
+        <w:gridCol w:w="2268"/>
+        <w:gridCol w:w="7427"/>
+      </w:tblGrid>
+      <w:tr>
+        <w:trPr>
+          <w:cantSplit/>
+        </w:trPr>
+        <w:tc>
+          <w:tcPr>
+            <w:tcW w:type="dxa" w:w="2268"/>
+            <w:vAlign w:val="center"/>
+            <w:shd w:fill="F3F0E8"/>
+          </w:tcPr>
+          <w:p>
+            <w:pPr>
+              <w:spacing w:after="0"/>
+            </w:pPr>
+            <w:r/>
+            <w:r>
+              <w:rPr>
+                <w:b/>
+                <w:color w:val="262F37"/>
+                <w:sz w:val="18"/>
+              </w:rPr>
+              <w:t>Передача</w:t>
+            </w:r>
+          </w:p>
+        </w:tc>
+        <w:tc>
+          <w:tcPr>
+            <w:tcW w:type="dxa" w:w="7427"/>
+            <w:vAlign w:val="center"/>
+          </w:tcPr>
+          <w:p>
+            <w:pPr>
+              <w:spacing w:after="0"/>
+            </w:pPr>
+            <w:r/>
+            <w:r>
+              <w:rPr>
+                <w:b w:val="0"/>
+                <w:color w:val="262F37"/>
+                <w:sz w:val="18"/>
+              </w:rPr>
+              <w:t>Канал [___], дата [___], адресат [___], подтверждение доставки [___]</w:t>
+            </w:r>
+          </w:p>
+        </w:tc>
+      </w:tr>
+      <w:tr>
+        <w:trPr>
+          <w:cantSplit/>
+        </w:trPr>
+        <w:tc>
+          <w:tcPr>
+            <w:tcW w:type="dxa" w:w="2268"/>
+            <w:vAlign w:val="center"/>
+            <w:shd w:fill="F3F0E8"/>
+          </w:tcPr>
+          <w:p>
+            <w:pPr>
+              <w:spacing w:after="0"/>
+            </w:pPr>
+            <w:r/>
+            <w:r>
+              <w:rPr>
+                <w:b/>
+                <w:color w:val="262F37"/>
+                <w:sz w:val="18"/>
+              </w:rPr>
+              <w:t>Ответ</w:t>
+            </w:r>
+          </w:p>
+        </w:tc>
+        <w:tc>
+          <w:tcPr>
+            <w:tcW w:type="dxa" w:w="7427"/>
+            <w:vAlign w:val="center"/>
+          </w:tcPr>
+          <w:p>
+            <w:pPr>
+              <w:spacing w:after="0"/>
+            </w:pPr>
+            <w:r/>
+            <w:r>
+              <w:rPr>
+                <w:b w:val="0"/>
+                <w:color w:val="262F37"/>
+                <w:sz w:val="18"/>
+              </w:rPr>
+              <w:t>Дата [___], входящий № / письмо [___], связь с позициями [___]</w:t>
+            </w:r>
+          </w:p>
+        </w:tc>
+      </w:tr>
+    </w:tbl>
+    <w:tbl>
+      <w:tblPr>
+        <w:tblStyle w:val="TableGrid"/>
+        <w:tblW w:type="auto" w:w="0"/>
+        <w:tblLook w:firstColumn="1" w:firstRow="1" w:lastColumn="0" w:lastRow="0" w:noHBand="0" w:noVBand="1" w:val="04A0"/>
+      </w:tblPr>
+      <w:tblGrid>
+        <w:gridCol w:w="4933"/>
+        <w:gridCol w:w="4933"/>
+      </w:tblGrid>
+      <w:tr>
+        <w:trPr>
+          <w:cantSplit/>
+        </w:trPr>
+        <w:tc>
+          <w:tcPr>
+            <w:tcW w:type="dxa" w:w="4933"/>
+            <w:vAlign w:val="center"/>
+            <w:shd w:fill="F3F0E8"/>
+          </w:tcPr>
+          <w:p>
+            <w:pPr>
+              <w:spacing w:after="0"/>
+            </w:pPr>
+            <w:r/>
+            <w:r>
+              <w:rPr>
+                <w:b/>
+                <w:color w:val="262F37"/>
+                <w:sz w:val="18"/>
+              </w:rPr>
+              <w:t>Подрядчик</w:t>
+            </w:r>
+          </w:p>
+        </w:tc>
+        <w:tc>
+          <w:tcPr>
+            <w:tcW w:type="dxa" w:w="4933"/>
+            <w:vAlign w:val="center"/>
+            <w:shd w:fill="F3F0E8"/>
+          </w:tcPr>
+          <w:p>
+            <w:pPr>
+              <w:spacing w:after="0"/>
+            </w:pPr>
+            <w:r/>
+            <w:r>
+              <w:rPr>
+                <w:b/>
+                <w:color w:val="262F37"/>
+                <w:sz w:val="18"/>
+              </w:rPr>
+              <w:t>Заказчик</w:t>
+            </w:r>
+          </w:p>
+        </w:tc>
+      </w:tr>
+      <w:tr>
+        <w:trPr>
+          <w:cantSplit/>
+        </w:trPr>
+        <w:tc>
+          <w:tcPr>
+            <w:tcW w:type="dxa" w:w="4933"/>
+            <w:vAlign w:val="center"/>
+          </w:tcPr>
+          <w:p>
+            <w:pPr>
+              <w:spacing w:after="0"/>
+            </w:pPr>
+            <w:r/>
+            <w:r>
+              <w:rPr>
+                <w:b w:val="0"/>
+                <w:color w:val="262F37"/>
+                <w:sz w:val="18"/>
+              </w:rPr>
+              <w:t>Должность, Ф. И. О. [___]</w:t>
+            </w:r>
+          </w:p>
+        </w:tc>
+        <w:tc>
+          <w:tcPr>
+            <w:tcW w:type="dxa" w:w="4933"/>
+            <w:vAlign w:val="center"/>
+          </w:tcPr>
+          <w:p>
+            <w:pPr>
+              <w:spacing w:after="0"/>
+            </w:pPr>
+            <w:r/>
+            <w:r>
+              <w:rPr>
+                <w:b w:val="0"/>
+                <w:color w:val="262F37"/>
+                <w:sz w:val="18"/>
+              </w:rPr>
+              <w:t>Должность, Ф. И. О. [___]</w:t>
+            </w:r>
+          </w:p>
+        </w:tc>
+      </w:tr>
+      <w:tr>
+        <w:trPr>
+          <w:cantSplit/>
+        </w:trPr>
+        <w:tc>
+          <w:tcPr>
+            <w:tcW w:type="dxa" w:w="4933"/>
+            <w:vAlign w:val="center"/>
+          </w:tcPr>
+          <w:p>
+            <w:pPr>
+              <w:spacing w:after="0"/>
+            </w:pPr>
+            <w:r/>
+            <w:r>
+              <w:rPr>
+                <w:b w:val="0"/>
+                <w:color w:val="262F37"/>
+                <w:sz w:val="18"/>
+              </w:rPr>
+              <w:t>Основание полномочий [___]</w:t>
+            </w:r>
+          </w:p>
+        </w:tc>
+        <w:tc>
+          <w:tcPr>
+            <w:tcW w:type="dxa" w:w="4933"/>
+            <w:vAlign w:val="center"/>
+          </w:tcPr>
+          <w:p>
+            <w:pPr>
+              <w:spacing w:after="0"/>
+            </w:pPr>
+            <w:r/>
+            <w:r>
+              <w:rPr>
+                <w:b w:val="0"/>
+                <w:color w:val="262F37"/>
+                <w:sz w:val="18"/>
+              </w:rPr>
+              <w:t>Основание полномочий [___]</w:t>
+            </w:r>
+          </w:p>
+        </w:tc>
+      </w:tr>
+      <w:tr>
+        <w:trPr>
+          <w:cantSplit/>
+        </w:trPr>
+        <w:tc>
+          <w:tcPr>
+            <w:tcW w:type="dxa" w:w="4933"/>
+            <w:vAlign w:val="center"/>
+          </w:tcPr>
+          <w:p>
+            <w:pPr>
+              <w:spacing w:after="0"/>
+            </w:pPr>
+            <w:r/>
+            <w:r>
+              <w:rPr>
+                <w:b w:val="0"/>
+                <w:color w:val="262F37"/>
+                <w:sz w:val="18"/>
+              </w:rPr>
+              <w:t>Подпись [___]  Дата [___]</w:t>
+            </w:r>
+          </w:p>
+        </w:tc>
+        <w:tc>
+          <w:tcPr>
+            <w:tcW w:type="dxa" w:w="4933"/>
+            <w:vAlign w:val="center"/>
+          </w:tcPr>
+          <w:p>
+            <w:pPr>
+              <w:spacing w:after="0"/>
+            </w:pPr>
+            <w:r/>
+            <w:r>
+              <w:rPr>
+                <w:b w:val="0"/>
+                <w:color w:val="262F37"/>
+                <w:sz w:val="18"/>
+              </w:rPr>
+              <w:t>Подпись [___]  Дата [___]</w:t>
+            </w:r>
+          </w:p>
+        </w:tc>
+      </w:tr>
+    </w:tbl>
+    <w:p>
+      <w:r>
+        <w:t>Копию подписанного документа и приложения сохраните вместе с договором, уведомлением 03 и записью в журнале 08.</w:t>
       </w:r>
     </w:p>
     <w:sectPr>
-      <w:headerReference w:type="default" r:id="rId9"/>
-      <w:footerReference w:type="default" r:id="rId10"/>
-      <w:pgSz w:w="12240" w:h="15840"/>
-      <w:pgMar w:top="1440" w:right="1440" w:bottom="1440" w:left="1440" w:header="708" w:footer="708" w:gutter="0"/>
+      <w:pgSz w:w="11906" w:h="16838"/>
+      <w:pgMar w:top="964" w:right="1020" w:bottom="964" w:left="1020" w:header="720" w:footer="720" w:gutter="0"/>
       <w:cols w:space="720"/>
       <w:docGrid w:linePitch="360"/>
     </w:sectPr>
   </w:body>
 </w:document>
-</file>
-
-<file path=word/footer1.xml><?xml version="1.0" encoding="utf-8"?>
-<w:ftr xmlns:m="http://schemas.openxmlformats.org/officeDocument/2006/math" xmlns:mc="http://schemas.openxmlformats.org/markup-compatibility/2006" xmlns:mo="http://schemas.microsoft.com/office/mac/office/2008/main" xmlns:mv="urn:schemas-microsoft-com:mac:vml" xmlns:o="urn:schemas-microsoft-com:office:office" xmlns:r="http://schemas.openxmlformats.org/officeDocument/2006/relationships" xmlns:v="urn:schemas-microsoft-com:vml" xmlns:w10="urn:schemas-microsoft-com:office:word" xmlns:w14="http://schemas.microsoft.com/office/word/2010/wordml" xmlns:w="http://schemas.openxmlformats.org/wordprocessingml/2006/main" xmlns:wne="http://schemas.microsoft.com/office/word/2006/wordml" xmlns:wp14="http://schemas.microsoft.com/office/word/2010/wordprocessingDrawing" xmlns:wp="http://schemas.openxmlformats.org/drawingml/2006/wordprocessingDrawing" xmlns:wpc="http://schemas.microsoft.com/office/word/2010/wordprocessingCanvas" xmlns:wpg="http://schemas.microsoft.com/office/word/2010/wordprocessingGroup" xmlns:wpi="http://schemas.microsoft.com/office/word/2010/wordprocessingInk" xmlns:wps="http://schemas.microsoft.com/office/word/2010/wordprocessingShape" mc:Ignorable="w14 wp14">
-  <w:p>
-    <w:pPr>
-      <w:pStyle w:val="Footer"/>
-      <w:jc w:val="center"/>
-    </w:pPr>
-    <w:r/>
-  </w:p>
-</w:ftr>
-</file>
-
-<file path=word/header1.xml><?xml version="1.0" encoding="utf-8"?>
-<w:hdr xmlns:m="http://schemas.openxmlformats.org/officeDocument/2006/math" xmlns:mc="http://schemas.openxmlformats.org/markup-compatibility/2006" xmlns:mo="http://schemas.microsoft.com/office/mac/office/2008/main" xmlns:mv="urn:schemas-microsoft-com:mac:vml" xmlns:o="urn:schemas-microsoft-com:office:office" xmlns:r="http://schemas.openxmlformats.org/officeDocument/2006/relationships" xmlns:v="urn:schemas-microsoft-com:vml" xmlns:w10="urn:schemas-microsoft-com:office:word" xmlns:w14="http://schemas.microsoft.com/office/word/2010/wordml" xmlns:w="http://schemas.openxmlformats.org/wordprocessingml/2006/main" xmlns:wne="http://schemas.microsoft.com/office/word/2006/wordml" xmlns:wp14="http://schemas.microsoft.com/office/word/2010/wordprocessingDrawing" xmlns:wp="http://schemas.openxmlformats.org/drawingml/2006/wordprocessingDrawing" xmlns:wpc="http://schemas.microsoft.com/office/word/2010/wordprocessingCanvas" xmlns:wpg="http://schemas.microsoft.com/office/word/2010/wordprocessingGroup" xmlns:wpi="http://schemas.microsoft.com/office/word/2010/wordprocessingInk" xmlns:wps="http://schemas.microsoft.com/office/word/2010/wordprocessingShape" mc:Ignorable="w14 wp14">
-  <w:p>
-    <w:pPr>
-      <w:pStyle w:val="Header"/>
-    </w:pPr>
-    <w:r/>
-  </w:p>
-</w:hdr>
 </file>
 
 <file path=word/numbering.xml><?xml version="1.0" encoding="utf-8"?>
@@ -468,11 +1968,12 @@
     <w:qFormat/>
     <w:rsid w:val="00FC693F"/>
     <w:pPr>
-      <w:spacing w:after="120" w:line="300" w:lineRule="auto"/>
+      <w:spacing w:after="100"/>
     </w:pPr>
     <w:rPr>
-      <w:rFonts w:ascii="Arial" w:hAnsi="Arial"/>
-      <w:sz w:val="22"/>
+      <w:rFonts w:ascii="Times New Roman" w:hAnsi="Times New Roman"/>
+      <w:color w:val="262F37"/>
+      <w:sz w:val="21"/>
     </w:rPr>
   </w:style>
   <w:style w:type="paragraph" w:styleId="Header">
@@ -530,15 +2031,15 @@
     <w:pPr>
       <w:keepNext/>
       <w:keepLines/>
-      <w:spacing w:before="360" w:after="200"/>
+      <w:spacing w:before="180" w:after="100"/>
       <w:outlineLvl w:val="0"/>
     </w:pPr>
     <w:rPr>
-      <w:rFonts w:asciiTheme="majorHAnsi" w:eastAsiaTheme="majorEastAsia" w:hAnsiTheme="majorHAnsi" w:cstheme="majorBidi" w:ascii="Arial" w:hAnsi="Arial"/>
+      <w:rFonts w:asciiTheme="majorHAnsi" w:eastAsiaTheme="majorEastAsia" w:hAnsiTheme="majorHAnsi" w:cstheme="majorBidi" w:ascii="Times New Roman" w:hAnsi="Times New Roman"/>
       <w:b/>
       <w:bCs/>
-      <w:color w:val="2E74B5"/>
-      <w:sz w:val="32"/>
+      <w:color w:val="8E6F32"/>
+      <w:sz w:val="24"/>
       <w:szCs w:val="28"/>
     </w:rPr>
   </w:style>
@@ -554,14 +2055,14 @@
     <w:pPr>
       <w:keepNext/>
       <w:keepLines/>
-      <w:spacing w:before="280" w:after="140"/>
+      <w:spacing w:before="200" w:after="0"/>
       <w:outlineLvl w:val="1"/>
     </w:pPr>
     <w:rPr>
-      <w:rFonts w:asciiTheme="majorHAnsi" w:eastAsiaTheme="majorEastAsia" w:hAnsiTheme="majorHAnsi" w:cstheme="majorBidi" w:ascii="Arial" w:hAnsi="Arial"/>
+      <w:rFonts w:asciiTheme="majorHAnsi" w:eastAsiaTheme="majorEastAsia" w:hAnsiTheme="majorHAnsi" w:cstheme="majorBidi"/>
       <w:b/>
       <w:bCs/>
-      <w:color w:val="2E74B5"/>
+      <w:color w:val="4F81BD" w:themeColor="accent1"/>
       <w:sz w:val="26"/>
       <w:szCs w:val="26"/>
     </w:rPr>
@@ -819,15 +2320,16 @@
       <w:pBdr>
         <w:bottom w:val="single" w:sz="8" w:space="4" w:color="4F81BD" w:themeColor="accent1"/>
       </w:pBdr>
-      <w:spacing w:after="240" w:line="240" w:lineRule="auto" w:before="0"/>
+      <w:spacing w:after="100" w:line="240" w:lineRule="auto" w:before="0"/>
       <w:contextualSpacing/>
     </w:pPr>
     <w:rPr>
-      <w:rFonts w:asciiTheme="majorHAnsi" w:eastAsiaTheme="majorEastAsia" w:hAnsiTheme="majorHAnsi" w:cstheme="majorBidi" w:ascii="Arial" w:hAnsi="Arial"/>
-      <w:color w:val="242629"/>
+      <w:rFonts w:asciiTheme="majorHAnsi" w:eastAsiaTheme="majorEastAsia" w:hAnsiTheme="majorHAnsi" w:cstheme="majorBidi" w:ascii="Times New Roman" w:hAnsi="Times New Roman"/>
+      <w:b/>
+      <w:color w:val="262F37"/>
       <w:spacing w:val="5"/>
       <w:kern w:val="28"/>
-      <w:sz w:val="50"/>
+      <w:sz w:val="34"/>
       <w:szCs w:val="52"/>
     </w:rPr>
   </w:style>

--- a/products-storage/02-dopraboty-bez-poter/02-soglasovanie-obema.docx
+++ b/products-storage/02-dopraboty-bez-poter/02-soglasovanie-obema.docx
@@ -5,9 +5,16 @@
     <w:p>
       <w:pPr>
         <w:pStyle w:val="Title"/>
+        <w:spacing w:after="180"/>
         <w:jc w:val="left"/>
       </w:pPr>
       <w:r>
+        <w:rPr>
+          <w:rFonts w:ascii="Times New Roman" w:hAnsi="Times New Roman"/>
+          <w:b/>
+          <w:color w:val="000000"/>
+          <w:sz w:val="34"/>
+        </w:rPr>
         <w:t>Согласование объёма дополнительных работ</w:t>
       </w:r>
     </w:p>
@@ -2317,16 +2324,13 @@
     <w:qFormat/>
     <w:rsid w:val="00FC693F"/>
     <w:pPr>
-      <w:pBdr>
-        <w:bottom w:val="single" w:sz="8" w:space="4" w:color="4F81BD" w:themeColor="accent1"/>
-      </w:pBdr>
-      <w:spacing w:after="100" w:line="240" w:lineRule="auto" w:before="0"/>
+      <w:spacing w:after="180" w:line="240" w:lineRule="auto"/>
       <w:contextualSpacing/>
     </w:pPr>
     <w:rPr>
       <w:rFonts w:asciiTheme="majorHAnsi" w:eastAsiaTheme="majorEastAsia" w:hAnsiTheme="majorHAnsi" w:cstheme="majorBidi" w:ascii="Times New Roman" w:hAnsi="Times New Roman"/>
       <w:b/>
-      <w:color w:val="262F37"/>
+      <w:color w:val="000000"/>
       <w:spacing w:val="5"/>
       <w:kern w:val="28"/>
       <w:sz w:val="34"/>

--- a/products-storage/02-dopraboty-bez-poter/02-soglasovanie-obema.docx
+++ b/products-storage/02-dopraboty-bez-poter/02-soglasovanie-obema.docx
@@ -5,230 +5,929 @@
     <w:p>
       <w:pPr>
         <w:pStyle w:val="Title"/>
+        <w:spacing w:after="180"/>
+        <w:jc w:val="left"/>
       </w:pPr>
       <w:r>
         <w:rPr>
+          <w:rFonts w:ascii="Times New Roman" w:hAnsi="Times New Roman"/>
           <w:b/>
+          <w:color w:val="000000"/>
+          <w:sz w:val="34"/>
         </w:rPr>
         <w:t>Согласование объёма дополнительных работ</w:t>
       </w:r>
     </w:p>
     <w:p>
       <w:r>
-        <w:rPr>
-          <w:i/>
-          <w:color w:val="E85D22"/>
-        </w:rPr>
-        <w:t>Заполните поля в квадратных скобках и удалите подсказки перед отправкой.</w:t>
+        <w:t>Заполните данные объекта и выберите один маршрут. Для направления заказчику сохраните экземпляр и подтверждение доставки; после ответа зафиксируйте решение по позициям.</w:t>
       </w:r>
     </w:p>
     <w:p>
       <w:pPr>
         <w:pStyle w:val="Heading1"/>
+        <w:keepNext/>
+        <w:pageBreakBefore w:val="0"/>
       </w:pPr>
       <w:r>
-        <w:t>Факт</w:t>
-      </w:r>
-    </w:p>
-    <w:p>
-      <w:pPr>
-        <w:pStyle w:val="ListBullet"/>
-      </w:pPr>
-      <w:r>
-        <w:t>Причина появления: [___]</w:t>
-      </w:r>
-    </w:p>
-    <w:p>
-      <w:pPr>
-        <w:pStyle w:val="ListBullet"/>
-      </w:pPr>
-      <w:r>
-        <w:t>Отличие от исходного объёма: [___]</w:t>
-      </w:r>
-    </w:p>
-    <w:p>
-      <w:pPr>
-        <w:pStyle w:val="Heading1"/>
-      </w:pPr>
-      <w:r>
-        <w:t>Согласовано</w:t>
-      </w:r>
-    </w:p>
-    <w:p>
-      <w:pPr>
-        <w:pStyle w:val="ListBullet"/>
-      </w:pPr>
-      <w:r>
-        <w:t>Наименование, единица, количество: [___]</w:t>
-      </w:r>
-    </w:p>
-    <w:p>
-      <w:pPr>
-        <w:pStyle w:val="ListBullet"/>
-      </w:pPr>
-      <w:r>
-        <w:t>Эскиз/чертёж/дефектная ведомость: [___]</w:t>
-      </w:r>
-    </w:p>
-    <w:p>
-      <w:pPr>
-        <w:pStyle w:val="ListBullet"/>
-      </w:pPr>
-      <w:r>
-        <w:t>Способ подтверждения факта: [___]</w:t>
-      </w:r>
-    </w:p>
-    <w:p>
-      <w:pPr>
-        <w:pStyle w:val="Heading1"/>
-      </w:pPr>
-      <w:r>
-        <w:t>Контроль перед использованием</w:t>
+        <w:t>Реквизиты</w:t>
       </w:r>
     </w:p>
     <w:tbl>
       <w:tblPr>
+        <w:tblStyle w:val="TableGrid"/>
         <w:tblW w:type="auto" w:w="0"/>
         <w:jc w:val="center"/>
         <w:tblLayout w:type="fixed"/>
         <w:tblLook w:firstColumn="1" w:firstRow="1" w:lastColumn="0" w:lastRow="0" w:noHBand="0" w:noVBand="1" w:val="04A0"/>
       </w:tblPr>
       <w:tblGrid>
-        <w:gridCol w:w="1800"/>
-        <w:gridCol w:w="7560"/>
+        <w:gridCol w:w="2268"/>
+        <w:gridCol w:w="7427"/>
       </w:tblGrid>
       <w:tr>
+        <w:trPr>
+          <w:cantSplit/>
+        </w:trPr>
         <w:tc>
           <w:tcPr>
-            <w:tcW w:type="dxa" w:w="4680"/>
-            <w:shd w:fill="E9E5DC"/>
+            <w:tcW w:type="dxa" w:w="2268"/>
             <w:vAlign w:val="center"/>
+            <w:shd w:fill="F3F0E8"/>
           </w:tcPr>
           <w:p>
+            <w:pPr>
+              <w:spacing w:after="0"/>
+            </w:pPr>
+            <w:r/>
             <w:r>
-              <w:t>Статус</w:t>
+              <w:rPr>
+                <w:b/>
+                <w:color w:val="262F37"/>
+                <w:sz w:val="18"/>
+              </w:rPr>
+              <w:t>Номер и дата</w:t>
             </w:r>
           </w:p>
         </w:tc>
         <w:tc>
           <w:tcPr>
-            <w:tcW w:type="dxa" w:w="4680"/>
-            <w:shd w:fill="E9E5DC"/>
+            <w:tcW w:type="dxa" w:w="7427"/>
             <w:vAlign w:val="center"/>
           </w:tcPr>
           <w:p>
+            <w:pPr>
+              <w:spacing w:after="0"/>
+            </w:pPr>
+            <w:r/>
             <w:r>
-              <w:t>Проверка</w:t>
+              <w:rPr>
+                <w:b w:val="0"/>
+                <w:color w:val="262F37"/>
+                <w:sz w:val="18"/>
+              </w:rPr>
+              <w:t>№ [___] от [___]; место составления [___]</w:t>
             </w:r>
           </w:p>
         </w:tc>
       </w:tr>
       <w:tr>
+        <w:trPr>
+          <w:cantSplit/>
+        </w:trPr>
         <w:tc>
           <w:tcPr>
-            <w:tcW w:type="dxa" w:w="1800"/>
+            <w:tcW w:type="dxa" w:w="2268"/>
+            <w:vAlign w:val="center"/>
+            <w:shd w:fill="F3F0E8"/>
           </w:tcPr>
           <w:p>
+            <w:pPr>
+              <w:spacing w:after="0"/>
+            </w:pPr>
+            <w:r/>
             <w:r>
-              <w:t>☐</w:t>
+              <w:rPr>
+                <w:b/>
+                <w:color w:val="262F37"/>
+                <w:sz w:val="18"/>
+              </w:rPr>
+              <w:t>Договор</w:t>
             </w:r>
           </w:p>
         </w:tc>
         <w:tc>
           <w:tcPr>
-            <w:tcW w:type="dxa" w:w="7560"/>
+            <w:tcW w:type="dxa" w:w="7427"/>
+            <w:vAlign w:val="center"/>
           </w:tcPr>
           <w:p>
+            <w:pPr>
+              <w:spacing w:after="0"/>
+            </w:pPr>
+            <w:r/>
             <w:r>
-              <w:t>Сверено с договором и приложениями</w:t>
+              <w:rPr>
+                <w:b w:val="0"/>
+                <w:color w:val="262F37"/>
+                <w:sz w:val="18"/>
+              </w:rPr>
+              <w:t>Договор подряда № [___] от [___], приложение / раздел исходного объёма [___]</w:t>
             </w:r>
           </w:p>
         </w:tc>
       </w:tr>
       <w:tr>
+        <w:trPr>
+          <w:cantSplit/>
+        </w:trPr>
         <w:tc>
           <w:tcPr>
-            <w:tcW w:type="dxa" w:w="1800"/>
+            <w:tcW w:type="dxa" w:w="2268"/>
+            <w:vAlign w:val="center"/>
+            <w:shd w:fill="F3F0E8"/>
           </w:tcPr>
           <w:p>
+            <w:pPr>
+              <w:spacing w:after="0"/>
+            </w:pPr>
+            <w:r/>
             <w:r>
-              <w:t>☐</w:t>
+              <w:rPr>
+                <w:b/>
+                <w:color w:val="262F37"/>
+                <w:sz w:val="18"/>
+              </w:rPr>
+              <w:t>Объект</w:t>
             </w:r>
           </w:p>
         </w:tc>
         <w:tc>
           <w:tcPr>
-            <w:tcW w:type="dxa" w:w="7560"/>
+            <w:tcW w:type="dxa" w:w="7427"/>
+            <w:vAlign w:val="center"/>
           </w:tcPr>
           <w:p>
+            <w:pPr>
+              <w:spacing w:after="0"/>
+            </w:pPr>
+            <w:r/>
             <w:r>
-              <w:t>Проверены полномочия подписанта и адресат</w:t>
+              <w:rPr>
+                <w:b w:val="0"/>
+                <w:color w:val="262F37"/>
+                <w:sz w:val="18"/>
+              </w:rPr>
+              <w:t>Название, адрес, участок или захватка [___]</w:t>
             </w:r>
           </w:p>
         </w:tc>
       </w:tr>
       <w:tr>
+        <w:trPr>
+          <w:cantSplit/>
+        </w:trPr>
         <w:tc>
           <w:tcPr>
-            <w:tcW w:type="dxa" w:w="1800"/>
+            <w:tcW w:type="dxa" w:w="2268"/>
+            <w:vAlign w:val="center"/>
+            <w:shd w:fill="F3F0E8"/>
           </w:tcPr>
           <w:p>
+            <w:pPr>
+              <w:spacing w:after="0"/>
+            </w:pPr>
+            <w:r/>
             <w:r>
-              <w:t>☐</w:t>
+              <w:rPr>
+                <w:b/>
+                <w:color w:val="262F37"/>
+                <w:sz w:val="18"/>
+              </w:rPr>
+              <w:t>Подрядчик</w:t>
             </w:r>
           </w:p>
         </w:tc>
         <w:tc>
           <w:tcPr>
-            <w:tcW w:type="dxa" w:w="7560"/>
+            <w:tcW w:type="dxa" w:w="7427"/>
+            <w:vAlign w:val="center"/>
           </w:tcPr>
           <w:p>
+            <w:pPr>
+              <w:spacing w:after="0"/>
+            </w:pPr>
+            <w:r/>
             <w:r>
-              <w:t>Приложения названы и приложены</w:t>
+              <w:rPr>
+                <w:b w:val="0"/>
+                <w:color w:val="262F37"/>
+                <w:sz w:val="18"/>
+              </w:rPr>
+              <w:t>Полное наименование, ИНН, адрес [___]</w:t>
             </w:r>
           </w:p>
         </w:tc>
       </w:tr>
       <w:tr>
+        <w:trPr>
+          <w:cantSplit/>
+        </w:trPr>
         <w:tc>
           <w:tcPr>
-            <w:tcW w:type="dxa" w:w="1800"/>
+            <w:tcW w:type="dxa" w:w="2268"/>
+            <w:vAlign w:val="center"/>
+            <w:shd w:fill="F3F0E8"/>
           </w:tcPr>
           <w:p>
+            <w:pPr>
+              <w:spacing w:after="0"/>
+            </w:pPr>
+            <w:r/>
             <w:r>
-              <w:t>☐</w:t>
+              <w:rPr>
+                <w:b/>
+                <w:color w:val="262F37"/>
+                <w:sz w:val="18"/>
+              </w:rPr>
+              <w:t>Заказчик</w:t>
             </w:r>
           </w:p>
         </w:tc>
         <w:tc>
           <w:tcPr>
-            <w:tcW w:type="dxa" w:w="7560"/>
+            <w:tcW w:type="dxa" w:w="7427"/>
+            <w:vAlign w:val="center"/>
           </w:tcPr>
           <w:p>
+            <w:pPr>
+              <w:spacing w:after="0"/>
+            </w:pPr>
+            <w:r/>
             <w:r>
-              <w:t>Зафиксирован доказуемый канал отправки</w:t>
+              <w:rPr>
+                <w:b w:val="0"/>
+                <w:color w:val="262F37"/>
+                <w:sz w:val="18"/>
+              </w:rPr>
+              <w:t>Полное наименование, ИНН, адрес [___]</w:t>
+            </w:r>
+          </w:p>
+        </w:tc>
+      </w:tr>
+    </w:tbl>
+    <w:p>
+      <w:pPr>
+        <w:pStyle w:val="Heading1"/>
+        <w:keepNext/>
+        <w:pageBreakBefore w:val="0"/>
+      </w:pPr>
+      <w:r>
+        <w:t>Основание для дополнительного объёма</w:t>
+      </w:r>
+    </w:p>
+    <w:tbl>
+      <w:tblPr>
+        <w:tblStyle w:val="TableGrid"/>
+        <w:tblW w:type="auto" w:w="0"/>
+        <w:jc w:val="center"/>
+        <w:tblLayout w:type="fixed"/>
+        <w:tblLook w:firstColumn="1" w:firstRow="1" w:lastColumn="0" w:lastRow="0" w:noHBand="0" w:noVBand="1" w:val="04A0"/>
+      </w:tblPr>
+      <w:tblGrid>
+        <w:gridCol w:w="2268"/>
+        <w:gridCol w:w="7427"/>
+      </w:tblGrid>
+      <w:tr>
+        <w:trPr>
+          <w:cantSplit/>
+        </w:trPr>
+        <w:tc>
+          <w:tcPr>
+            <w:tcW w:type="dxa" w:w="2268"/>
+            <w:vAlign w:val="center"/>
+            <w:shd w:fill="F3F0E8"/>
+          </w:tcPr>
+          <w:p>
+            <w:pPr>
+              <w:spacing w:after="0"/>
+            </w:pPr>
+            <w:r/>
+            <w:r>
+              <w:rPr>
+                <w:b/>
+                <w:color w:val="262F37"/>
+                <w:sz w:val="18"/>
+              </w:rPr>
+              <w:t>Источник задания</w:t>
+            </w:r>
+          </w:p>
+        </w:tc>
+        <w:tc>
+          <w:tcPr>
+            <w:tcW w:type="dxa" w:w="7427"/>
+            <w:vAlign w:val="center"/>
+          </w:tcPr>
+          <w:p>
+            <w:pPr>
+              <w:spacing w:after="0"/>
+            </w:pPr>
+            <w:r/>
+            <w:r>
+              <w:rPr>
+                <w:b w:val="0"/>
+                <w:color w:val="262F37"/>
+                <w:sz w:val="18"/>
+              </w:rPr>
+              <w:t>Поручение, письмо, протокол или выявленное обстоятельство: кто, когда, № документа [___]</w:t>
             </w:r>
           </w:p>
         </w:tc>
       </w:tr>
       <w:tr>
+        <w:trPr>
+          <w:cantSplit/>
+        </w:trPr>
         <w:tc>
           <w:tcPr>
-            <w:tcW w:type="dxa" w:w="1800"/>
+            <w:tcW w:type="dxa" w:w="2268"/>
+            <w:vAlign w:val="center"/>
+            <w:shd w:fill="F3F0E8"/>
           </w:tcPr>
           <w:p>
+            <w:pPr>
+              <w:spacing w:after="0"/>
+            </w:pPr>
+            <w:r/>
             <w:r>
-              <w:t>☐</w:t>
+              <w:rPr>
+                <w:b/>
+                <w:color w:val="262F37"/>
+                <w:sz w:val="18"/>
+              </w:rPr>
+              <w:t>Исходный объём</w:t>
             </w:r>
           </w:p>
         </w:tc>
         <w:tc>
           <w:tcPr>
-            <w:tcW w:type="dxa" w:w="7560"/>
+            <w:tcW w:type="dxa" w:w="7427"/>
+            <w:vAlign w:val="center"/>
           </w:tcPr>
           <w:p>
+            <w:pPr>
+              <w:spacing w:after="0"/>
+            </w:pPr>
+            <w:r/>
             <w:r>
-              <w:t>Юридически значимые формулировки проверены специалистом под объект</w:t>
+              <w:rPr>
+                <w:b w:val="0"/>
+                <w:color w:val="262F37"/>
+                <w:sz w:val="18"/>
+              </w:rPr>
+              <w:t>Пункт договора, сметы, проекта или ведомости и соответствующая позиция [___]</w:t>
+            </w:r>
+          </w:p>
+        </w:tc>
+      </w:tr>
+      <w:tr>
+        <w:trPr>
+          <w:cantSplit/>
+        </w:trPr>
+        <w:tc>
+          <w:tcPr>
+            <w:tcW w:type="dxa" w:w="2268"/>
+            <w:vAlign w:val="center"/>
+            <w:shd w:fill="F3F0E8"/>
+          </w:tcPr>
+          <w:p>
+            <w:pPr>
+              <w:spacing w:after="0"/>
+            </w:pPr>
+            <w:r/>
+            <w:r>
+              <w:rPr>
+                <w:b/>
+                <w:color w:val="262F37"/>
+                <w:sz w:val="18"/>
+              </w:rPr>
+              <w:t>Причина отличия</w:t>
+            </w:r>
+          </w:p>
+        </w:tc>
+        <w:tc>
+          <w:tcPr>
+            <w:tcW w:type="dxa" w:w="7427"/>
+            <w:vAlign w:val="center"/>
+          </w:tcPr>
+          <w:p>
+            <w:pPr>
+              <w:spacing w:after="0"/>
+            </w:pPr>
+            <w:r/>
+            <w:r>
+              <w:rPr>
+                <w:b w:val="0"/>
+                <w:color w:val="262F37"/>
+                <w:sz w:val="18"/>
+              </w:rPr>
+              <w:t>Что обнаружено или изменено на объекте и почему нужна отдельная позиция [___]</w:t>
+            </w:r>
+          </w:p>
+        </w:tc>
+      </w:tr>
+      <w:tr>
+        <w:trPr>
+          <w:cantSplit/>
+        </w:trPr>
+        <w:tc>
+          <w:tcPr>
+            <w:tcW w:type="dxa" w:w="2268"/>
+            <w:vAlign w:val="center"/>
+            <w:shd w:fill="F3F0E8"/>
+          </w:tcPr>
+          <w:p>
+            <w:pPr>
+              <w:spacing w:after="0"/>
+            </w:pPr>
+            <w:r/>
+            <w:r>
+              <w:rPr>
+                <w:b/>
+                <w:color w:val="262F37"/>
+                <w:sz w:val="18"/>
+              </w:rPr>
+              <w:t>Уведомление</w:t>
+            </w:r>
+          </w:p>
+        </w:tc>
+        <w:tc>
+          <w:tcPr>
+            <w:tcW w:type="dxa" w:w="7427"/>
+            <w:vAlign w:val="center"/>
+          </w:tcPr>
+          <w:p>
+            <w:pPr>
+              <w:spacing w:after="0"/>
+            </w:pPr>
+            <w:r/>
+            <w:r>
+              <w:rPr>
+                <w:b w:val="0"/>
+                <w:color w:val="262F37"/>
+                <w:sz w:val="18"/>
+              </w:rPr>
+              <w:t>Файл 03: исходящий № [___], дата [___], канал и подтверждение направления [___]</w:t>
+            </w:r>
+          </w:p>
+        </w:tc>
+      </w:tr>
+    </w:tbl>
+    <w:p>
+      <w:pPr>
+        <w:pStyle w:val="Heading1"/>
+        <w:keepNext/>
+        <w:pageBreakBefore w:val="0"/>
+      </w:pPr>
+      <w:r>
+        <w:t>Позиции дополнительного объёма</w:t>
+      </w:r>
+    </w:p>
+    <w:tbl>
+      <w:tblPr>
+        <w:tblStyle w:val="TableGrid"/>
+        <w:tblW w:type="auto" w:w="0"/>
+        <w:tblLayout w:type="fixed"/>
+        <w:tblLook w:firstColumn="1" w:firstRow="1" w:lastColumn="0" w:lastRow="0" w:noHBand="0" w:noVBand="1" w:val="04A0"/>
+      </w:tblPr>
+      <w:tblGrid>
+        <w:gridCol w:w="454"/>
+        <w:gridCol w:w="2324"/>
+        <w:gridCol w:w="2268"/>
+        <w:gridCol w:w="1587"/>
+        <w:gridCol w:w="3061"/>
+      </w:tblGrid>
+      <w:tr>
+        <w:trPr>
+          <w:cantSplit/>
+        </w:trPr>
+        <w:tc>
+          <w:tcPr>
+            <w:tcW w:type="dxa" w:w="1973"/>
+            <w:vAlign w:val="center"/>
+            <w:shd w:fill="F3F0E8"/>
+          </w:tcPr>
+          <w:p>
+            <w:pPr>
+              <w:spacing w:after="0"/>
+            </w:pPr>
+            <w:r/>
+            <w:r>
+              <w:rPr>
+                <w:b/>
+                <w:color w:val="262F37"/>
+                <w:sz w:val="18"/>
+              </w:rPr>
+              <w:t>№</w:t>
+            </w:r>
+          </w:p>
+        </w:tc>
+        <w:tc>
+          <w:tcPr>
+            <w:tcW w:type="dxa" w:w="1973"/>
+            <w:vAlign w:val="center"/>
+            <w:shd w:fill="F3F0E8"/>
+          </w:tcPr>
+          <w:p>
+            <w:pPr>
+              <w:spacing w:after="0"/>
+            </w:pPr>
+            <w:r/>
+            <w:r>
+              <w:rPr>
+                <w:b/>
+                <w:color w:val="262F37"/>
+                <w:sz w:val="18"/>
+              </w:rPr>
+              <w:t>Работа, место и границы</w:t>
+            </w:r>
+          </w:p>
+        </w:tc>
+        <w:tc>
+          <w:tcPr>
+            <w:tcW w:type="dxa" w:w="1973"/>
+            <w:vAlign w:val="center"/>
+            <w:shd w:fill="F3F0E8"/>
+          </w:tcPr>
+          <w:p>
+            <w:pPr>
+              <w:spacing w:after="0"/>
+            </w:pPr>
+            <w:r/>
+            <w:r>
+              <w:rPr>
+                <w:b/>
+                <w:color w:val="262F37"/>
+                <w:sz w:val="18"/>
+              </w:rPr>
+              <w:t>Отличие от договора / проекта</w:t>
+            </w:r>
+          </w:p>
+        </w:tc>
+        <w:tc>
+          <w:tcPr>
+            <w:tcW w:type="dxa" w:w="1973"/>
+            <w:vAlign w:val="center"/>
+            <w:shd w:fill="F3F0E8"/>
+          </w:tcPr>
+          <w:p>
+            <w:pPr>
+              <w:spacing w:after="0"/>
+            </w:pPr>
+            <w:r/>
+            <w:r>
+              <w:rPr>
+                <w:b/>
+                <w:color w:val="262F37"/>
+                <w:sz w:val="18"/>
+              </w:rPr>
+              <w:t>Доп. объём и ед.</w:t>
+            </w:r>
+          </w:p>
+        </w:tc>
+        <w:tc>
+          <w:tcPr>
+            <w:tcW w:type="dxa" w:w="1973"/>
+            <w:vAlign w:val="center"/>
+            <w:shd w:fill="F3F0E8"/>
+          </w:tcPr>
+          <w:p>
+            <w:pPr>
+              <w:spacing w:after="0"/>
+            </w:pPr>
+            <w:r/>
+            <w:r>
+              <w:rPr>
+                <w:b/>
+                <w:color w:val="262F37"/>
+                <w:sz w:val="18"/>
+              </w:rPr>
+              <w:t>Основание / подтверждение</w:t>
+            </w:r>
+          </w:p>
+        </w:tc>
+      </w:tr>
+      <w:tr>
+        <w:trPr>
+          <w:cantSplit/>
+        </w:trPr>
+        <w:tc>
+          <w:tcPr>
+            <w:tcW w:type="dxa" w:w="454"/>
+            <w:vAlign w:val="center"/>
+          </w:tcPr>
+          <w:p>
+            <w:pPr>
+              <w:spacing w:after="0"/>
+            </w:pPr>
+            <w:r/>
+            <w:r>
+              <w:rPr>
+                <w:b w:val="0"/>
+                <w:color w:val="262F37"/>
+                <w:sz w:val="18"/>
+              </w:rPr>
+              <w:t>1</w:t>
+            </w:r>
+          </w:p>
+        </w:tc>
+        <w:tc>
+          <w:tcPr>
+            <w:tcW w:type="dxa" w:w="2324"/>
+            <w:vAlign w:val="center"/>
+          </w:tcPr>
+          <w:p>
+            <w:pPr>
+              <w:spacing w:after="0"/>
+            </w:pPr>
+            <w:r/>
+            <w:r>
+              <w:rPr>
+                <w:b w:val="0"/>
+                <w:color w:val="262F37"/>
+                <w:sz w:val="18"/>
+              </w:rPr>
+              <w:t>[___]</w:t>
+            </w:r>
+          </w:p>
+        </w:tc>
+        <w:tc>
+          <w:tcPr>
+            <w:tcW w:type="dxa" w:w="2268"/>
+            <w:vAlign w:val="center"/>
+          </w:tcPr>
+          <w:p>
+            <w:pPr>
+              <w:spacing w:after="0"/>
+            </w:pPr>
+            <w:r/>
+            <w:r>
+              <w:rPr>
+                <w:b w:val="0"/>
+                <w:color w:val="262F37"/>
+                <w:sz w:val="18"/>
+              </w:rPr>
+              <w:t>[___]</w:t>
+            </w:r>
+          </w:p>
+        </w:tc>
+        <w:tc>
+          <w:tcPr>
+            <w:tcW w:type="dxa" w:w="1587"/>
+            <w:vAlign w:val="center"/>
+          </w:tcPr>
+          <w:p>
+            <w:pPr>
+              <w:spacing w:after="0"/>
+            </w:pPr>
+            <w:r/>
+            <w:r>
+              <w:rPr>
+                <w:b w:val="0"/>
+                <w:color w:val="262F37"/>
+                <w:sz w:val="18"/>
+              </w:rPr>
+              <w:t>[___]</w:t>
+            </w:r>
+          </w:p>
+        </w:tc>
+        <w:tc>
+          <w:tcPr>
+            <w:tcW w:type="dxa" w:w="3061"/>
+            <w:vAlign w:val="center"/>
+          </w:tcPr>
+          <w:p>
+            <w:pPr>
+              <w:spacing w:after="0"/>
+            </w:pPr>
+            <w:r/>
+            <w:r>
+              <w:rPr>
+                <w:b w:val="0"/>
+                <w:color w:val="262F37"/>
+                <w:sz w:val="18"/>
+              </w:rPr>
+              <w:t>[___]</w:t>
+            </w:r>
+          </w:p>
+        </w:tc>
+      </w:tr>
+      <w:tr>
+        <w:trPr>
+          <w:cantSplit/>
+        </w:trPr>
+        <w:tc>
+          <w:tcPr>
+            <w:tcW w:type="dxa" w:w="454"/>
+            <w:vAlign w:val="center"/>
+          </w:tcPr>
+          <w:p>
+            <w:pPr>
+              <w:spacing w:after="0"/>
+            </w:pPr>
+            <w:r/>
+            <w:r>
+              <w:rPr>
+                <w:b w:val="0"/>
+                <w:color w:val="262F37"/>
+                <w:sz w:val="18"/>
+              </w:rPr>
+              <w:t>2</w:t>
+            </w:r>
+          </w:p>
+        </w:tc>
+        <w:tc>
+          <w:tcPr>
+            <w:tcW w:type="dxa" w:w="2324"/>
+            <w:vAlign w:val="center"/>
+          </w:tcPr>
+          <w:p>
+            <w:pPr>
+              <w:spacing w:after="0"/>
+            </w:pPr>
+            <w:r/>
+            <w:r>
+              <w:rPr>
+                <w:b w:val="0"/>
+                <w:color w:val="262F37"/>
+                <w:sz w:val="18"/>
+              </w:rPr>
+              <w:t>[___]</w:t>
+            </w:r>
+          </w:p>
+        </w:tc>
+        <w:tc>
+          <w:tcPr>
+            <w:tcW w:type="dxa" w:w="2268"/>
+            <w:vAlign w:val="center"/>
+          </w:tcPr>
+          <w:p>
+            <w:pPr>
+              <w:spacing w:after="0"/>
+            </w:pPr>
+            <w:r/>
+            <w:r>
+              <w:rPr>
+                <w:b w:val="0"/>
+                <w:color w:val="262F37"/>
+                <w:sz w:val="18"/>
+              </w:rPr>
+              <w:t>[___]</w:t>
+            </w:r>
+          </w:p>
+        </w:tc>
+        <w:tc>
+          <w:tcPr>
+            <w:tcW w:type="dxa" w:w="1587"/>
+            <w:vAlign w:val="center"/>
+          </w:tcPr>
+          <w:p>
+            <w:pPr>
+              <w:spacing w:after="0"/>
+            </w:pPr>
+            <w:r/>
+            <w:r>
+              <w:rPr>
+                <w:b w:val="0"/>
+                <w:color w:val="262F37"/>
+                <w:sz w:val="18"/>
+              </w:rPr>
+              <w:t>[___]</w:t>
+            </w:r>
+          </w:p>
+        </w:tc>
+        <w:tc>
+          <w:tcPr>
+            <w:tcW w:type="dxa" w:w="3061"/>
+            <w:vAlign w:val="center"/>
+          </w:tcPr>
+          <w:p>
+            <w:pPr>
+              <w:spacing w:after="0"/>
+            </w:pPr>
+            <w:r/>
+            <w:r>
+              <w:rPr>
+                <w:b w:val="0"/>
+                <w:color w:val="262F37"/>
+                <w:sz w:val="18"/>
+              </w:rPr>
+              <w:t>[___]</w:t>
+            </w:r>
+          </w:p>
+        </w:tc>
+      </w:tr>
+      <w:tr>
+        <w:trPr>
+          <w:cantSplit/>
+        </w:trPr>
+        <w:tc>
+          <w:tcPr>
+            <w:tcW w:type="dxa" w:w="454"/>
+            <w:vAlign w:val="center"/>
+          </w:tcPr>
+          <w:p>
+            <w:pPr>
+              <w:spacing w:after="0"/>
+            </w:pPr>
+            <w:r/>
+            <w:r>
+              <w:rPr>
+                <w:b w:val="0"/>
+                <w:color w:val="262F37"/>
+                <w:sz w:val="18"/>
+              </w:rPr>
+              <w:t>3</w:t>
+            </w:r>
+          </w:p>
+        </w:tc>
+        <w:tc>
+          <w:tcPr>
+            <w:tcW w:type="dxa" w:w="2324"/>
+            <w:vAlign w:val="center"/>
+          </w:tcPr>
+          <w:p>
+            <w:pPr>
+              <w:spacing w:after="0"/>
+            </w:pPr>
+            <w:r/>
+            <w:r>
+              <w:rPr>
+                <w:b w:val="0"/>
+                <w:color w:val="262F37"/>
+                <w:sz w:val="18"/>
+              </w:rPr>
+              <w:t>[___]</w:t>
+            </w:r>
+          </w:p>
+        </w:tc>
+        <w:tc>
+          <w:tcPr>
+            <w:tcW w:type="dxa" w:w="2268"/>
+            <w:vAlign w:val="center"/>
+          </w:tcPr>
+          <w:p>
+            <w:pPr>
+              <w:spacing w:after="0"/>
+            </w:pPr>
+            <w:r/>
+            <w:r>
+              <w:rPr>
+                <w:b w:val="0"/>
+                <w:color w:val="262F37"/>
+                <w:sz w:val="18"/>
+              </w:rPr>
+              <w:t>[___]</w:t>
+            </w:r>
+          </w:p>
+        </w:tc>
+        <w:tc>
+          <w:tcPr>
+            <w:tcW w:type="dxa" w:w="1587"/>
+            <w:vAlign w:val="center"/>
+          </w:tcPr>
+          <w:p>
+            <w:pPr>
+              <w:spacing w:after="0"/>
+            </w:pPr>
+            <w:r/>
+            <w:r>
+              <w:rPr>
+                <w:b w:val="0"/>
+                <w:color w:val="262F37"/>
+                <w:sz w:val="18"/>
+              </w:rPr>
+              <w:t>[___]</w:t>
+            </w:r>
+          </w:p>
+        </w:tc>
+        <w:tc>
+          <w:tcPr>
+            <w:tcW w:type="dxa" w:w="3061"/>
+            <w:vAlign w:val="center"/>
+          </w:tcPr>
+          <w:p>
+            <w:pPr>
+              <w:spacing w:after="0"/>
+            </w:pPr>
+            <w:r/>
+            <w:r>
+              <w:rPr>
+                <w:b w:val="0"/>
+                <w:color w:val="262F37"/>
+                <w:sz w:val="18"/>
+              </w:rPr>
+              <w:t>[___]</w:t>
             </w:r>
           </w:p>
         </w:tc>
@@ -236,56 +935,680 @@
     </w:tbl>
     <w:p>
       <w:r>
-        <w:t>Важно: шаблон не заменяет анализ договора, проектной документации и обстоятельств конкретного объекта.</w:t>
+        <w:t>Если позиций больше трёх, добавьте строки. К каждой позиции укажите документ, по которому проверяются границы и количество.</w:t>
+      </w:r>
+    </w:p>
+    <w:p>
+      <w:pPr>
+        <w:pStyle w:val="Heading1"/>
+        <w:keepNext/>
+        <w:pageBreakBefore w:val="0"/>
+      </w:pPr>
+      <w:r>
+        <w:t>Выберите маршрут</w:t>
+      </w:r>
+    </w:p>
+    <w:p>
+      <w:r>
+        <w:t>□ А. Работы ещё не начаты. Планируемая дата начала [___]. Письменное поручение заказчика (файл 01): № [___] от [___]. Решение об объёме и приложениях получите до начала соответствующих работ.</w:t>
+      </w:r>
+    </w:p>
+    <w:p>
+      <w:r>
+        <w:t>□ Б. Работы уже выполнены. Фактический период [___] — [___]. Просьба заказчика подтверждается [документ, дата, отправитель/подписант: ___]. Выполнение подтверждается [журнал, акт, фото с датами, переписка: ___]. Оформляйте согласование текущей датой.</w:t>
+      </w:r>
+    </w:p>
+    <w:p>
+      <w:r>
+        <w:t>Для смешанного случая оформите отдельные строки по планируемому и выполненному объёму. Перед направлением оставьте нужный маршрут и конкретные подтверждения.</w:t>
+      </w:r>
+    </w:p>
+    <w:p>
+      <w:pPr>
+        <w:pStyle w:val="Heading1"/>
+        <w:keepNext/>
+        <w:pageBreakBefore/>
+      </w:pPr>
+      <w:r>
+        <w:t>Приложения и расчёт</w:t>
+      </w:r>
+    </w:p>
+    <w:tbl>
+      <w:tblPr>
+        <w:tblStyle w:val="TableGrid"/>
+        <w:tblW w:type="auto" w:w="0"/>
+        <w:tblLook w:firstColumn="1" w:firstRow="1" w:lastColumn="0" w:lastRow="0" w:noHBand="0" w:noVBand="1" w:val="04A0"/>
+      </w:tblPr>
+      <w:tblGrid>
+        <w:gridCol w:w="3289"/>
+        <w:gridCol w:w="3289"/>
+        <w:gridCol w:w="3289"/>
+      </w:tblGrid>
+      <w:tr>
+        <w:trPr>
+          <w:cantSplit/>
+        </w:trPr>
+        <w:tc>
+          <w:tcPr>
+            <w:tcW w:type="dxa" w:w="3289"/>
+            <w:vAlign w:val="center"/>
+            <w:shd w:fill="F3F0E8"/>
+          </w:tcPr>
+          <w:p>
+            <w:pPr>
+              <w:spacing w:after="0"/>
+            </w:pPr>
+            <w:r/>
+            <w:r>
+              <w:rPr>
+                <w:b/>
+                <w:color w:val="262F37"/>
+                <w:sz w:val="18"/>
+              </w:rPr>
+              <w:t>Приложение</w:t>
+            </w:r>
+          </w:p>
+        </w:tc>
+        <w:tc>
+          <w:tcPr>
+            <w:tcW w:type="dxa" w:w="3289"/>
+            <w:vAlign w:val="center"/>
+            <w:shd w:fill="F3F0E8"/>
+          </w:tcPr>
+          <w:p>
+            <w:pPr>
+              <w:spacing w:after="0"/>
+            </w:pPr>
+            <w:r/>
+            <w:r>
+              <w:rPr>
+                <w:b/>
+                <w:color w:val="262F37"/>
+                <w:sz w:val="18"/>
+              </w:rPr>
+              <w:t>Номер и дата</w:t>
+            </w:r>
+          </w:p>
+        </w:tc>
+        <w:tc>
+          <w:tcPr>
+            <w:tcW w:type="dxa" w:w="3289"/>
+            <w:vAlign w:val="center"/>
+            <w:shd w:fill="F3F0E8"/>
+          </w:tcPr>
+          <w:p>
+            <w:pPr>
+              <w:spacing w:after="0"/>
+            </w:pPr>
+            <w:r/>
+            <w:r>
+              <w:rPr>
+                <w:b/>
+                <w:color w:val="262F37"/>
+                <w:sz w:val="18"/>
+              </w:rPr>
+              <w:t>Какие позиции подтверждает</w:t>
+            </w:r>
+          </w:p>
+        </w:tc>
+      </w:tr>
+      <w:tr>
+        <w:trPr>
+          <w:cantSplit/>
+        </w:trPr>
+        <w:tc>
+          <w:tcPr>
+            <w:tcW w:type="dxa" w:w="3289"/>
+            <w:vAlign w:val="center"/>
+          </w:tcPr>
+          <w:p>
+            <w:pPr>
+              <w:spacing w:after="0"/>
+            </w:pPr>
+            <w:r/>
+            <w:r>
+              <w:rPr>
+                <w:b w:val="0"/>
+                <w:color w:val="262F37"/>
+                <w:sz w:val="18"/>
+              </w:rPr>
+              <w:t>Схема, чертёж или дефектная ведомость</w:t>
+            </w:r>
+          </w:p>
+        </w:tc>
+        <w:tc>
+          <w:tcPr>
+            <w:tcW w:type="dxa" w:w="3289"/>
+            <w:vAlign w:val="center"/>
+          </w:tcPr>
+          <w:p>
+            <w:pPr>
+              <w:spacing w:after="0"/>
+            </w:pPr>
+            <w:r/>
+            <w:r>
+              <w:rPr>
+                <w:b w:val="0"/>
+                <w:color w:val="262F37"/>
+                <w:sz w:val="18"/>
+              </w:rPr>
+              <w:t>[___]</w:t>
+            </w:r>
+          </w:p>
+        </w:tc>
+        <w:tc>
+          <w:tcPr>
+            <w:tcW w:type="dxa" w:w="3289"/>
+            <w:vAlign w:val="center"/>
+          </w:tcPr>
+          <w:p>
+            <w:pPr>
+              <w:spacing w:after="0"/>
+            </w:pPr>
+            <w:r/>
+            <w:r>
+              <w:rPr>
+                <w:b w:val="0"/>
+                <w:color w:val="262F37"/>
+                <w:sz w:val="18"/>
+              </w:rPr>
+              <w:t>[___]</w:t>
+            </w:r>
+          </w:p>
+        </w:tc>
+      </w:tr>
+      <w:tr>
+        <w:trPr>
+          <w:cantSplit/>
+        </w:trPr>
+        <w:tc>
+          <w:tcPr>
+            <w:tcW w:type="dxa" w:w="3289"/>
+            <w:vAlign w:val="center"/>
+          </w:tcPr>
+          <w:p>
+            <w:pPr>
+              <w:spacing w:after="0"/>
+            </w:pPr>
+            <w:r/>
+            <w:r>
+              <w:rPr>
+                <w:b w:val="0"/>
+                <w:color w:val="262F37"/>
+                <w:sz w:val="18"/>
+              </w:rPr>
+              <w:t>Расчёт стоимости (файл 07)</w:t>
+            </w:r>
+          </w:p>
+        </w:tc>
+        <w:tc>
+          <w:tcPr>
+            <w:tcW w:type="dxa" w:w="3289"/>
+            <w:vAlign w:val="center"/>
+          </w:tcPr>
+          <w:p>
+            <w:pPr>
+              <w:spacing w:after="0"/>
+            </w:pPr>
+            <w:r/>
+            <w:r>
+              <w:rPr>
+                <w:b w:val="0"/>
+                <w:color w:val="262F37"/>
+                <w:sz w:val="18"/>
+              </w:rPr>
+              <w:t>[___]</w:t>
+            </w:r>
+          </w:p>
+        </w:tc>
+        <w:tc>
+          <w:tcPr>
+            <w:tcW w:type="dxa" w:w="3289"/>
+            <w:vAlign w:val="center"/>
+          </w:tcPr>
+          <w:p>
+            <w:pPr>
+              <w:spacing w:after="0"/>
+            </w:pPr>
+            <w:r/>
+            <w:r>
+              <w:rPr>
+                <w:b w:val="0"/>
+                <w:color w:val="262F37"/>
+                <w:sz w:val="18"/>
+              </w:rPr>
+              <w:t>[___]</w:t>
+            </w:r>
+          </w:p>
+        </w:tc>
+      </w:tr>
+      <w:tr>
+        <w:trPr>
+          <w:cantSplit/>
+        </w:trPr>
+        <w:tc>
+          <w:tcPr>
+            <w:tcW w:type="dxa" w:w="3289"/>
+            <w:vAlign w:val="center"/>
+          </w:tcPr>
+          <w:p>
+            <w:pPr>
+              <w:spacing w:after="0"/>
+            </w:pPr>
+            <w:r/>
+            <w:r>
+              <w:rPr>
+                <w:b w:val="0"/>
+                <w:color w:val="262F37"/>
+                <w:sz w:val="18"/>
+              </w:rPr>
+              <w:t>Журнал, фото, переписка или акт</w:t>
+            </w:r>
+          </w:p>
+        </w:tc>
+        <w:tc>
+          <w:tcPr>
+            <w:tcW w:type="dxa" w:w="3289"/>
+            <w:vAlign w:val="center"/>
+          </w:tcPr>
+          <w:p>
+            <w:pPr>
+              <w:spacing w:after="0"/>
+            </w:pPr>
+            <w:r/>
+            <w:r>
+              <w:rPr>
+                <w:b w:val="0"/>
+                <w:color w:val="262F37"/>
+                <w:sz w:val="18"/>
+              </w:rPr>
+              <w:t>[___]</w:t>
+            </w:r>
+          </w:p>
+        </w:tc>
+        <w:tc>
+          <w:tcPr>
+            <w:tcW w:type="dxa" w:w="3289"/>
+            <w:vAlign w:val="center"/>
+          </w:tcPr>
+          <w:p>
+            <w:pPr>
+              <w:spacing w:after="0"/>
+            </w:pPr>
+            <w:r/>
+            <w:r>
+              <w:rPr>
+                <w:b w:val="0"/>
+                <w:color w:val="262F37"/>
+                <w:sz w:val="18"/>
+              </w:rPr>
+              <w:t>[___]</w:t>
+            </w:r>
+          </w:p>
+        </w:tc>
+      </w:tr>
+    </w:tbl>
+    <w:p>
+      <w:r>
+        <w:t>Оставьте в перечне только приложенные документы и укажите их фактические реквизиты.</w:t>
+      </w:r>
+    </w:p>
+    <w:p>
+      <w:r>
+        <w:t>Цена и порядок оплаты: расчёт 07 № [___] от [___]; предложение о согласовании цены — допсоглашение 11 № [___] от [___]. Влияние на срок: документ 05 № [___] от [___]; при изменении срока — допсоглашение 12 № [___] от [___]. Заполняйте ссылки по фактически подготовленным документам.</w:t>
+      </w:r>
+    </w:p>
+    <w:p>
+      <w:pPr>
+        <w:pStyle w:val="Heading1"/>
+        <w:keepNext/>
+        <w:pageBreakBefore w:val="0"/>
+      </w:pPr>
+      <w:r>
+        <w:t>Решение по объёму</w:t>
+      </w:r>
+    </w:p>
+    <w:p>
+      <w:r>
+        <w:t>□ Объём по позициям № [___] согласован сторонами в указанных границах и единицах измерения.</w:t>
+      </w:r>
+    </w:p>
+    <w:p>
+      <w:r>
+        <w:t>□ По позициям № [___] нужны уточнения: [___]. Срок ответа [___].</w:t>
+      </w:r>
+    </w:p>
+    <w:p>
+      <w:r>
+        <w:t>□ Позиции № [___] заказчик не согласовал; ответ № [___] от [___].</w:t>
+      </w:r>
+    </w:p>
+    <w:p>
+      <w:r>
+        <w:t>Подписанные обеими сторонами позиции с отметкой «согласован» фиксируют решение об объёме. Цена, порядок оплаты и изменение сроков отражаются в названных документах 11 и 12 после их оформления.</w:t>
+      </w:r>
+    </w:p>
+    <w:p>
+      <w:pPr>
+        <w:pStyle w:val="Heading1"/>
+        <w:keepNext/>
+        <w:pageBreakBefore w:val="0"/>
+      </w:pPr>
+      <w:r>
+        <w:t>Направление и подписи</w:t>
+      </w:r>
+    </w:p>
+    <w:tbl>
+      <w:tblPr>
+        <w:tblStyle w:val="TableGrid"/>
+        <w:tblW w:type="auto" w:w="0"/>
+        <w:jc w:val="center"/>
+        <w:tblLayout w:type="fixed"/>
+        <w:tblLook w:firstColumn="1" w:firstRow="1" w:lastColumn="0" w:lastRow="0" w:noHBand="0" w:noVBand="1" w:val="04A0"/>
+      </w:tblPr>
+      <w:tblGrid>
+        <w:gridCol w:w="2268"/>
+        <w:gridCol w:w="7427"/>
+      </w:tblGrid>
+      <w:tr>
+        <w:trPr>
+          <w:cantSplit/>
+        </w:trPr>
+        <w:tc>
+          <w:tcPr>
+            <w:tcW w:type="dxa" w:w="2268"/>
+            <w:vAlign w:val="center"/>
+            <w:shd w:fill="F3F0E8"/>
+          </w:tcPr>
+          <w:p>
+            <w:pPr>
+              <w:spacing w:after="0"/>
+            </w:pPr>
+            <w:r/>
+            <w:r>
+              <w:rPr>
+                <w:b/>
+                <w:color w:val="262F37"/>
+                <w:sz w:val="18"/>
+              </w:rPr>
+              <w:t>Передача</w:t>
+            </w:r>
+          </w:p>
+        </w:tc>
+        <w:tc>
+          <w:tcPr>
+            <w:tcW w:type="dxa" w:w="7427"/>
+            <w:vAlign w:val="center"/>
+          </w:tcPr>
+          <w:p>
+            <w:pPr>
+              <w:spacing w:after="0"/>
+            </w:pPr>
+            <w:r/>
+            <w:r>
+              <w:rPr>
+                <w:b w:val="0"/>
+                <w:color w:val="262F37"/>
+                <w:sz w:val="18"/>
+              </w:rPr>
+              <w:t>Канал [___], дата [___], адресат [___], подтверждение доставки [___]</w:t>
+            </w:r>
+          </w:p>
+        </w:tc>
+      </w:tr>
+      <w:tr>
+        <w:trPr>
+          <w:cantSplit/>
+        </w:trPr>
+        <w:tc>
+          <w:tcPr>
+            <w:tcW w:type="dxa" w:w="2268"/>
+            <w:vAlign w:val="center"/>
+            <w:shd w:fill="F3F0E8"/>
+          </w:tcPr>
+          <w:p>
+            <w:pPr>
+              <w:spacing w:after="0"/>
+            </w:pPr>
+            <w:r/>
+            <w:r>
+              <w:rPr>
+                <w:b/>
+                <w:color w:val="262F37"/>
+                <w:sz w:val="18"/>
+              </w:rPr>
+              <w:t>Ответ</w:t>
+            </w:r>
+          </w:p>
+        </w:tc>
+        <w:tc>
+          <w:tcPr>
+            <w:tcW w:type="dxa" w:w="7427"/>
+            <w:vAlign w:val="center"/>
+          </w:tcPr>
+          <w:p>
+            <w:pPr>
+              <w:spacing w:after="0"/>
+            </w:pPr>
+            <w:r/>
+            <w:r>
+              <w:rPr>
+                <w:b w:val="0"/>
+                <w:color w:val="262F37"/>
+                <w:sz w:val="18"/>
+              </w:rPr>
+              <w:t>Дата [___], входящий № / письмо [___], связь с позициями [___]</w:t>
+            </w:r>
+          </w:p>
+        </w:tc>
+      </w:tr>
+    </w:tbl>
+    <w:tbl>
+      <w:tblPr>
+        <w:tblStyle w:val="TableGrid"/>
+        <w:tblW w:type="auto" w:w="0"/>
+        <w:tblLook w:firstColumn="1" w:firstRow="1" w:lastColumn="0" w:lastRow="0" w:noHBand="0" w:noVBand="1" w:val="04A0"/>
+      </w:tblPr>
+      <w:tblGrid>
+        <w:gridCol w:w="4933"/>
+        <w:gridCol w:w="4933"/>
+      </w:tblGrid>
+      <w:tr>
+        <w:trPr>
+          <w:cantSplit/>
+        </w:trPr>
+        <w:tc>
+          <w:tcPr>
+            <w:tcW w:type="dxa" w:w="4933"/>
+            <w:vAlign w:val="center"/>
+            <w:shd w:fill="F3F0E8"/>
+          </w:tcPr>
+          <w:p>
+            <w:pPr>
+              <w:spacing w:after="0"/>
+            </w:pPr>
+            <w:r/>
+            <w:r>
+              <w:rPr>
+                <w:b/>
+                <w:color w:val="262F37"/>
+                <w:sz w:val="18"/>
+              </w:rPr>
+              <w:t>Подрядчик</w:t>
+            </w:r>
+          </w:p>
+        </w:tc>
+        <w:tc>
+          <w:tcPr>
+            <w:tcW w:type="dxa" w:w="4933"/>
+            <w:vAlign w:val="center"/>
+            <w:shd w:fill="F3F0E8"/>
+          </w:tcPr>
+          <w:p>
+            <w:pPr>
+              <w:spacing w:after="0"/>
+            </w:pPr>
+            <w:r/>
+            <w:r>
+              <w:rPr>
+                <w:b/>
+                <w:color w:val="262F37"/>
+                <w:sz w:val="18"/>
+              </w:rPr>
+              <w:t>Заказчик</w:t>
+            </w:r>
+          </w:p>
+        </w:tc>
+      </w:tr>
+      <w:tr>
+        <w:trPr>
+          <w:cantSplit/>
+        </w:trPr>
+        <w:tc>
+          <w:tcPr>
+            <w:tcW w:type="dxa" w:w="4933"/>
+            <w:vAlign w:val="center"/>
+          </w:tcPr>
+          <w:p>
+            <w:pPr>
+              <w:spacing w:after="0"/>
+            </w:pPr>
+            <w:r/>
+            <w:r>
+              <w:rPr>
+                <w:b w:val="0"/>
+                <w:color w:val="262F37"/>
+                <w:sz w:val="18"/>
+              </w:rPr>
+              <w:t>Должность, Ф. И. О. [___]</w:t>
+            </w:r>
+          </w:p>
+        </w:tc>
+        <w:tc>
+          <w:tcPr>
+            <w:tcW w:type="dxa" w:w="4933"/>
+            <w:vAlign w:val="center"/>
+          </w:tcPr>
+          <w:p>
+            <w:pPr>
+              <w:spacing w:after="0"/>
+            </w:pPr>
+            <w:r/>
+            <w:r>
+              <w:rPr>
+                <w:b w:val="0"/>
+                <w:color w:val="262F37"/>
+                <w:sz w:val="18"/>
+              </w:rPr>
+              <w:t>Должность, Ф. И. О. [___]</w:t>
+            </w:r>
+          </w:p>
+        </w:tc>
+      </w:tr>
+      <w:tr>
+        <w:trPr>
+          <w:cantSplit/>
+        </w:trPr>
+        <w:tc>
+          <w:tcPr>
+            <w:tcW w:type="dxa" w:w="4933"/>
+            <w:vAlign w:val="center"/>
+          </w:tcPr>
+          <w:p>
+            <w:pPr>
+              <w:spacing w:after="0"/>
+            </w:pPr>
+            <w:r/>
+            <w:r>
+              <w:rPr>
+                <w:b w:val="0"/>
+                <w:color w:val="262F37"/>
+                <w:sz w:val="18"/>
+              </w:rPr>
+              <w:t>Основание полномочий [___]</w:t>
+            </w:r>
+          </w:p>
+        </w:tc>
+        <w:tc>
+          <w:tcPr>
+            <w:tcW w:type="dxa" w:w="4933"/>
+            <w:vAlign w:val="center"/>
+          </w:tcPr>
+          <w:p>
+            <w:pPr>
+              <w:spacing w:after="0"/>
+            </w:pPr>
+            <w:r/>
+            <w:r>
+              <w:rPr>
+                <w:b w:val="0"/>
+                <w:color w:val="262F37"/>
+                <w:sz w:val="18"/>
+              </w:rPr>
+              <w:t>Основание полномочий [___]</w:t>
+            </w:r>
+          </w:p>
+        </w:tc>
+      </w:tr>
+      <w:tr>
+        <w:trPr>
+          <w:cantSplit/>
+        </w:trPr>
+        <w:tc>
+          <w:tcPr>
+            <w:tcW w:type="dxa" w:w="4933"/>
+            <w:vAlign w:val="center"/>
+          </w:tcPr>
+          <w:p>
+            <w:pPr>
+              <w:spacing w:after="0"/>
+            </w:pPr>
+            <w:r/>
+            <w:r>
+              <w:rPr>
+                <w:b w:val="0"/>
+                <w:color w:val="262F37"/>
+                <w:sz w:val="18"/>
+              </w:rPr>
+              <w:t>Подпись [___]  Дата [___]</w:t>
+            </w:r>
+          </w:p>
+        </w:tc>
+        <w:tc>
+          <w:tcPr>
+            <w:tcW w:type="dxa" w:w="4933"/>
+            <w:vAlign w:val="center"/>
+          </w:tcPr>
+          <w:p>
+            <w:pPr>
+              <w:spacing w:after="0"/>
+            </w:pPr>
+            <w:r/>
+            <w:r>
+              <w:rPr>
+                <w:b w:val="0"/>
+                <w:color w:val="262F37"/>
+                <w:sz w:val="18"/>
+              </w:rPr>
+              <w:t>Подпись [___]  Дата [___]</w:t>
+            </w:r>
+          </w:p>
+        </w:tc>
+      </w:tr>
+    </w:tbl>
+    <w:p>
+      <w:r>
+        <w:t>Копию подписанного документа и приложения сохраните вместе с договором, уведомлением 03 и записью в журнале 08.</w:t>
       </w:r>
     </w:p>
     <w:sectPr>
-      <w:headerReference w:type="default" r:id="rId9"/>
-      <w:footerReference w:type="default" r:id="rId10"/>
-      <w:pgSz w:w="12240" w:h="15840"/>
-      <w:pgMar w:top="1440" w:right="1440" w:bottom="1440" w:left="1440" w:header="708" w:footer="708" w:gutter="0"/>
+      <w:pgSz w:w="11906" w:h="16838"/>
+      <w:pgMar w:top="964" w:right="1020" w:bottom="964" w:left="1020" w:header="720" w:footer="720" w:gutter="0"/>
       <w:cols w:space="720"/>
       <w:docGrid w:linePitch="360"/>
     </w:sectPr>
   </w:body>
 </w:document>
-</file>
-
-<file path=word/footer1.xml><?xml version="1.0" encoding="utf-8"?>
-<w:ftr xmlns:m="http://schemas.openxmlformats.org/officeDocument/2006/math" xmlns:mc="http://schemas.openxmlformats.org/markup-compatibility/2006" xmlns:mo="http://schemas.microsoft.com/office/mac/office/2008/main" xmlns:mv="urn:schemas-microsoft-com:mac:vml" xmlns:o="urn:schemas-microsoft-com:office:office" xmlns:r="http://schemas.openxmlformats.org/officeDocument/2006/relationships" xmlns:v="urn:schemas-microsoft-com:vml" xmlns:w10="urn:schemas-microsoft-com:office:word" xmlns:w14="http://schemas.microsoft.com/office/word/2010/wordml" xmlns:w="http://schemas.openxmlformats.org/wordprocessingml/2006/main" xmlns:wne="http://schemas.microsoft.com/office/word/2006/wordml" xmlns:wp14="http://schemas.microsoft.com/office/word/2010/wordprocessingDrawing" xmlns:wp="http://schemas.openxmlformats.org/drawingml/2006/wordprocessingDrawing" xmlns:wpc="http://schemas.microsoft.com/office/word/2010/wordprocessingCanvas" xmlns:wpg="http://schemas.microsoft.com/office/word/2010/wordprocessingGroup" xmlns:wpi="http://schemas.microsoft.com/office/word/2010/wordprocessingInk" xmlns:wps="http://schemas.microsoft.com/office/word/2010/wordprocessingShape" mc:Ignorable="w14 wp14">
-  <w:p>
-    <w:pPr>
-      <w:pStyle w:val="Footer"/>
-      <w:jc w:val="center"/>
-    </w:pPr>
-    <w:r>
-      <w:rPr>
-        <w:rFonts w:ascii="Arial" w:hAnsi="Arial"/>
-        <w:color w:val="787878"/>
-        <w:sz w:val="16"/>
-      </w:rPr>
-      <w:t>Согласование объёма дополнительных работ  •  версия 21.07.2026  •  marzhavbetone.ru</w:t>
-    </w:r>
-  </w:p>
-</w:ftr>
-</file>
-
-<file path=word/header1.xml><?xml version="1.0" encoding="utf-8"?>
-<w:hdr xmlns:m="http://schemas.openxmlformats.org/officeDocument/2006/math" xmlns:mc="http://schemas.openxmlformats.org/markup-compatibility/2006" xmlns:mo="http://schemas.microsoft.com/office/mac/office/2008/main" xmlns:mv="urn:schemas-microsoft-com:mac:vml" xmlns:o="urn:schemas-microsoft-com:office:office" xmlns:r="http://schemas.openxmlformats.org/officeDocument/2006/relationships" xmlns:v="urn:schemas-microsoft-com:vml" xmlns:w10="urn:schemas-microsoft-com:office:word" xmlns:w14="http://schemas.microsoft.com/office/word/2010/wordml" xmlns:w="http://schemas.openxmlformats.org/wordprocessingml/2006/main" xmlns:wne="http://schemas.microsoft.com/office/word/2006/wordml" xmlns:wp14="http://schemas.microsoft.com/office/word/2010/wordprocessingDrawing" xmlns:wp="http://schemas.openxmlformats.org/drawingml/2006/wordprocessingDrawing" xmlns:wpc="http://schemas.microsoft.com/office/word/2010/wordprocessingCanvas" xmlns:wpg="http://schemas.microsoft.com/office/word/2010/wordprocessingGroup" xmlns:wpi="http://schemas.microsoft.com/office/word/2010/wordprocessingInk" xmlns:wps="http://schemas.microsoft.com/office/word/2010/wordprocessingShape" mc:Ignorable="w14 wp14">
-  <w:p>
-    <w:pPr>
-      <w:pStyle w:val="Header"/>
-    </w:pPr>
-    <w:r>
-      <w:rPr>
-        <w:rFonts w:ascii="Arial" w:hAnsi="Arial"/>
-        <w:color w:val="646464"/>
-        <w:sz w:val="16"/>
-      </w:rPr>
-      <w:t>МАРЖА В БЕТОНЕ  /  РАБОЧИЙ ШАБЛОН</w:t>
-    </w:r>
-  </w:p>
-</w:hdr>
 </file>
 
 <file path=word/numbering.xml><?xml version="1.0" encoding="utf-8"?>
@@ -652,11 +1975,12 @@
     <w:qFormat/>
     <w:rsid w:val="00FC693F"/>
     <w:pPr>
-      <w:spacing w:after="120" w:line="300" w:lineRule="auto"/>
+      <w:spacing w:after="100"/>
     </w:pPr>
     <w:rPr>
-      <w:rFonts w:ascii="Arial" w:hAnsi="Arial"/>
-      <w:sz w:val="22"/>
+      <w:rFonts w:ascii="Times New Roman" w:hAnsi="Times New Roman"/>
+      <w:color w:val="262F37"/>
+      <w:sz w:val="21"/>
     </w:rPr>
   </w:style>
   <w:style w:type="paragraph" w:styleId="Header">
@@ -714,15 +2038,15 @@
     <w:pPr>
       <w:keepNext/>
       <w:keepLines/>
-      <w:spacing w:before="360" w:after="200"/>
+      <w:spacing w:before="180" w:after="100"/>
       <w:outlineLvl w:val="0"/>
     </w:pPr>
     <w:rPr>
-      <w:rFonts w:asciiTheme="majorHAnsi" w:eastAsiaTheme="majorEastAsia" w:hAnsiTheme="majorHAnsi" w:cstheme="majorBidi" w:ascii="Arial" w:hAnsi="Arial"/>
+      <w:rFonts w:asciiTheme="majorHAnsi" w:eastAsiaTheme="majorEastAsia" w:hAnsiTheme="majorHAnsi" w:cstheme="majorBidi" w:ascii="Times New Roman" w:hAnsi="Times New Roman"/>
       <w:b/>
       <w:bCs/>
-      <w:color w:val="2E74B5"/>
-      <w:sz w:val="32"/>
+      <w:color w:val="8E6F32"/>
+      <w:sz w:val="24"/>
       <w:szCs w:val="28"/>
     </w:rPr>
   </w:style>
@@ -738,14 +2062,14 @@
     <w:pPr>
       <w:keepNext/>
       <w:keepLines/>
-      <w:spacing w:before="280" w:after="140"/>
+      <w:spacing w:before="200" w:after="0"/>
       <w:outlineLvl w:val="1"/>
     </w:pPr>
     <w:rPr>
-      <w:rFonts w:asciiTheme="majorHAnsi" w:eastAsiaTheme="majorEastAsia" w:hAnsiTheme="majorHAnsi" w:cstheme="majorBidi" w:ascii="Arial" w:hAnsi="Arial"/>
+      <w:rFonts w:asciiTheme="majorHAnsi" w:eastAsiaTheme="majorEastAsia" w:hAnsiTheme="majorHAnsi" w:cstheme="majorBidi"/>
       <w:b/>
       <w:bCs/>
-      <w:color w:val="2E74B5"/>
+      <w:color w:val="4F81BD" w:themeColor="accent1"/>
       <w:sz w:val="26"/>
       <w:szCs w:val="26"/>
     </w:rPr>
@@ -1000,18 +2324,16 @@
     <w:qFormat/>
     <w:rsid w:val="00FC693F"/>
     <w:pPr>
-      <w:pBdr>
-        <w:bottom w:val="single" w:sz="8" w:space="4" w:color="4F81BD" w:themeColor="accent1"/>
-      </w:pBdr>
-      <w:spacing w:after="240" w:line="240" w:lineRule="auto" w:before="0"/>
+      <w:spacing w:after="180" w:line="240" w:lineRule="auto"/>
       <w:contextualSpacing/>
     </w:pPr>
     <w:rPr>
-      <w:rFonts w:asciiTheme="majorHAnsi" w:eastAsiaTheme="majorEastAsia" w:hAnsiTheme="majorHAnsi" w:cstheme="majorBidi" w:ascii="Arial" w:hAnsi="Arial"/>
-      <w:color w:val="242629"/>
+      <w:rFonts w:asciiTheme="majorHAnsi" w:eastAsiaTheme="majorEastAsia" w:hAnsiTheme="majorHAnsi" w:cstheme="majorBidi" w:ascii="Times New Roman" w:hAnsi="Times New Roman"/>
+      <w:b/>
+      <w:color w:val="000000"/>
       <w:spacing w:val="5"/>
       <w:kern w:val="28"/>
-      <w:sz w:val="50"/>
+      <w:sz w:val="34"/>
       <w:szCs w:val="52"/>
     </w:rPr>
   </w:style>

--- a/products-storage/02-dopraboty-bez-poter/02-soglasovanie-obema.docx
+++ b/products-storage/02-dopraboty-bez-poter/02-soglasovanie-obema.docx
@@ -10,17 +10,12 @@
       </w:pPr>
       <w:r>
         <w:rPr>
-          <w:rFonts w:ascii="Times New Roman" w:hAnsi="Times New Roman"/>
+          <w:rFonts w:ascii="Arial" w:hAnsi="Arial"/>
           <w:b/>
-          <w:color w:val="000000"/>
+          <w:color w:val="AE8031"/>
           <w:sz w:val="34"/>
         </w:rPr>
         <w:t>Согласование объёма дополнительных работ</w:t>
-      </w:r>
-    </w:p>
-    <w:p>
-      <w:r>
-        <w:t>Заполните данные объекта и выберите один маршрут. Для направления заказчику сохраните экземпляр и подтверждение доставки; после ответа зафиксируйте решение по позициям.</w:t>
       </w:r>
     </w:p>
     <w:p>
@@ -30,6 +25,9 @@
         <w:pageBreakBefore w:val="0"/>
       </w:pPr>
       <w:r>
+        <w:rPr>
+          <w:rFonts w:ascii="Arial" w:hAnsi="Arial"/>
+        </w:rPr>
         <w:t>Реквизиты</w:t>
       </w:r>
     </w:p>
@@ -62,6 +60,7 @@
             <w:r/>
             <w:r>
               <w:rPr>
+                <w:rFonts w:ascii="Arial" w:hAnsi="Arial"/>
                 <w:b/>
                 <w:color w:val="262F37"/>
                 <w:sz w:val="18"/>
@@ -82,6 +81,7 @@
             <w:r/>
             <w:r>
               <w:rPr>
+                <w:rFonts w:ascii="Arial" w:hAnsi="Arial"/>
                 <w:b w:val="0"/>
                 <w:color w:val="262F37"/>
                 <w:sz w:val="18"/>
@@ -108,6 +108,7 @@
             <w:r/>
             <w:r>
               <w:rPr>
+                <w:rFonts w:ascii="Arial" w:hAnsi="Arial"/>
                 <w:b/>
                 <w:color w:val="262F37"/>
                 <w:sz w:val="18"/>
@@ -128,6 +129,7 @@
             <w:r/>
             <w:r>
               <w:rPr>
+                <w:rFonts w:ascii="Arial" w:hAnsi="Arial"/>
                 <w:b w:val="0"/>
                 <w:color w:val="262F37"/>
                 <w:sz w:val="18"/>
@@ -154,6 +156,7 @@
             <w:r/>
             <w:r>
               <w:rPr>
+                <w:rFonts w:ascii="Arial" w:hAnsi="Arial"/>
                 <w:b/>
                 <w:color w:val="262F37"/>
                 <w:sz w:val="18"/>
@@ -174,6 +177,7 @@
             <w:r/>
             <w:r>
               <w:rPr>
+                <w:rFonts w:ascii="Arial" w:hAnsi="Arial"/>
                 <w:b w:val="0"/>
                 <w:color w:val="262F37"/>
                 <w:sz w:val="18"/>
@@ -200,6 +204,7 @@
             <w:r/>
             <w:r>
               <w:rPr>
+                <w:rFonts w:ascii="Arial" w:hAnsi="Arial"/>
                 <w:b/>
                 <w:color w:val="262F37"/>
                 <w:sz w:val="18"/>
@@ -220,6 +225,7 @@
             <w:r/>
             <w:r>
               <w:rPr>
+                <w:rFonts w:ascii="Arial" w:hAnsi="Arial"/>
                 <w:b w:val="0"/>
                 <w:color w:val="262F37"/>
                 <w:sz w:val="18"/>
@@ -246,6 +252,7 @@
             <w:r/>
             <w:r>
               <w:rPr>
+                <w:rFonts w:ascii="Arial" w:hAnsi="Arial"/>
                 <w:b/>
                 <w:color w:val="262F37"/>
                 <w:sz w:val="18"/>
@@ -266,6 +273,7 @@
             <w:r/>
             <w:r>
               <w:rPr>
+                <w:rFonts w:ascii="Arial" w:hAnsi="Arial"/>
                 <w:b w:val="0"/>
                 <w:color w:val="262F37"/>
                 <w:sz w:val="18"/>
@@ -283,6 +291,9 @@
         <w:pageBreakBefore w:val="0"/>
       </w:pPr>
       <w:r>
+        <w:rPr>
+          <w:rFonts w:ascii="Arial" w:hAnsi="Arial"/>
+        </w:rPr>
         <w:t>Основание для дополнительного объёма</w:t>
       </w:r>
     </w:p>
@@ -315,6 +326,7 @@
             <w:r/>
             <w:r>
               <w:rPr>
+                <w:rFonts w:ascii="Arial" w:hAnsi="Arial"/>
                 <w:b/>
                 <w:color w:val="262F37"/>
                 <w:sz w:val="18"/>
@@ -335,6 +347,7 @@
             <w:r/>
             <w:r>
               <w:rPr>
+                <w:rFonts w:ascii="Arial" w:hAnsi="Arial"/>
                 <w:b w:val="0"/>
                 <w:color w:val="262F37"/>
                 <w:sz w:val="18"/>
@@ -361,6 +374,7 @@
             <w:r/>
             <w:r>
               <w:rPr>
+                <w:rFonts w:ascii="Arial" w:hAnsi="Arial"/>
                 <w:b/>
                 <w:color w:val="262F37"/>
                 <w:sz w:val="18"/>
@@ -381,6 +395,7 @@
             <w:r/>
             <w:r>
               <w:rPr>
+                <w:rFonts w:ascii="Arial" w:hAnsi="Arial"/>
                 <w:b w:val="0"/>
                 <w:color w:val="262F37"/>
                 <w:sz w:val="18"/>
@@ -407,6 +422,7 @@
             <w:r/>
             <w:r>
               <w:rPr>
+                <w:rFonts w:ascii="Arial" w:hAnsi="Arial"/>
                 <w:b/>
                 <w:color w:val="262F37"/>
                 <w:sz w:val="18"/>
@@ -427,6 +443,7 @@
             <w:r/>
             <w:r>
               <w:rPr>
+                <w:rFonts w:ascii="Arial" w:hAnsi="Arial"/>
                 <w:b w:val="0"/>
                 <w:color w:val="262F37"/>
                 <w:sz w:val="18"/>
@@ -453,6 +470,7 @@
             <w:r/>
             <w:r>
               <w:rPr>
+                <w:rFonts w:ascii="Arial" w:hAnsi="Arial"/>
                 <w:b/>
                 <w:color w:val="262F37"/>
                 <w:sz w:val="18"/>
@@ -473,6 +491,7 @@
             <w:r/>
             <w:r>
               <w:rPr>
+                <w:rFonts w:ascii="Arial" w:hAnsi="Arial"/>
                 <w:b w:val="0"/>
                 <w:color w:val="262F37"/>
                 <w:sz w:val="18"/>
@@ -490,6 +509,9 @@
         <w:pageBreakBefore w:val="0"/>
       </w:pPr>
       <w:r>
+        <w:rPr>
+          <w:rFonts w:ascii="Arial" w:hAnsi="Arial"/>
+        </w:rPr>
         <w:t>Позиции дополнительного объёма</w:t>
       </w:r>
     </w:p>
@@ -524,6 +546,7 @@
             <w:r/>
             <w:r>
               <w:rPr>
+                <w:rFonts w:ascii="Arial" w:hAnsi="Arial"/>
                 <w:b/>
                 <w:color w:val="262F37"/>
                 <w:sz w:val="18"/>
@@ -545,6 +568,7 @@
             <w:r/>
             <w:r>
               <w:rPr>
+                <w:rFonts w:ascii="Arial" w:hAnsi="Arial"/>
                 <w:b/>
                 <w:color w:val="262F37"/>
                 <w:sz w:val="18"/>
@@ -566,6 +590,7 @@
             <w:r/>
             <w:r>
               <w:rPr>
+                <w:rFonts w:ascii="Arial" w:hAnsi="Arial"/>
                 <w:b/>
                 <w:color w:val="262F37"/>
                 <w:sz w:val="18"/>
@@ -587,6 +612,7 @@
             <w:r/>
             <w:r>
               <w:rPr>
+                <w:rFonts w:ascii="Arial" w:hAnsi="Arial"/>
                 <w:b/>
                 <w:color w:val="262F37"/>
                 <w:sz w:val="18"/>
@@ -608,6 +634,7 @@
             <w:r/>
             <w:r>
               <w:rPr>
+                <w:rFonts w:ascii="Arial" w:hAnsi="Arial"/>
                 <w:b/>
                 <w:color w:val="262F37"/>
                 <w:sz w:val="18"/>
@@ -633,6 +660,7 @@
             <w:r/>
             <w:r>
               <w:rPr>
+                <w:rFonts w:ascii="Arial" w:hAnsi="Arial"/>
                 <w:b w:val="0"/>
                 <w:color w:val="262F37"/>
                 <w:sz w:val="18"/>
@@ -653,6 +681,7 @@
             <w:r/>
             <w:r>
               <w:rPr>
+                <w:rFonts w:ascii="Arial" w:hAnsi="Arial"/>
                 <w:b w:val="0"/>
                 <w:color w:val="262F37"/>
                 <w:sz w:val="18"/>
@@ -673,6 +702,7 @@
             <w:r/>
             <w:r>
               <w:rPr>
+                <w:rFonts w:ascii="Arial" w:hAnsi="Arial"/>
                 <w:b w:val="0"/>
                 <w:color w:val="262F37"/>
                 <w:sz w:val="18"/>
@@ -693,6 +723,7 @@
             <w:r/>
             <w:r>
               <w:rPr>
+                <w:rFonts w:ascii="Arial" w:hAnsi="Arial"/>
                 <w:b w:val="0"/>
                 <w:color w:val="262F37"/>
                 <w:sz w:val="18"/>
@@ -713,6 +744,7 @@
             <w:r/>
             <w:r>
               <w:rPr>
+                <w:rFonts w:ascii="Arial" w:hAnsi="Arial"/>
                 <w:b w:val="0"/>
                 <w:color w:val="262F37"/>
                 <w:sz w:val="18"/>
@@ -738,6 +770,7 @@
             <w:r/>
             <w:r>
               <w:rPr>
+                <w:rFonts w:ascii="Arial" w:hAnsi="Arial"/>
                 <w:b w:val="0"/>
                 <w:color w:val="262F37"/>
                 <w:sz w:val="18"/>
@@ -758,6 +791,7 @@
             <w:r/>
             <w:r>
               <w:rPr>
+                <w:rFonts w:ascii="Arial" w:hAnsi="Arial"/>
                 <w:b w:val="0"/>
                 <w:color w:val="262F37"/>
                 <w:sz w:val="18"/>
@@ -778,6 +812,7 @@
             <w:r/>
             <w:r>
               <w:rPr>
+                <w:rFonts w:ascii="Arial" w:hAnsi="Arial"/>
                 <w:b w:val="0"/>
                 <w:color w:val="262F37"/>
                 <w:sz w:val="18"/>
@@ -798,6 +833,7 @@
             <w:r/>
             <w:r>
               <w:rPr>
+                <w:rFonts w:ascii="Arial" w:hAnsi="Arial"/>
                 <w:b w:val="0"/>
                 <w:color w:val="262F37"/>
                 <w:sz w:val="18"/>
@@ -818,6 +854,7 @@
             <w:r/>
             <w:r>
               <w:rPr>
+                <w:rFonts w:ascii="Arial" w:hAnsi="Arial"/>
                 <w:b w:val="0"/>
                 <w:color w:val="262F37"/>
                 <w:sz w:val="18"/>
@@ -843,6 +880,7 @@
             <w:r/>
             <w:r>
               <w:rPr>
+                <w:rFonts w:ascii="Arial" w:hAnsi="Arial"/>
                 <w:b w:val="0"/>
                 <w:color w:val="262F37"/>
                 <w:sz w:val="18"/>
@@ -863,6 +901,7 @@
             <w:r/>
             <w:r>
               <w:rPr>
+                <w:rFonts w:ascii="Arial" w:hAnsi="Arial"/>
                 <w:b w:val="0"/>
                 <w:color w:val="262F37"/>
                 <w:sz w:val="18"/>
@@ -883,6 +922,7 @@
             <w:r/>
             <w:r>
               <w:rPr>
+                <w:rFonts w:ascii="Arial" w:hAnsi="Arial"/>
                 <w:b w:val="0"/>
                 <w:color w:val="262F37"/>
                 <w:sz w:val="18"/>
@@ -903,6 +943,7 @@
             <w:r/>
             <w:r>
               <w:rPr>
+                <w:rFonts w:ascii="Arial" w:hAnsi="Arial"/>
                 <w:b w:val="0"/>
                 <w:color w:val="262F37"/>
                 <w:sz w:val="18"/>
@@ -923,6 +964,7 @@
             <w:r/>
             <w:r>
               <w:rPr>
+                <w:rFonts w:ascii="Arial" w:hAnsi="Arial"/>
                 <w:b w:val="0"/>
                 <w:color w:val="262F37"/>
                 <w:sz w:val="18"/>
@@ -935,6 +977,9 @@
     </w:tbl>
     <w:p>
       <w:r>
+        <w:rPr>
+          <w:rFonts w:ascii="Arial" w:hAnsi="Arial"/>
+        </w:rPr>
         <w:t>Если позиций больше трёх, добавьте строки. К каждой позиции укажите документ, по которому проверяются границы и количество.</w:t>
       </w:r>
     </w:p>
@@ -945,21 +990,33 @@
         <w:pageBreakBefore w:val="0"/>
       </w:pPr>
       <w:r>
+        <w:rPr>
+          <w:rFonts w:ascii="Arial" w:hAnsi="Arial"/>
+        </w:rPr>
         <w:t>Выберите маршрут</w:t>
       </w:r>
     </w:p>
     <w:p>
       <w:r>
+        <w:rPr>
+          <w:rFonts w:ascii="Arial" w:hAnsi="Arial"/>
+        </w:rPr>
         <w:t>□ А. Работы ещё не начаты. Планируемая дата начала [___]. Письменное поручение заказчика (файл 01): № [___] от [___]. Решение об объёме и приложениях получите до начала соответствующих работ.</w:t>
       </w:r>
     </w:p>
     <w:p>
       <w:r>
+        <w:rPr>
+          <w:rFonts w:ascii="Arial" w:hAnsi="Arial"/>
+        </w:rPr>
         <w:t>□ Б. Работы уже выполнены. Фактический период [___] — [___]. Просьба заказчика подтверждается [документ, дата, отправитель/подписант: ___]. Выполнение подтверждается [журнал, акт, фото с датами, переписка: ___]. Оформляйте согласование текущей датой.</w:t>
       </w:r>
     </w:p>
     <w:p>
       <w:r>
+        <w:rPr>
+          <w:rFonts w:ascii="Arial" w:hAnsi="Arial"/>
+        </w:rPr>
         <w:t>Для смешанного случая оформите отдельные строки по планируемому и выполненному объёму. Перед направлением оставьте нужный маршрут и конкретные подтверждения.</w:t>
       </w:r>
     </w:p>
@@ -970,6 +1027,9 @@
         <w:pageBreakBefore/>
       </w:pPr>
       <w:r>
+        <w:rPr>
+          <w:rFonts w:ascii="Arial" w:hAnsi="Arial"/>
+        </w:rPr>
         <w:t>Приложения и расчёт</w:t>
       </w:r>
     </w:p>
@@ -1001,6 +1061,7 @@
             <w:r/>
             <w:r>
               <w:rPr>
+                <w:rFonts w:ascii="Arial" w:hAnsi="Arial"/>
                 <w:b/>
                 <w:color w:val="262F37"/>
                 <w:sz w:val="18"/>
@@ -1022,6 +1083,7 @@
             <w:r/>
             <w:r>
               <w:rPr>
+                <w:rFonts w:ascii="Arial" w:hAnsi="Arial"/>
                 <w:b/>
                 <w:color w:val="262F37"/>
                 <w:sz w:val="18"/>
@@ -1043,6 +1105,7 @@
             <w:r/>
             <w:r>
               <w:rPr>
+                <w:rFonts w:ascii="Arial" w:hAnsi="Arial"/>
                 <w:b/>
                 <w:color w:val="262F37"/>
                 <w:sz w:val="18"/>
@@ -1068,6 +1131,7 @@
             <w:r/>
             <w:r>
               <w:rPr>
+                <w:rFonts w:ascii="Arial" w:hAnsi="Arial"/>
                 <w:b w:val="0"/>
                 <w:color w:val="262F37"/>
                 <w:sz w:val="18"/>
@@ -1088,6 +1152,7 @@
             <w:r/>
             <w:r>
               <w:rPr>
+                <w:rFonts w:ascii="Arial" w:hAnsi="Arial"/>
                 <w:b w:val="0"/>
                 <w:color w:val="262F37"/>
                 <w:sz w:val="18"/>
@@ -1108,6 +1173,7 @@
             <w:r/>
             <w:r>
               <w:rPr>
+                <w:rFonts w:ascii="Arial" w:hAnsi="Arial"/>
                 <w:b w:val="0"/>
                 <w:color w:val="262F37"/>
                 <w:sz w:val="18"/>
@@ -1133,6 +1199,7 @@
             <w:r/>
             <w:r>
               <w:rPr>
+                <w:rFonts w:ascii="Arial" w:hAnsi="Arial"/>
                 <w:b w:val="0"/>
                 <w:color w:val="262F37"/>
                 <w:sz w:val="18"/>
@@ -1153,6 +1220,7 @@
             <w:r/>
             <w:r>
               <w:rPr>
+                <w:rFonts w:ascii="Arial" w:hAnsi="Arial"/>
                 <w:b w:val="0"/>
                 <w:color w:val="262F37"/>
                 <w:sz w:val="18"/>
@@ -1173,6 +1241,7 @@
             <w:r/>
             <w:r>
               <w:rPr>
+                <w:rFonts w:ascii="Arial" w:hAnsi="Arial"/>
                 <w:b w:val="0"/>
                 <w:color w:val="262F37"/>
                 <w:sz w:val="18"/>
@@ -1198,6 +1267,7 @@
             <w:r/>
             <w:r>
               <w:rPr>
+                <w:rFonts w:ascii="Arial" w:hAnsi="Arial"/>
                 <w:b w:val="0"/>
                 <w:color w:val="262F37"/>
                 <w:sz w:val="18"/>
@@ -1218,6 +1288,7 @@
             <w:r/>
             <w:r>
               <w:rPr>
+                <w:rFonts w:ascii="Arial" w:hAnsi="Arial"/>
                 <w:b w:val="0"/>
                 <w:color w:val="262F37"/>
                 <w:sz w:val="18"/>
@@ -1238,6 +1309,7 @@
             <w:r/>
             <w:r>
               <w:rPr>
+                <w:rFonts w:ascii="Arial" w:hAnsi="Arial"/>
                 <w:b w:val="0"/>
                 <w:color w:val="262F37"/>
                 <w:sz w:val="18"/>
@@ -1250,11 +1322,17 @@
     </w:tbl>
     <w:p>
       <w:r>
+        <w:rPr>
+          <w:rFonts w:ascii="Arial" w:hAnsi="Arial"/>
+        </w:rPr>
         <w:t>Оставьте в перечне только приложенные документы и укажите их фактические реквизиты.</w:t>
       </w:r>
     </w:p>
     <w:p>
       <w:r>
+        <w:rPr>
+          <w:rFonts w:ascii="Arial" w:hAnsi="Arial"/>
+        </w:rPr>
         <w:t>Цена и порядок оплаты: расчёт 07 № [___] от [___]; предложение о согласовании цены — допсоглашение 11 № [___] от [___]. Влияние на срок: документ 05 № [___] от [___]; при изменении срока — допсоглашение 12 № [___] от [___]. Заполняйте ссылки по фактически подготовленным документам.</w:t>
       </w:r>
     </w:p>
@@ -1265,26 +1343,41 @@
         <w:pageBreakBefore w:val="0"/>
       </w:pPr>
       <w:r>
+        <w:rPr>
+          <w:rFonts w:ascii="Arial" w:hAnsi="Arial"/>
+        </w:rPr>
         <w:t>Решение по объёму</w:t>
       </w:r>
     </w:p>
     <w:p>
       <w:r>
+        <w:rPr>
+          <w:rFonts w:ascii="Arial" w:hAnsi="Arial"/>
+        </w:rPr>
         <w:t>□ Объём по позициям № [___] согласован сторонами в указанных границах и единицах измерения.</w:t>
       </w:r>
     </w:p>
     <w:p>
       <w:r>
+        <w:rPr>
+          <w:rFonts w:ascii="Arial" w:hAnsi="Arial"/>
+        </w:rPr>
         <w:t>□ По позициям № [___] нужны уточнения: [___]. Срок ответа [___].</w:t>
       </w:r>
     </w:p>
     <w:p>
       <w:r>
+        <w:rPr>
+          <w:rFonts w:ascii="Arial" w:hAnsi="Arial"/>
+        </w:rPr>
         <w:t>□ Позиции № [___] заказчик не согласовал; ответ № [___] от [___].</w:t>
       </w:r>
     </w:p>
     <w:p>
       <w:r>
+        <w:rPr>
+          <w:rFonts w:ascii="Arial" w:hAnsi="Arial"/>
+        </w:rPr>
         <w:t>Подписанные обеими сторонами позиции с отметкой «согласован» фиксируют решение об объёме. Цена, порядок оплаты и изменение сроков отражаются в названных документах 11 и 12 после их оформления.</w:t>
       </w:r>
     </w:p>
@@ -1295,6 +1388,9 @@
         <w:pageBreakBefore w:val="0"/>
       </w:pPr>
       <w:r>
+        <w:rPr>
+          <w:rFonts w:ascii="Arial" w:hAnsi="Arial"/>
+        </w:rPr>
         <w:t>Направление и подписи</w:t>
       </w:r>
     </w:p>
@@ -1327,6 +1423,7 @@
             <w:r/>
             <w:r>
               <w:rPr>
+                <w:rFonts w:ascii="Arial" w:hAnsi="Arial"/>
                 <w:b/>
                 <w:color w:val="262F37"/>
                 <w:sz w:val="18"/>
@@ -1347,6 +1444,7 @@
             <w:r/>
             <w:r>
               <w:rPr>
+                <w:rFonts w:ascii="Arial" w:hAnsi="Arial"/>
                 <w:b w:val="0"/>
                 <w:color w:val="262F37"/>
                 <w:sz w:val="18"/>
@@ -1373,6 +1471,7 @@
             <w:r/>
             <w:r>
               <w:rPr>
+                <w:rFonts w:ascii="Arial" w:hAnsi="Arial"/>
                 <w:b/>
                 <w:color w:val="262F37"/>
                 <w:sz w:val="18"/>
@@ -1393,6 +1492,7 @@
             <w:r/>
             <w:r>
               <w:rPr>
+                <w:rFonts w:ascii="Arial" w:hAnsi="Arial"/>
                 <w:b w:val="0"/>
                 <w:color w:val="262F37"/>
                 <w:sz w:val="18"/>
@@ -1430,6 +1530,7 @@
             <w:r/>
             <w:r>
               <w:rPr>
+                <w:rFonts w:ascii="Arial" w:hAnsi="Arial"/>
                 <w:b/>
                 <w:color w:val="262F37"/>
                 <w:sz w:val="18"/>
@@ -1451,6 +1552,7 @@
             <w:r/>
             <w:r>
               <w:rPr>
+                <w:rFonts w:ascii="Arial" w:hAnsi="Arial"/>
                 <w:b/>
                 <w:color w:val="262F37"/>
                 <w:sz w:val="18"/>
@@ -1476,6 +1578,7 @@
             <w:r/>
             <w:r>
               <w:rPr>
+                <w:rFonts w:ascii="Arial" w:hAnsi="Arial"/>
                 <w:b w:val="0"/>
                 <w:color w:val="262F37"/>
                 <w:sz w:val="18"/>
@@ -1496,6 +1599,7 @@
             <w:r/>
             <w:r>
               <w:rPr>
+                <w:rFonts w:ascii="Arial" w:hAnsi="Arial"/>
                 <w:b w:val="0"/>
                 <w:color w:val="262F37"/>
                 <w:sz w:val="18"/>
@@ -1521,6 +1625,7 @@
             <w:r/>
             <w:r>
               <w:rPr>
+                <w:rFonts w:ascii="Arial" w:hAnsi="Arial"/>
                 <w:b w:val="0"/>
                 <w:color w:val="262F37"/>
                 <w:sz w:val="18"/>
@@ -1541,6 +1646,7 @@
             <w:r/>
             <w:r>
               <w:rPr>
+                <w:rFonts w:ascii="Arial" w:hAnsi="Arial"/>
                 <w:b w:val="0"/>
                 <w:color w:val="262F37"/>
                 <w:sz w:val="18"/>
@@ -1566,6 +1672,7 @@
             <w:r/>
             <w:r>
               <w:rPr>
+                <w:rFonts w:ascii="Arial" w:hAnsi="Arial"/>
                 <w:b w:val="0"/>
                 <w:color w:val="262F37"/>
                 <w:sz w:val="18"/>
@@ -1586,6 +1693,7 @@
             <w:r/>
             <w:r>
               <w:rPr>
+                <w:rFonts w:ascii="Arial" w:hAnsi="Arial"/>
                 <w:b w:val="0"/>
                 <w:color w:val="262F37"/>
                 <w:sz w:val="18"/>
@@ -1596,12 +1704,9 @@
         </w:tc>
       </w:tr>
     </w:tbl>
-    <w:p>
-      <w:r>
-        <w:t>Копию подписанного документа и приложения сохраните вместе с договором, уведомлением 03 и записью в журнале 08.</w:t>
-      </w:r>
-    </w:p>
     <w:sectPr>
+      <w:headerReference w:type="default" r:id="rId9"/>
+      <w:footerReference w:type="default" r:id="rId10"/>
       <w:pgSz w:w="11906" w:h="16838"/>
       <w:pgMar w:top="964" w:right="1020" w:bottom="964" w:left="1020" w:header="720" w:footer="720" w:gutter="0"/>
       <w:cols w:space="720"/>
@@ -1609,6 +1714,26 @@
     </w:sectPr>
   </w:body>
 </w:document>
+</file>
+
+<file path=word/footer1.xml><?xml version="1.0" encoding="utf-8"?>
+<w:ftr xmlns:m="http://schemas.openxmlformats.org/officeDocument/2006/math" xmlns:mc="http://schemas.openxmlformats.org/markup-compatibility/2006" xmlns:mo="http://schemas.microsoft.com/office/mac/office/2008/main" xmlns:mv="urn:schemas-microsoft-com:mac:vml" xmlns:o="urn:schemas-microsoft-com:office:office" xmlns:r="http://schemas.openxmlformats.org/officeDocument/2006/relationships" xmlns:v="urn:schemas-microsoft-com:vml" xmlns:w10="urn:schemas-microsoft-com:office:word" xmlns:w14="http://schemas.microsoft.com/office/word/2010/wordml" xmlns:w="http://schemas.openxmlformats.org/wordprocessingml/2006/main" xmlns:wne="http://schemas.microsoft.com/office/word/2006/wordml" xmlns:wp14="http://schemas.microsoft.com/office/word/2010/wordprocessingDrawing" xmlns:wp="http://schemas.openxmlformats.org/drawingml/2006/wordprocessingDrawing" xmlns:wpc="http://schemas.microsoft.com/office/word/2010/wordprocessingCanvas" xmlns:wpg="http://schemas.microsoft.com/office/word/2010/wordprocessingGroup" xmlns:wpi="http://schemas.microsoft.com/office/word/2010/wordprocessingInk" xmlns:wps="http://schemas.microsoft.com/office/word/2010/wordprocessingShape" mc:Ignorable="w14 wp14">
+  <w:p>
+    <w:pPr>
+      <w:pStyle w:val="Footer"/>
+    </w:pPr>
+  </w:p>
+</w:ftr>
+</file>
+
+<file path=word/header1.xml><?xml version="1.0" encoding="utf-8"?>
+<w:hdr xmlns:m="http://schemas.openxmlformats.org/officeDocument/2006/math" xmlns:mc="http://schemas.openxmlformats.org/markup-compatibility/2006" xmlns:mo="http://schemas.microsoft.com/office/mac/office/2008/main" xmlns:mv="urn:schemas-microsoft-com:mac:vml" xmlns:o="urn:schemas-microsoft-com:office:office" xmlns:r="http://schemas.openxmlformats.org/officeDocument/2006/relationships" xmlns:v="urn:schemas-microsoft-com:vml" xmlns:w10="urn:schemas-microsoft-com:office:word" xmlns:w14="http://schemas.microsoft.com/office/word/2010/wordml" xmlns:w="http://schemas.openxmlformats.org/wordprocessingml/2006/main" xmlns:wne="http://schemas.microsoft.com/office/word/2006/wordml" xmlns:wp14="http://schemas.microsoft.com/office/word/2010/wordprocessingDrawing" xmlns:wp="http://schemas.openxmlformats.org/drawingml/2006/wordprocessingDrawing" xmlns:wpc="http://schemas.microsoft.com/office/word/2010/wordprocessingCanvas" xmlns:wpg="http://schemas.microsoft.com/office/word/2010/wordprocessingGroup" xmlns:wpi="http://schemas.microsoft.com/office/word/2010/wordprocessingInk" xmlns:wps="http://schemas.microsoft.com/office/word/2010/wordprocessingShape" mc:Ignorable="w14 wp14">
+  <w:p>
+    <w:pPr>
+      <w:pStyle w:val="Header"/>
+    </w:pPr>
+  </w:p>
+</w:hdr>
 </file>
 
 <file path=word/numbering.xml><?xml version="1.0" encoding="utf-8"?>
@@ -1978,7 +2103,7 @@
       <w:spacing w:after="100"/>
     </w:pPr>
     <w:rPr>
-      <w:rFonts w:ascii="Times New Roman" w:hAnsi="Times New Roman"/>
+      <w:rFonts w:ascii="Arial" w:hAnsi="Arial"/>
       <w:color w:val="262F37"/>
       <w:sz w:val="21"/>
     </w:rPr>
@@ -1997,6 +2122,9 @@
       </w:tabs>
       <w:spacing w:after="0" w:line="240" w:lineRule="auto"/>
     </w:pPr>
+    <w:rPr>
+      <w:rFonts w:ascii="Arial" w:hAnsi="Arial"/>
+    </w:rPr>
   </w:style>
   <w:style w:type="character" w:customStyle="1" w:styleId="HeaderChar">
     <w:name w:val="Header Char"/>
@@ -2004,6 +2132,9 @@
     <w:link w:val="Header"/>
     <w:uiPriority w:val="99"/>
     <w:rsid w:val="00E618BF"/>
+    <w:rPr>
+      <w:rFonts w:ascii="Arial" w:hAnsi="Arial"/>
+    </w:rPr>
   </w:style>
   <w:style w:type="paragraph" w:styleId="Footer">
     <w:name w:val="footer"/>
@@ -2019,6 +2150,9 @@
       </w:tabs>
       <w:spacing w:after="0" w:line="240" w:lineRule="auto"/>
     </w:pPr>
+    <w:rPr>
+      <w:rFonts w:ascii="Arial" w:hAnsi="Arial"/>
+    </w:rPr>
   </w:style>
   <w:style w:type="character" w:customStyle="1" w:styleId="FooterChar">
     <w:name w:val="Footer Char"/>
@@ -2026,6 +2160,9 @@
     <w:link w:val="Footer"/>
     <w:uiPriority w:val="99"/>
     <w:rsid w:val="00E618BF"/>
+    <w:rPr>
+      <w:rFonts w:ascii="Arial" w:hAnsi="Arial"/>
+    </w:rPr>
   </w:style>
   <w:style w:type="paragraph" w:styleId="Heading1">
     <w:name w:val="heading 1"/>
@@ -2042,7 +2179,7 @@
       <w:outlineLvl w:val="0"/>
     </w:pPr>
     <w:rPr>
-      <w:rFonts w:asciiTheme="majorHAnsi" w:eastAsiaTheme="majorEastAsia" w:hAnsiTheme="majorHAnsi" w:cstheme="majorBidi" w:ascii="Times New Roman" w:hAnsi="Times New Roman"/>
+      <w:rFonts w:asciiTheme="majorHAnsi" w:eastAsiaTheme="majorEastAsia" w:hAnsiTheme="majorHAnsi" w:cstheme="majorBidi" w:ascii="Arial" w:hAnsi="Arial"/>
       <w:b/>
       <w:bCs/>
       <w:color w:val="8E6F32"/>
@@ -2066,7 +2203,7 @@
       <w:outlineLvl w:val="1"/>
     </w:pPr>
     <w:rPr>
-      <w:rFonts w:asciiTheme="majorHAnsi" w:eastAsiaTheme="majorEastAsia" w:hAnsiTheme="majorHAnsi" w:cstheme="majorBidi"/>
+      <w:rFonts w:asciiTheme="majorHAnsi" w:eastAsiaTheme="majorEastAsia" w:hAnsiTheme="majorHAnsi" w:cstheme="majorBidi" w:ascii="Arial" w:hAnsi="Arial"/>
       <w:b/>
       <w:bCs/>
       <w:color w:val="4F81BD" w:themeColor="accent1"/>
@@ -2090,7 +2227,7 @@
       <w:outlineLvl w:val="2"/>
     </w:pPr>
     <w:rPr>
-      <w:rFonts w:asciiTheme="majorHAnsi" w:eastAsiaTheme="majorEastAsia" w:hAnsiTheme="majorHAnsi" w:cstheme="majorBidi"/>
+      <w:rFonts w:asciiTheme="majorHAnsi" w:eastAsiaTheme="majorEastAsia" w:hAnsiTheme="majorHAnsi" w:cstheme="majorBidi" w:ascii="Arial" w:hAnsi="Arial"/>
       <w:b/>
       <w:bCs/>
       <w:color w:val="4F81BD" w:themeColor="accent1"/>
@@ -2113,7 +2250,7 @@
       <w:outlineLvl w:val="3"/>
     </w:pPr>
     <w:rPr>
-      <w:rFonts w:asciiTheme="majorHAnsi" w:eastAsiaTheme="majorEastAsia" w:hAnsiTheme="majorHAnsi" w:cstheme="majorBidi"/>
+      <w:rFonts w:asciiTheme="majorHAnsi" w:eastAsiaTheme="majorEastAsia" w:hAnsiTheme="majorHAnsi" w:cstheme="majorBidi" w:ascii="Arial" w:hAnsi="Arial"/>
       <w:b/>
       <w:bCs/>
       <w:i/>
@@ -2138,7 +2275,7 @@
       <w:outlineLvl w:val="4"/>
     </w:pPr>
     <w:rPr>
-      <w:rFonts w:asciiTheme="majorHAnsi" w:eastAsiaTheme="majorEastAsia" w:hAnsiTheme="majorHAnsi" w:cstheme="majorBidi"/>
+      <w:rFonts w:asciiTheme="majorHAnsi" w:eastAsiaTheme="majorEastAsia" w:hAnsiTheme="majorHAnsi" w:cstheme="majorBidi" w:ascii="Arial" w:hAnsi="Arial"/>
       <w:color w:val="243F60" w:themeColor="accent1" w:themeShade="7F"/>
     </w:rPr>
   </w:style>
@@ -2159,7 +2296,7 @@
       <w:outlineLvl w:val="5"/>
     </w:pPr>
     <w:rPr>
-      <w:rFonts w:asciiTheme="majorHAnsi" w:eastAsiaTheme="majorEastAsia" w:hAnsiTheme="majorHAnsi" w:cstheme="majorBidi"/>
+      <w:rFonts w:asciiTheme="majorHAnsi" w:eastAsiaTheme="majorEastAsia" w:hAnsiTheme="majorHAnsi" w:cstheme="majorBidi" w:ascii="Arial" w:hAnsi="Arial"/>
       <w:i/>
       <w:iCs/>
       <w:color w:val="243F60" w:themeColor="accent1" w:themeShade="7F"/>
@@ -2182,7 +2319,7 @@
       <w:outlineLvl w:val="6"/>
     </w:pPr>
     <w:rPr>
-      <w:rFonts w:asciiTheme="majorHAnsi" w:eastAsiaTheme="majorEastAsia" w:hAnsiTheme="majorHAnsi" w:cstheme="majorBidi"/>
+      <w:rFonts w:asciiTheme="majorHAnsi" w:eastAsiaTheme="majorEastAsia" w:hAnsiTheme="majorHAnsi" w:cstheme="majorBidi" w:ascii="Arial" w:hAnsi="Arial"/>
       <w:i/>
       <w:iCs/>
       <w:color w:val="404040" w:themeColor="text1" w:themeTint="BF"/>
@@ -2205,7 +2342,7 @@
       <w:outlineLvl w:val="7"/>
     </w:pPr>
     <w:rPr>
-      <w:rFonts w:asciiTheme="majorHAnsi" w:eastAsiaTheme="majorEastAsia" w:hAnsiTheme="majorHAnsi" w:cstheme="majorBidi"/>
+      <w:rFonts w:asciiTheme="majorHAnsi" w:eastAsiaTheme="majorEastAsia" w:hAnsiTheme="majorHAnsi" w:cstheme="majorBidi" w:ascii="Arial" w:hAnsi="Arial"/>
       <w:color w:val="4F81BD" w:themeColor="accent1"/>
       <w:sz w:val="20"/>
       <w:szCs w:val="20"/>
@@ -2228,7 +2365,7 @@
       <w:outlineLvl w:val="8"/>
     </w:pPr>
     <w:rPr>
-      <w:rFonts w:asciiTheme="majorHAnsi" w:eastAsiaTheme="majorEastAsia" w:hAnsiTheme="majorHAnsi" w:cstheme="majorBidi"/>
+      <w:rFonts w:asciiTheme="majorHAnsi" w:eastAsiaTheme="majorEastAsia" w:hAnsiTheme="majorHAnsi" w:cstheme="majorBidi" w:ascii="Arial" w:hAnsi="Arial"/>
       <w:i/>
       <w:iCs/>
       <w:color w:val="404040" w:themeColor="text1" w:themeTint="BF"/>
@@ -2241,12 +2378,18 @@
     <w:uiPriority w:val="1"/>
     <w:semiHidden/>
     <w:unhideWhenUsed/>
+    <w:rPr>
+      <w:rFonts w:ascii="Arial" w:hAnsi="Arial"/>
+    </w:rPr>
   </w:style>
   <w:style w:type="table" w:default="1" w:styleId="TableNormal">
     <w:name w:val="Normal Table"/>
     <w:uiPriority w:val="99"/>
     <w:semiHidden/>
     <w:unhideWhenUsed/>
+    <w:rPr>
+      <w:rFonts w:ascii="Arial" w:hAnsi="Arial"/>
+    </w:rPr>
     <w:tblPr>
       <w:tblInd w:w="0" w:type="dxa"/>
       <w:tblCellMar>
@@ -2271,6 +2414,9 @@
     <w:pPr>
       <w:spacing w:after="0" w:line="240" w:lineRule="auto"/>
     </w:pPr>
+    <w:rPr>
+      <w:rFonts w:ascii="Arial" w:hAnsi="Arial"/>
+    </w:rPr>
   </w:style>
   <w:style w:type="character" w:customStyle="1" w:styleId="Heading1Char">
     <w:name w:val="Heading 1 Char"/>
@@ -2279,7 +2425,7 @@
     <w:uiPriority w:val="9"/>
     <w:rsid w:val="00FC693F"/>
     <w:rPr>
-      <w:rFonts w:asciiTheme="majorHAnsi" w:eastAsiaTheme="majorEastAsia" w:hAnsiTheme="majorHAnsi" w:cstheme="majorBidi"/>
+      <w:rFonts w:asciiTheme="majorHAnsi" w:eastAsiaTheme="majorEastAsia" w:hAnsiTheme="majorHAnsi" w:cstheme="majorBidi" w:ascii="Arial" w:hAnsi="Arial"/>
       <w:b/>
       <w:bCs/>
       <w:color w:val="365F91" w:themeColor="accent1" w:themeShade="BF"/>
@@ -2294,7 +2440,7 @@
     <w:uiPriority w:val="9"/>
     <w:rsid w:val="00FC693F"/>
     <w:rPr>
-      <w:rFonts w:asciiTheme="majorHAnsi" w:eastAsiaTheme="majorEastAsia" w:hAnsiTheme="majorHAnsi" w:cstheme="majorBidi"/>
+      <w:rFonts w:asciiTheme="majorHAnsi" w:eastAsiaTheme="majorEastAsia" w:hAnsiTheme="majorHAnsi" w:cstheme="majorBidi" w:ascii="Arial" w:hAnsi="Arial"/>
       <w:b/>
       <w:bCs/>
       <w:color w:val="4F81BD" w:themeColor="accent1"/>
@@ -2309,7 +2455,7 @@
     <w:uiPriority w:val="9"/>
     <w:rsid w:val="00FC693F"/>
     <w:rPr>
-      <w:rFonts w:asciiTheme="majorHAnsi" w:eastAsiaTheme="majorEastAsia" w:hAnsiTheme="majorHAnsi" w:cstheme="majorBidi"/>
+      <w:rFonts w:asciiTheme="majorHAnsi" w:eastAsiaTheme="majorEastAsia" w:hAnsiTheme="majorHAnsi" w:cstheme="majorBidi" w:ascii="Arial" w:hAnsi="Arial"/>
       <w:b/>
       <w:bCs/>
       <w:color w:val="4F81BD" w:themeColor="accent1"/>
@@ -2328,7 +2474,7 @@
       <w:contextualSpacing/>
     </w:pPr>
     <w:rPr>
-      <w:rFonts w:asciiTheme="majorHAnsi" w:eastAsiaTheme="majorEastAsia" w:hAnsiTheme="majorHAnsi" w:cstheme="majorBidi" w:ascii="Times New Roman" w:hAnsi="Times New Roman"/>
+      <w:rFonts w:asciiTheme="majorHAnsi" w:eastAsiaTheme="majorEastAsia" w:hAnsiTheme="majorHAnsi" w:cstheme="majorBidi" w:ascii="Arial" w:hAnsi="Arial"/>
       <w:b/>
       <w:color w:val="000000"/>
       <w:spacing w:val="5"/>
@@ -2344,7 +2490,7 @@
     <w:uiPriority w:val="10"/>
     <w:rsid w:val="00FC693F"/>
     <w:rPr>
-      <w:rFonts w:asciiTheme="majorHAnsi" w:eastAsiaTheme="majorEastAsia" w:hAnsiTheme="majorHAnsi" w:cstheme="majorBidi"/>
+      <w:rFonts w:asciiTheme="majorHAnsi" w:eastAsiaTheme="majorEastAsia" w:hAnsiTheme="majorHAnsi" w:cstheme="majorBidi" w:ascii="Arial" w:hAnsi="Arial"/>
       <w:color w:val="17365D" w:themeColor="text2" w:themeShade="BF"/>
       <w:spacing w:val="5"/>
       <w:kern w:val="28"/>
@@ -2366,7 +2512,7 @@
       </w:numPr>
     </w:pPr>
     <w:rPr>
-      <w:rFonts w:asciiTheme="majorHAnsi" w:eastAsiaTheme="majorEastAsia" w:hAnsiTheme="majorHAnsi" w:cstheme="majorBidi"/>
+      <w:rFonts w:asciiTheme="majorHAnsi" w:eastAsiaTheme="majorEastAsia" w:hAnsiTheme="majorHAnsi" w:cstheme="majorBidi" w:ascii="Arial" w:hAnsi="Arial"/>
       <w:i/>
       <w:iCs/>
       <w:color w:val="4F81BD" w:themeColor="accent1"/>
@@ -2382,7 +2528,7 @@
     <w:uiPriority w:val="11"/>
     <w:rsid w:val="00FC693F"/>
     <w:rPr>
-      <w:rFonts w:asciiTheme="majorHAnsi" w:eastAsiaTheme="majorEastAsia" w:hAnsiTheme="majorHAnsi" w:cstheme="majorBidi"/>
+      <w:rFonts w:asciiTheme="majorHAnsi" w:eastAsiaTheme="majorEastAsia" w:hAnsiTheme="majorHAnsi" w:cstheme="majorBidi" w:ascii="Arial" w:hAnsi="Arial"/>
       <w:i/>
       <w:iCs/>
       <w:color w:val="4F81BD" w:themeColor="accent1"/>
@@ -2401,6 +2547,9 @@
       <w:ind w:left="720"/>
       <w:contextualSpacing/>
     </w:pPr>
+    <w:rPr>
+      <w:rFonts w:ascii="Arial" w:hAnsi="Arial"/>
+    </w:rPr>
   </w:style>
   <w:style w:type="paragraph" w:styleId="BodyText">
     <w:name w:val="Body Text"/>
@@ -2412,6 +2561,9 @@
     <w:pPr>
       <w:spacing w:after="120"/>
     </w:pPr>
+    <w:rPr>
+      <w:rFonts w:ascii="Arial" w:hAnsi="Arial"/>
+    </w:rPr>
   </w:style>
   <w:style w:type="character" w:customStyle="1" w:styleId="BodyTextChar">
     <w:name w:val="Body Text Char"/>
@@ -2419,6 +2571,9 @@
     <w:link w:val="BodyText"/>
     <w:uiPriority w:val="99"/>
     <w:rsid w:val="00AA1D8D"/>
+    <w:rPr>
+      <w:rFonts w:ascii="Arial" w:hAnsi="Arial"/>
+    </w:rPr>
   </w:style>
   <w:style w:type="paragraph" w:styleId="BodyText2">
     <w:name w:val="Body Text 2"/>
@@ -2430,6 +2585,9 @@
     <w:pPr>
       <w:spacing w:after="120" w:line="480" w:lineRule="auto"/>
     </w:pPr>
+    <w:rPr>
+      <w:rFonts w:ascii="Arial" w:hAnsi="Arial"/>
+    </w:rPr>
   </w:style>
   <w:style w:type="character" w:customStyle="1" w:styleId="BodyText2Char">
     <w:name w:val="Body Text 2 Char"/>
@@ -2437,6 +2595,9 @@
     <w:link w:val="BodyText2"/>
     <w:uiPriority w:val="99"/>
     <w:rsid w:val="00AA1D8D"/>
+    <w:rPr>
+      <w:rFonts w:ascii="Arial" w:hAnsi="Arial"/>
+    </w:rPr>
   </w:style>
   <w:style w:type="paragraph" w:styleId="BodyText3">
     <w:name w:val="Body Text 3"/>
@@ -2449,6 +2610,7 @@
       <w:spacing w:after="120"/>
     </w:pPr>
     <w:rPr>
+      <w:rFonts w:ascii="Arial" w:hAnsi="Arial"/>
       <w:sz w:val="16"/>
       <w:szCs w:val="16"/>
     </w:rPr>
@@ -2460,6 +2622,7 @@
     <w:uiPriority w:val="99"/>
     <w:rsid w:val="00AA1D8D"/>
     <w:rPr>
+      <w:rFonts w:ascii="Arial" w:hAnsi="Arial"/>
       <w:sz w:val="16"/>
       <w:szCs w:val="16"/>
     </w:rPr>
@@ -2474,6 +2637,9 @@
       <w:ind w:left="360" w:hanging="360"/>
       <w:contextualSpacing/>
     </w:pPr>
+    <w:rPr>
+      <w:rFonts w:ascii="Arial" w:hAnsi="Arial"/>
+    </w:rPr>
   </w:style>
   <w:style w:type="paragraph" w:styleId="List2">
     <w:name w:val="List 2"/>
@@ -2485,6 +2651,9 @@
       <w:ind w:left="720" w:hanging="360"/>
       <w:contextualSpacing/>
     </w:pPr>
+    <w:rPr>
+      <w:rFonts w:ascii="Arial" w:hAnsi="Arial"/>
+    </w:rPr>
   </w:style>
   <w:style w:type="paragraph" w:styleId="List3">
     <w:name w:val="List 3"/>
@@ -2496,6 +2665,9 @@
       <w:ind w:left="1080" w:hanging="360"/>
       <w:contextualSpacing/>
     </w:pPr>
+    <w:rPr>
+      <w:rFonts w:ascii="Arial" w:hAnsi="Arial"/>
+    </w:rPr>
   </w:style>
   <w:style w:type="paragraph" w:styleId="ListBullet">
     <w:name w:val="List Bullet"/>
@@ -2509,6 +2681,9 @@
       </w:numPr>
       <w:contextualSpacing/>
     </w:pPr>
+    <w:rPr>
+      <w:rFonts w:ascii="Arial" w:hAnsi="Arial"/>
+    </w:rPr>
   </w:style>
   <w:style w:type="paragraph" w:styleId="ListBullet2">
     <w:name w:val="List Bullet 2"/>
@@ -2522,6 +2697,9 @@
       </w:numPr>
       <w:contextualSpacing/>
     </w:pPr>
+    <w:rPr>
+      <w:rFonts w:ascii="Arial" w:hAnsi="Arial"/>
+    </w:rPr>
   </w:style>
   <w:style w:type="paragraph" w:styleId="ListBullet3">
     <w:name w:val="List Bullet 3"/>
@@ -2535,6 +2713,9 @@
       </w:numPr>
       <w:contextualSpacing/>
     </w:pPr>
+    <w:rPr>
+      <w:rFonts w:ascii="Arial" w:hAnsi="Arial"/>
+    </w:rPr>
   </w:style>
   <w:style w:type="paragraph" w:styleId="ListNumber">
     <w:name w:val="List Number"/>
@@ -2548,6 +2729,9 @@
       </w:numPr>
       <w:contextualSpacing/>
     </w:pPr>
+    <w:rPr>
+      <w:rFonts w:ascii="Arial" w:hAnsi="Arial"/>
+    </w:rPr>
   </w:style>
   <w:style w:type="paragraph" w:styleId="ListNumber2">
     <w:name w:val="List Number 2"/>
@@ -2561,6 +2745,9 @@
       </w:numPr>
       <w:contextualSpacing/>
     </w:pPr>
+    <w:rPr>
+      <w:rFonts w:ascii="Arial" w:hAnsi="Arial"/>
+    </w:rPr>
   </w:style>
   <w:style w:type="paragraph" w:styleId="ListNumber3">
     <w:name w:val="List Number 3"/>
@@ -2574,6 +2761,9 @@
       </w:numPr>
       <w:contextualSpacing/>
     </w:pPr>
+    <w:rPr>
+      <w:rFonts w:ascii="Arial" w:hAnsi="Arial"/>
+    </w:rPr>
   </w:style>
   <w:style w:type="paragraph" w:styleId="ListContinue">
     <w:name w:val="List Continue"/>
@@ -2586,6 +2776,9 @@
       <w:ind w:left="360"/>
       <w:contextualSpacing/>
     </w:pPr>
+    <w:rPr>
+      <w:rFonts w:ascii="Arial" w:hAnsi="Arial"/>
+    </w:rPr>
   </w:style>
   <w:style w:type="paragraph" w:styleId="ListContinue2">
     <w:name w:val="List Continue 2"/>
@@ -2598,6 +2791,9 @@
       <w:ind w:left="720"/>
       <w:contextualSpacing/>
     </w:pPr>
+    <w:rPr>
+      <w:rFonts w:ascii="Arial" w:hAnsi="Arial"/>
+    </w:rPr>
   </w:style>
   <w:style w:type="paragraph" w:styleId="ListContinue3">
     <w:name w:val="List Continue 3"/>
@@ -2610,6 +2806,9 @@
       <w:ind w:left="1080"/>
       <w:contextualSpacing/>
     </w:pPr>
+    <w:rPr>
+      <w:rFonts w:ascii="Arial" w:hAnsi="Arial"/>
+    </w:rPr>
   </w:style>
   <w:style w:type="paragraph" w:styleId="MacroText">
     <w:name w:val="macro"/>
@@ -2629,7 +2828,7 @@
       </w:tabs>
     </w:pPr>
     <w:rPr>
-      <w:rFonts w:ascii="Courier" w:hAnsi="Courier"/>
+      <w:rFonts w:ascii="Arial" w:hAnsi="Arial"/>
       <w:sz w:val="20"/>
       <w:szCs w:val="20"/>
     </w:rPr>
@@ -2641,7 +2840,7 @@
     <w:uiPriority w:val="99"/>
     <w:rsid w:val="0029639D"/>
     <w:rPr>
-      <w:rFonts w:ascii="Courier" w:hAnsi="Courier"/>
+      <w:rFonts w:ascii="Arial" w:hAnsi="Arial"/>
       <w:sz w:val="20"/>
       <w:szCs w:val="20"/>
     </w:rPr>
@@ -2655,6 +2854,7 @@
     <w:qFormat/>
     <w:rsid w:val="00FC693F"/>
     <w:rPr>
+      <w:rFonts w:ascii="Arial" w:hAnsi="Arial"/>
       <w:i/>
       <w:iCs/>
       <w:color w:val="000000" w:themeColor="text1"/>
@@ -2667,6 +2867,7 @@
     <w:uiPriority w:val="29"/>
     <w:rsid w:val="00FC693F"/>
     <w:rPr>
+      <w:rFonts w:ascii="Arial" w:hAnsi="Arial"/>
       <w:i/>
       <w:iCs/>
       <w:color w:val="000000" w:themeColor="text1"/>
@@ -2680,7 +2881,7 @@
     <w:semiHidden/>
     <w:rsid w:val="00FC693F"/>
     <w:rPr>
-      <w:rFonts w:asciiTheme="majorHAnsi" w:eastAsiaTheme="majorEastAsia" w:hAnsiTheme="majorHAnsi" w:cstheme="majorBidi"/>
+      <w:rFonts w:asciiTheme="majorHAnsi" w:eastAsiaTheme="majorEastAsia" w:hAnsiTheme="majorHAnsi" w:cstheme="majorBidi" w:ascii="Arial" w:hAnsi="Arial"/>
       <w:b/>
       <w:bCs/>
       <w:i/>
@@ -2696,7 +2897,7 @@
     <w:semiHidden/>
     <w:rsid w:val="00FC693F"/>
     <w:rPr>
-      <w:rFonts w:asciiTheme="majorHAnsi" w:eastAsiaTheme="majorEastAsia" w:hAnsiTheme="majorHAnsi" w:cstheme="majorBidi"/>
+      <w:rFonts w:asciiTheme="majorHAnsi" w:eastAsiaTheme="majorEastAsia" w:hAnsiTheme="majorHAnsi" w:cstheme="majorBidi" w:ascii="Arial" w:hAnsi="Arial"/>
       <w:color w:val="243F60" w:themeColor="accent1" w:themeShade="7F"/>
     </w:rPr>
   </w:style>
@@ -2708,7 +2909,7 @@
     <w:semiHidden/>
     <w:rsid w:val="00FC693F"/>
     <w:rPr>
-      <w:rFonts w:asciiTheme="majorHAnsi" w:eastAsiaTheme="majorEastAsia" w:hAnsiTheme="majorHAnsi" w:cstheme="majorBidi"/>
+      <w:rFonts w:asciiTheme="majorHAnsi" w:eastAsiaTheme="majorEastAsia" w:hAnsiTheme="majorHAnsi" w:cstheme="majorBidi" w:ascii="Arial" w:hAnsi="Arial"/>
       <w:i/>
       <w:iCs/>
       <w:color w:val="243F60" w:themeColor="accent1" w:themeShade="7F"/>
@@ -2722,7 +2923,7 @@
     <w:semiHidden/>
     <w:rsid w:val="00FC693F"/>
     <w:rPr>
-      <w:rFonts w:asciiTheme="majorHAnsi" w:eastAsiaTheme="majorEastAsia" w:hAnsiTheme="majorHAnsi" w:cstheme="majorBidi"/>
+      <w:rFonts w:asciiTheme="majorHAnsi" w:eastAsiaTheme="majorEastAsia" w:hAnsiTheme="majorHAnsi" w:cstheme="majorBidi" w:ascii="Arial" w:hAnsi="Arial"/>
       <w:i/>
       <w:iCs/>
       <w:color w:val="404040" w:themeColor="text1" w:themeTint="BF"/>
@@ -2736,7 +2937,7 @@
     <w:semiHidden/>
     <w:rsid w:val="00FC693F"/>
     <w:rPr>
-      <w:rFonts w:asciiTheme="majorHAnsi" w:eastAsiaTheme="majorEastAsia" w:hAnsiTheme="majorHAnsi" w:cstheme="majorBidi"/>
+      <w:rFonts w:asciiTheme="majorHAnsi" w:eastAsiaTheme="majorEastAsia" w:hAnsiTheme="majorHAnsi" w:cstheme="majorBidi" w:ascii="Arial" w:hAnsi="Arial"/>
       <w:color w:val="4F81BD" w:themeColor="accent1"/>
       <w:sz w:val="20"/>
       <w:szCs w:val="20"/>
@@ -2750,7 +2951,7 @@
     <w:semiHidden/>
     <w:rsid w:val="00FC693F"/>
     <w:rPr>
-      <w:rFonts w:asciiTheme="majorHAnsi" w:eastAsiaTheme="majorEastAsia" w:hAnsiTheme="majorHAnsi" w:cstheme="majorBidi"/>
+      <w:rFonts w:asciiTheme="majorHAnsi" w:eastAsiaTheme="majorEastAsia" w:hAnsiTheme="majorHAnsi" w:cstheme="majorBidi" w:ascii="Arial" w:hAnsi="Arial"/>
       <w:i/>
       <w:iCs/>
       <w:color w:val="404040" w:themeColor="text1" w:themeTint="BF"/>
@@ -2771,6 +2972,7 @@
       <w:spacing w:line="240" w:lineRule="auto"/>
     </w:pPr>
     <w:rPr>
+      <w:rFonts w:ascii="Arial" w:hAnsi="Arial"/>
       <w:b/>
       <w:bCs/>
       <w:color w:val="4F81BD" w:themeColor="accent1"/>
@@ -2785,6 +2987,7 @@
     <w:qFormat/>
     <w:rsid w:val="00FC693F"/>
     <w:rPr>
+      <w:rFonts w:ascii="Arial" w:hAnsi="Arial"/>
       <w:b/>
       <w:bCs/>
     </w:rPr>
@@ -2796,6 +2999,7 @@
     <w:qFormat/>
     <w:rsid w:val="00FC693F"/>
     <w:rPr>
+      <w:rFonts w:ascii="Arial" w:hAnsi="Arial"/>
       <w:i/>
       <w:iCs/>
     </w:rPr>
@@ -2816,6 +3020,7 @@
       <w:ind w:left="936" w:right="936"/>
     </w:pPr>
     <w:rPr>
+      <w:rFonts w:ascii="Arial" w:hAnsi="Arial"/>
       <w:b/>
       <w:bCs/>
       <w:i/>
@@ -2830,6 +3035,7 @@
     <w:uiPriority w:val="30"/>
     <w:rsid w:val="00FC693F"/>
     <w:rPr>
+      <w:rFonts w:ascii="Arial" w:hAnsi="Arial"/>
       <w:b/>
       <w:bCs/>
       <w:i/>
@@ -2844,6 +3050,7 @@
     <w:qFormat/>
     <w:rsid w:val="00FC693F"/>
     <w:rPr>
+      <w:rFonts w:ascii="Arial" w:hAnsi="Arial"/>
       <w:i/>
       <w:iCs/>
       <w:color w:val="808080" w:themeColor="text1" w:themeTint="7F"/>
@@ -2856,6 +3063,7 @@
     <w:qFormat/>
     <w:rsid w:val="00FC693F"/>
     <w:rPr>
+      <w:rFonts w:ascii="Arial" w:hAnsi="Arial"/>
       <w:b/>
       <w:bCs/>
       <w:i/>
@@ -2870,6 +3078,7 @@
     <w:qFormat/>
     <w:rsid w:val="00FC693F"/>
     <w:rPr>
+      <w:rFonts w:ascii="Arial" w:hAnsi="Arial"/>
       <w:smallCaps/>
       <w:color w:val="C0504D" w:themeColor="accent2"/>
       <w:u w:val="single"/>
@@ -2882,6 +3091,7 @@
     <w:qFormat/>
     <w:rsid w:val="00FC693F"/>
     <w:rPr>
+      <w:rFonts w:ascii="Arial" w:hAnsi="Arial"/>
       <w:b/>
       <w:bCs/>
       <w:smallCaps/>
@@ -2897,6 +3107,7 @@
     <w:qFormat/>
     <w:rsid w:val="00FC693F"/>
     <w:rPr>
+      <w:rFonts w:ascii="Arial" w:hAnsi="Arial"/>
       <w:b/>
       <w:bCs/>
       <w:smallCaps/>
@@ -2915,6 +3126,9 @@
     <w:pPr>
       <w:outlineLvl w:val="9"/>
     </w:pPr>
+    <w:rPr>
+      <w:rFonts w:ascii="Arial" w:hAnsi="Arial"/>
+    </w:rPr>
   </w:style>
   <w:style w:type="table" w:styleId="TableGrid">
     <w:name w:val="Table Grid"/>
@@ -2924,6 +3138,9 @@
     <w:pPr>
       <w:spacing w:after="0" w:line="240" w:lineRule="auto"/>
     </w:pPr>
+    <w:rPr>
+      <w:rFonts w:ascii="Arial" w:hAnsi="Arial"/>
+    </w:rPr>
     <w:tblPr>
       <w:tblInd w:w="0" w:type="dxa"/>
       <w:tblBorders>
@@ -2951,6 +3168,7 @@
       <w:spacing w:after="0" w:line="240" w:lineRule="auto"/>
     </w:pPr>
     <w:rPr>
+      <w:rFonts w:ascii="Arial" w:hAnsi="Arial"/>
       <w:color w:val="000000" w:themeColor="text1" w:themeShade="BF"/>
     </w:rPr>
     <w:tblPr>
@@ -3054,6 +3272,7 @@
       <w:spacing w:after="0" w:line="240" w:lineRule="auto"/>
     </w:pPr>
     <w:rPr>
+      <w:rFonts w:ascii="Arial" w:hAnsi="Arial"/>
       <w:color w:val="365F91" w:themeColor="accent1" w:themeShade="BF"/>
     </w:rPr>
     <w:tblPr>
@@ -3157,6 +3376,7 @@
       <w:spacing w:after="0" w:line="240" w:lineRule="auto"/>
     </w:pPr>
     <w:rPr>
+      <w:rFonts w:ascii="Arial" w:hAnsi="Arial"/>
       <w:color w:val="943634" w:themeColor="accent2" w:themeShade="BF"/>
     </w:rPr>
     <w:tblPr>
@@ -3260,6 +3480,7 @@
       <w:spacing w:after="0" w:line="240" w:lineRule="auto"/>
     </w:pPr>
     <w:rPr>
+      <w:rFonts w:ascii="Arial" w:hAnsi="Arial"/>
       <w:color w:val="76923C" w:themeColor="accent3" w:themeShade="BF"/>
     </w:rPr>
     <w:tblPr>
@@ -3363,6 +3584,7 @@
       <w:spacing w:after="0" w:line="240" w:lineRule="auto"/>
     </w:pPr>
     <w:rPr>
+      <w:rFonts w:ascii="Arial" w:hAnsi="Arial"/>
       <w:color w:val="5F497A" w:themeColor="accent4" w:themeShade="BF"/>
     </w:rPr>
     <w:tblPr>
@@ -3466,6 +3688,7 @@
       <w:spacing w:after="0" w:line="240" w:lineRule="auto"/>
     </w:pPr>
     <w:rPr>
+      <w:rFonts w:ascii="Arial" w:hAnsi="Arial"/>
       <w:color w:val="31849B" w:themeColor="accent5" w:themeShade="BF"/>
     </w:rPr>
     <w:tblPr>
@@ -3569,6 +3792,7 @@
       <w:spacing w:after="0" w:line="240" w:lineRule="auto"/>
     </w:pPr>
     <w:rPr>
+      <w:rFonts w:ascii="Arial" w:hAnsi="Arial"/>
       <w:color w:val="E36C0A" w:themeColor="accent6" w:themeShade="BF"/>
     </w:rPr>
     <w:tblPr>
@@ -3671,6 +3895,9 @@
     <w:pPr>
       <w:spacing w:after="0" w:line="240" w:lineRule="auto"/>
     </w:pPr>
+    <w:rPr>
+      <w:rFonts w:ascii="Arial" w:hAnsi="Arial"/>
+    </w:rPr>
     <w:tblPr>
       <w:tblStyleRowBandSize w:val="1"/>
       <w:tblStyleColBandSize w:val="1"/>
@@ -3763,6 +3990,9 @@
     <w:pPr>
       <w:spacing w:after="0" w:line="240" w:lineRule="auto"/>
     </w:pPr>
+    <w:rPr>
+      <w:rFonts w:ascii="Arial" w:hAnsi="Arial"/>
+    </w:rPr>
     <w:tblPr>
       <w:tblStyleRowBandSize w:val="1"/>
       <w:tblStyleColBandSize w:val="1"/>
@@ -3855,6 +4085,9 @@
     <w:pPr>
       <w:spacing w:after="0" w:line="240" w:lineRule="auto"/>
     </w:pPr>
+    <w:rPr>
+      <w:rFonts w:ascii="Arial" w:hAnsi="Arial"/>
+    </w:rPr>
     <w:tblPr>
       <w:tblStyleRowBandSize w:val="1"/>
       <w:tblStyleColBandSize w:val="1"/>
@@ -3947,6 +4180,9 @@
     <w:pPr>
       <w:spacing w:after="0" w:line="240" w:lineRule="auto"/>
     </w:pPr>
+    <w:rPr>
+      <w:rFonts w:ascii="Arial" w:hAnsi="Arial"/>
+    </w:rPr>
     <w:tblPr>
       <w:tblStyleRowBandSize w:val="1"/>
       <w:tblStyleColBandSize w:val="1"/>
@@ -4039,6 +4275,9 @@
     <w:pPr>
       <w:spacing w:after="0" w:line="240" w:lineRule="auto"/>
     </w:pPr>
+    <w:rPr>
+      <w:rFonts w:ascii="Arial" w:hAnsi="Arial"/>
+    </w:rPr>
     <w:tblPr>
       <w:tblStyleRowBandSize w:val="1"/>
       <w:tblStyleColBandSize w:val="1"/>
@@ -4131,6 +4370,9 @@
     <w:pPr>
       <w:spacing w:after="0" w:line="240" w:lineRule="auto"/>
     </w:pPr>
+    <w:rPr>
+      <w:rFonts w:ascii="Arial" w:hAnsi="Arial"/>
+    </w:rPr>
     <w:tblPr>
       <w:tblStyleRowBandSize w:val="1"/>
       <w:tblStyleColBandSize w:val="1"/>
@@ -4223,6 +4465,9 @@
     <w:pPr>
       <w:spacing w:after="0" w:line="240" w:lineRule="auto"/>
     </w:pPr>
+    <w:rPr>
+      <w:rFonts w:ascii="Arial" w:hAnsi="Arial"/>
+    </w:rPr>
     <w:tblPr>
       <w:tblStyleRowBandSize w:val="1"/>
       <w:tblStyleColBandSize w:val="1"/>
@@ -4315,6 +4560,9 @@
     <w:pPr>
       <w:spacing w:after="0" w:line="240" w:lineRule="auto"/>
     </w:pPr>
+    <w:rPr>
+      <w:rFonts w:ascii="Arial" w:hAnsi="Arial"/>
+    </w:rPr>
     <w:tblPr>
       <w:tblStyleRowBandSize w:val="1"/>
       <w:tblStyleColBandSize w:val="1"/>
@@ -4445,6 +4693,9 @@
     <w:pPr>
       <w:spacing w:after="0" w:line="240" w:lineRule="auto"/>
     </w:pPr>
+    <w:rPr>
+      <w:rFonts w:ascii="Arial" w:hAnsi="Arial"/>
+    </w:rPr>
     <w:tblPr>
       <w:tblStyleRowBandSize w:val="1"/>
       <w:tblStyleColBandSize w:val="1"/>
@@ -4575,6 +4826,9 @@
     <w:pPr>
       <w:spacing w:after="0" w:line="240" w:lineRule="auto"/>
     </w:pPr>
+    <w:rPr>
+      <w:rFonts w:ascii="Arial" w:hAnsi="Arial"/>
+    </w:rPr>
     <w:tblPr>
       <w:tblStyleRowBandSize w:val="1"/>
       <w:tblStyleColBandSize w:val="1"/>
@@ -4705,6 +4959,9 @@
     <w:pPr>
       <w:spacing w:after="0" w:line="240" w:lineRule="auto"/>
     </w:pPr>
+    <w:rPr>
+      <w:rFonts w:ascii="Arial" w:hAnsi="Arial"/>
+    </w:rPr>
     <w:tblPr>
       <w:tblStyleRowBandSize w:val="1"/>
       <w:tblStyleColBandSize w:val="1"/>
@@ -4835,6 +5092,9 @@
     <w:pPr>
       <w:spacing w:after="0" w:line="240" w:lineRule="auto"/>
     </w:pPr>
+    <w:rPr>
+      <w:rFonts w:ascii="Arial" w:hAnsi="Arial"/>
+    </w:rPr>
     <w:tblPr>
       <w:tblStyleRowBandSize w:val="1"/>
       <w:tblStyleColBandSize w:val="1"/>
@@ -4965,6 +5225,9 @@
     <w:pPr>
       <w:spacing w:after="0" w:line="240" w:lineRule="auto"/>
     </w:pPr>
+    <w:rPr>
+      <w:rFonts w:ascii="Arial" w:hAnsi="Arial"/>
+    </w:rPr>
     <w:tblPr>
       <w:tblStyleRowBandSize w:val="1"/>
       <w:tblStyleColBandSize w:val="1"/>
@@ -5095,6 +5358,9 @@
     <w:pPr>
       <w:spacing w:after="0" w:line="240" w:lineRule="auto"/>
     </w:pPr>
+    <w:rPr>
+      <w:rFonts w:ascii="Arial" w:hAnsi="Arial"/>
+    </w:rPr>
     <w:tblPr>
       <w:tblStyleRowBandSize w:val="1"/>
       <w:tblStyleColBandSize w:val="1"/>
@@ -5225,6 +5491,9 @@
     <w:pPr>
       <w:spacing w:after="0" w:line="240" w:lineRule="auto"/>
     </w:pPr>
+    <w:rPr>
+      <w:rFonts w:ascii="Arial" w:hAnsi="Arial"/>
+    </w:rPr>
     <w:tblPr>
       <w:tblStyleRowBandSize w:val="1"/>
       <w:tblStyleColBandSize w:val="1"/>
@@ -5331,6 +5600,9 @@
     <w:pPr>
       <w:spacing w:after="0" w:line="240" w:lineRule="auto"/>
     </w:pPr>
+    <w:rPr>
+      <w:rFonts w:ascii="Arial" w:hAnsi="Arial"/>
+    </w:rPr>
     <w:tblPr>
       <w:tblStyleRowBandSize w:val="1"/>
       <w:tblStyleColBandSize w:val="1"/>
@@ -5437,6 +5709,9 @@
     <w:pPr>
       <w:spacing w:after="0" w:line="240" w:lineRule="auto"/>
     </w:pPr>
+    <w:rPr>
+      <w:rFonts w:ascii="Arial" w:hAnsi="Arial"/>
+    </w:rPr>
     <w:tblPr>
       <w:tblStyleRowBandSize w:val="1"/>
       <w:tblStyleColBandSize w:val="1"/>
@@ -5543,6 +5818,9 @@
     <w:pPr>
       <w:spacing w:after="0" w:line="240" w:lineRule="auto"/>
     </w:pPr>
+    <w:rPr>
+      <w:rFonts w:ascii="Arial" w:hAnsi="Arial"/>
+    </w:rPr>
     <w:tblPr>
       <w:tblStyleRowBandSize w:val="1"/>
       <w:tblStyleColBandSize w:val="1"/>
@@ -5649,6 +5927,9 @@
     <w:pPr>
       <w:spacing w:after="0" w:line="240" w:lineRule="auto"/>
     </w:pPr>
+    <w:rPr>
+      <w:rFonts w:ascii="Arial" w:hAnsi="Arial"/>
+    </w:rPr>
     <w:tblPr>
       <w:tblStyleRowBandSize w:val="1"/>
       <w:tblStyleColBandSize w:val="1"/>
@@ -5755,6 +6036,9 @@
     <w:pPr>
       <w:spacing w:after="0" w:line="240" w:lineRule="auto"/>
     </w:pPr>
+    <w:rPr>
+      <w:rFonts w:ascii="Arial" w:hAnsi="Arial"/>
+    </w:rPr>
     <w:tblPr>
       <w:tblStyleRowBandSize w:val="1"/>
       <w:tblStyleColBandSize w:val="1"/>
@@ -5861,6 +6145,9 @@
     <w:pPr>
       <w:spacing w:after="0" w:line="240" w:lineRule="auto"/>
     </w:pPr>
+    <w:rPr>
+      <w:rFonts w:ascii="Arial" w:hAnsi="Arial"/>
+    </w:rPr>
     <w:tblPr>
       <w:tblStyleRowBandSize w:val="1"/>
       <w:tblStyleColBandSize w:val="1"/>
@@ -5967,6 +6254,9 @@
     <w:pPr>
       <w:spacing w:after="0" w:line="240" w:lineRule="auto"/>
     </w:pPr>
+    <w:rPr>
+      <w:rFonts w:ascii="Arial" w:hAnsi="Arial"/>
+    </w:rPr>
     <w:tblPr>
       <w:tblStyleRowBandSize w:val="1"/>
       <w:tblStyleColBandSize w:val="1"/>
@@ -6116,6 +6406,9 @@
     <w:pPr>
       <w:spacing w:after="0" w:line="240" w:lineRule="auto"/>
     </w:pPr>
+    <w:rPr>
+      <w:rFonts w:ascii="Arial" w:hAnsi="Arial"/>
+    </w:rPr>
     <w:tblPr>
       <w:tblStyleRowBandSize w:val="1"/>
       <w:tblStyleColBandSize w:val="1"/>
@@ -6265,6 +6558,9 @@
     <w:pPr>
       <w:spacing w:after="0" w:line="240" w:lineRule="auto"/>
     </w:pPr>
+    <w:rPr>
+      <w:rFonts w:ascii="Arial" w:hAnsi="Arial"/>
+    </w:rPr>
     <w:tblPr>
       <w:tblStyleRowBandSize w:val="1"/>
       <w:tblStyleColBandSize w:val="1"/>
@@ -6414,6 +6710,9 @@
     <w:pPr>
       <w:spacing w:after="0" w:line="240" w:lineRule="auto"/>
     </w:pPr>
+    <w:rPr>
+      <w:rFonts w:ascii="Arial" w:hAnsi="Arial"/>
+    </w:rPr>
     <w:tblPr>
       <w:tblStyleRowBandSize w:val="1"/>
       <w:tblStyleColBandSize w:val="1"/>
@@ -6563,6 +6862,9 @@
     <w:pPr>
       <w:spacing w:after="0" w:line="240" w:lineRule="auto"/>
     </w:pPr>
+    <w:rPr>
+      <w:rFonts w:ascii="Arial" w:hAnsi="Arial"/>
+    </w:rPr>
     <w:tblPr>
       <w:tblStyleRowBandSize w:val="1"/>
       <w:tblStyleColBandSize w:val="1"/>
@@ -6712,6 +7014,9 @@
     <w:pPr>
       <w:spacing w:after="0" w:line="240" w:lineRule="auto"/>
     </w:pPr>
+    <w:rPr>
+      <w:rFonts w:ascii="Arial" w:hAnsi="Arial"/>
+    </w:rPr>
     <w:tblPr>
       <w:tblStyleRowBandSize w:val="1"/>
       <w:tblStyleColBandSize w:val="1"/>
@@ -6861,6 +7166,9 @@
     <w:pPr>
       <w:spacing w:after="0" w:line="240" w:lineRule="auto"/>
     </w:pPr>
+    <w:rPr>
+      <w:rFonts w:ascii="Arial" w:hAnsi="Arial"/>
+    </w:rPr>
     <w:tblPr>
       <w:tblStyleRowBandSize w:val="1"/>
       <w:tblStyleColBandSize w:val="1"/>
@@ -7011,6 +7319,7 @@
       <w:spacing w:after="0" w:line="240" w:lineRule="auto"/>
     </w:pPr>
     <w:rPr>
+      <w:rFonts w:ascii="Arial" w:hAnsi="Arial"/>
       <w:color w:val="000000" w:themeColor="text1"/>
     </w:rPr>
     <w:tblPr>
@@ -7095,6 +7404,7 @@
       <w:spacing w:after="0" w:line="240" w:lineRule="auto"/>
     </w:pPr>
     <w:rPr>
+      <w:rFonts w:ascii="Arial" w:hAnsi="Arial"/>
       <w:color w:val="000000" w:themeColor="text1"/>
     </w:rPr>
     <w:tblPr>
@@ -7179,6 +7489,7 @@
       <w:spacing w:after="0" w:line="240" w:lineRule="auto"/>
     </w:pPr>
     <w:rPr>
+      <w:rFonts w:ascii="Arial" w:hAnsi="Arial"/>
       <w:color w:val="000000" w:themeColor="text1"/>
     </w:rPr>
     <w:tblPr>
@@ -7263,6 +7574,7 @@
       <w:spacing w:after="0" w:line="240" w:lineRule="auto"/>
     </w:pPr>
     <w:rPr>
+      <w:rFonts w:ascii="Arial" w:hAnsi="Arial"/>
       <w:color w:val="000000" w:themeColor="text1"/>
     </w:rPr>
     <w:tblPr>
@@ -7347,6 +7659,7 @@
       <w:spacing w:after="0" w:line="240" w:lineRule="auto"/>
     </w:pPr>
     <w:rPr>
+      <w:rFonts w:ascii="Arial" w:hAnsi="Arial"/>
       <w:color w:val="000000" w:themeColor="text1"/>
     </w:rPr>
     <w:tblPr>
@@ -7431,6 +7744,7 @@
       <w:spacing w:after="0" w:line="240" w:lineRule="auto"/>
     </w:pPr>
     <w:rPr>
+      <w:rFonts w:ascii="Arial" w:hAnsi="Arial"/>
       <w:color w:val="000000" w:themeColor="text1"/>
     </w:rPr>
     <w:tblPr>
@@ -7515,6 +7829,7 @@
       <w:spacing w:after="0" w:line="240" w:lineRule="auto"/>
     </w:pPr>
     <w:rPr>
+      <w:rFonts w:ascii="Arial" w:hAnsi="Arial"/>
       <w:color w:val="000000" w:themeColor="text1"/>
     </w:rPr>
     <w:tblPr>
@@ -7599,7 +7914,7 @@
       <w:spacing w:after="0" w:line="240" w:lineRule="auto"/>
     </w:pPr>
     <w:rPr>
-      <w:rFonts w:asciiTheme="majorHAnsi" w:eastAsiaTheme="majorEastAsia" w:hAnsiTheme="majorHAnsi" w:cstheme="majorBidi"/>
+      <w:rFonts w:asciiTheme="majorHAnsi" w:eastAsiaTheme="majorEastAsia" w:hAnsiTheme="majorHAnsi" w:cstheme="majorBidi" w:ascii="Arial" w:hAnsi="Arial"/>
       <w:color w:val="000000" w:themeColor="text1"/>
     </w:rPr>
     <w:tblPr>
@@ -7727,7 +8042,7 @@
       <w:spacing w:after="0" w:line="240" w:lineRule="auto"/>
     </w:pPr>
     <w:rPr>
-      <w:rFonts w:asciiTheme="majorHAnsi" w:eastAsiaTheme="majorEastAsia" w:hAnsiTheme="majorHAnsi" w:cstheme="majorBidi"/>
+      <w:rFonts w:asciiTheme="majorHAnsi" w:eastAsiaTheme="majorEastAsia" w:hAnsiTheme="majorHAnsi" w:cstheme="majorBidi" w:ascii="Arial" w:hAnsi="Arial"/>
       <w:color w:val="000000" w:themeColor="text1"/>
     </w:rPr>
     <w:tblPr>
@@ -7855,7 +8170,7 @@
       <w:spacing w:after="0" w:line="240" w:lineRule="auto"/>
     </w:pPr>
     <w:rPr>
-      <w:rFonts w:asciiTheme="majorHAnsi" w:eastAsiaTheme="majorEastAsia" w:hAnsiTheme="majorHAnsi" w:cstheme="majorBidi"/>
+      <w:rFonts w:asciiTheme="majorHAnsi" w:eastAsiaTheme="majorEastAsia" w:hAnsiTheme="majorHAnsi" w:cstheme="majorBidi" w:ascii="Arial" w:hAnsi="Arial"/>
       <w:color w:val="000000" w:themeColor="text1"/>
     </w:rPr>
     <w:tblPr>
@@ -7983,7 +8298,7 @@
       <w:spacing w:after="0" w:line="240" w:lineRule="auto"/>
     </w:pPr>
     <w:rPr>
-      <w:rFonts w:asciiTheme="majorHAnsi" w:eastAsiaTheme="majorEastAsia" w:hAnsiTheme="majorHAnsi" w:cstheme="majorBidi"/>
+      <w:rFonts w:asciiTheme="majorHAnsi" w:eastAsiaTheme="majorEastAsia" w:hAnsiTheme="majorHAnsi" w:cstheme="majorBidi" w:ascii="Arial" w:hAnsi="Arial"/>
       <w:color w:val="000000" w:themeColor="text1"/>
     </w:rPr>
     <w:tblPr>
@@ -8111,7 +8426,7 @@
       <w:spacing w:after="0" w:line="240" w:lineRule="auto"/>
     </w:pPr>
     <w:rPr>
-      <w:rFonts w:asciiTheme="majorHAnsi" w:eastAsiaTheme="majorEastAsia" w:hAnsiTheme="majorHAnsi" w:cstheme="majorBidi"/>
+      <w:rFonts w:asciiTheme="majorHAnsi" w:eastAsiaTheme="majorEastAsia" w:hAnsiTheme="majorHAnsi" w:cstheme="majorBidi" w:ascii="Arial" w:hAnsi="Arial"/>
       <w:color w:val="000000" w:themeColor="text1"/>
     </w:rPr>
     <w:tblPr>
@@ -8239,7 +8554,7 @@
       <w:spacing w:after="0" w:line="240" w:lineRule="auto"/>
     </w:pPr>
     <w:rPr>
-      <w:rFonts w:asciiTheme="majorHAnsi" w:eastAsiaTheme="majorEastAsia" w:hAnsiTheme="majorHAnsi" w:cstheme="majorBidi"/>
+      <w:rFonts w:asciiTheme="majorHAnsi" w:eastAsiaTheme="majorEastAsia" w:hAnsiTheme="majorHAnsi" w:cstheme="majorBidi" w:ascii="Arial" w:hAnsi="Arial"/>
       <w:color w:val="000000" w:themeColor="text1"/>
     </w:rPr>
     <w:tblPr>
@@ -8367,7 +8682,7 @@
       <w:spacing w:after="0" w:line="240" w:lineRule="auto"/>
     </w:pPr>
     <w:rPr>
-      <w:rFonts w:asciiTheme="majorHAnsi" w:eastAsiaTheme="majorEastAsia" w:hAnsiTheme="majorHAnsi" w:cstheme="majorBidi"/>
+      <w:rFonts w:asciiTheme="majorHAnsi" w:eastAsiaTheme="majorEastAsia" w:hAnsiTheme="majorHAnsi" w:cstheme="majorBidi" w:ascii="Arial" w:hAnsi="Arial"/>
       <w:color w:val="000000" w:themeColor="text1"/>
     </w:rPr>
     <w:tblPr>
@@ -8494,6 +8809,9 @@
     <w:pPr>
       <w:spacing w:after="0" w:line="240" w:lineRule="auto"/>
     </w:pPr>
+    <w:rPr>
+      <w:rFonts w:ascii="Arial" w:hAnsi="Arial"/>
+    </w:rPr>
     <w:tblPr>
       <w:tblStyleRowBandSize w:val="1"/>
       <w:tblStyleColBandSize w:val="1"/>
@@ -8567,6 +8885,9 @@
     <w:pPr>
       <w:spacing w:after="0" w:line="240" w:lineRule="auto"/>
     </w:pPr>
+    <w:rPr>
+      <w:rFonts w:ascii="Arial" w:hAnsi="Arial"/>
+    </w:rPr>
     <w:tblPr>
       <w:tblStyleRowBandSize w:val="1"/>
       <w:tblStyleColBandSize w:val="1"/>
@@ -8640,6 +8961,9 @@
     <w:pPr>
       <w:spacing w:after="0" w:line="240" w:lineRule="auto"/>
     </w:pPr>
+    <w:rPr>
+      <w:rFonts w:ascii="Arial" w:hAnsi="Arial"/>
+    </w:rPr>
     <w:tblPr>
       <w:tblStyleRowBandSize w:val="1"/>
       <w:tblStyleColBandSize w:val="1"/>
@@ -8713,6 +9037,9 @@
     <w:pPr>
       <w:spacing w:after="0" w:line="240" w:lineRule="auto"/>
     </w:pPr>
+    <w:rPr>
+      <w:rFonts w:ascii="Arial" w:hAnsi="Arial"/>
+    </w:rPr>
     <w:tblPr>
       <w:tblStyleRowBandSize w:val="1"/>
       <w:tblStyleColBandSize w:val="1"/>
@@ -8786,6 +9113,9 @@
     <w:pPr>
       <w:spacing w:after="0" w:line="240" w:lineRule="auto"/>
     </w:pPr>
+    <w:rPr>
+      <w:rFonts w:ascii="Arial" w:hAnsi="Arial"/>
+    </w:rPr>
     <w:tblPr>
       <w:tblStyleRowBandSize w:val="1"/>
       <w:tblStyleColBandSize w:val="1"/>
@@ -8859,6 +9189,9 @@
     <w:pPr>
       <w:spacing w:after="0" w:line="240" w:lineRule="auto"/>
     </w:pPr>
+    <w:rPr>
+      <w:rFonts w:ascii="Arial" w:hAnsi="Arial"/>
+    </w:rPr>
     <w:tblPr>
       <w:tblStyleRowBandSize w:val="1"/>
       <w:tblStyleColBandSize w:val="1"/>
@@ -8932,6 +9265,9 @@
     <w:pPr>
       <w:spacing w:after="0" w:line="240" w:lineRule="auto"/>
     </w:pPr>
+    <w:rPr>
+      <w:rFonts w:ascii="Arial" w:hAnsi="Arial"/>
+    </w:rPr>
     <w:tblPr>
       <w:tblStyleRowBandSize w:val="1"/>
       <w:tblStyleColBandSize w:val="1"/>
@@ -9006,7 +9342,7 @@
       <w:spacing w:after="0" w:line="240" w:lineRule="auto"/>
     </w:pPr>
     <w:rPr>
-      <w:rFonts w:asciiTheme="majorHAnsi" w:eastAsiaTheme="majorEastAsia" w:hAnsiTheme="majorHAnsi" w:cstheme="majorBidi"/>
+      <w:rFonts w:asciiTheme="majorHAnsi" w:eastAsiaTheme="majorEastAsia" w:hAnsiTheme="majorHAnsi" w:cstheme="majorBidi" w:ascii="Arial" w:hAnsi="Arial"/>
       <w:color w:val="000000" w:themeColor="text1"/>
     </w:rPr>
     <w:tblPr>
@@ -9131,7 +9467,7 @@
       <w:spacing w:after="0" w:line="240" w:lineRule="auto"/>
     </w:pPr>
     <w:rPr>
-      <w:rFonts w:asciiTheme="majorHAnsi" w:eastAsiaTheme="majorEastAsia" w:hAnsiTheme="majorHAnsi" w:cstheme="majorBidi"/>
+      <w:rFonts w:asciiTheme="majorHAnsi" w:eastAsiaTheme="majorEastAsia" w:hAnsiTheme="majorHAnsi" w:cstheme="majorBidi" w:ascii="Arial" w:hAnsi="Arial"/>
       <w:color w:val="000000" w:themeColor="text1"/>
     </w:rPr>
     <w:tblPr>
@@ -9256,7 +9592,7 @@
       <w:spacing w:after="0" w:line="240" w:lineRule="auto"/>
     </w:pPr>
     <w:rPr>
-      <w:rFonts w:asciiTheme="majorHAnsi" w:eastAsiaTheme="majorEastAsia" w:hAnsiTheme="majorHAnsi" w:cstheme="majorBidi"/>
+      <w:rFonts w:asciiTheme="majorHAnsi" w:eastAsiaTheme="majorEastAsia" w:hAnsiTheme="majorHAnsi" w:cstheme="majorBidi" w:ascii="Arial" w:hAnsi="Arial"/>
       <w:color w:val="000000" w:themeColor="text1"/>
     </w:rPr>
     <w:tblPr>
@@ -9381,7 +9717,7 @@
       <w:spacing w:after="0" w:line="240" w:lineRule="auto"/>
     </w:pPr>
     <w:rPr>
-      <w:rFonts w:asciiTheme="majorHAnsi" w:eastAsiaTheme="majorEastAsia" w:hAnsiTheme="majorHAnsi" w:cstheme="majorBidi"/>
+      <w:rFonts w:asciiTheme="majorHAnsi" w:eastAsiaTheme="majorEastAsia" w:hAnsiTheme="majorHAnsi" w:cstheme="majorBidi" w:ascii="Arial" w:hAnsi="Arial"/>
       <w:color w:val="000000" w:themeColor="text1"/>
     </w:rPr>
     <w:tblPr>
@@ -9506,7 +9842,7 @@
       <w:spacing w:after="0" w:line="240" w:lineRule="auto"/>
     </w:pPr>
     <w:rPr>
-      <w:rFonts w:asciiTheme="majorHAnsi" w:eastAsiaTheme="majorEastAsia" w:hAnsiTheme="majorHAnsi" w:cstheme="majorBidi"/>
+      <w:rFonts w:asciiTheme="majorHAnsi" w:eastAsiaTheme="majorEastAsia" w:hAnsiTheme="majorHAnsi" w:cstheme="majorBidi" w:ascii="Arial" w:hAnsi="Arial"/>
       <w:color w:val="000000" w:themeColor="text1"/>
     </w:rPr>
     <w:tblPr>
@@ -9631,7 +9967,7 @@
       <w:spacing w:after="0" w:line="240" w:lineRule="auto"/>
     </w:pPr>
     <w:rPr>
-      <w:rFonts w:asciiTheme="majorHAnsi" w:eastAsiaTheme="majorEastAsia" w:hAnsiTheme="majorHAnsi" w:cstheme="majorBidi"/>
+      <w:rFonts w:asciiTheme="majorHAnsi" w:eastAsiaTheme="majorEastAsia" w:hAnsiTheme="majorHAnsi" w:cstheme="majorBidi" w:ascii="Arial" w:hAnsi="Arial"/>
       <w:color w:val="000000" w:themeColor="text1"/>
     </w:rPr>
     <w:tblPr>
@@ -9756,7 +10092,7 @@
       <w:spacing w:after="0" w:line="240" w:lineRule="auto"/>
     </w:pPr>
     <w:rPr>
-      <w:rFonts w:asciiTheme="majorHAnsi" w:eastAsiaTheme="majorEastAsia" w:hAnsiTheme="majorHAnsi" w:cstheme="majorBidi"/>
+      <w:rFonts w:asciiTheme="majorHAnsi" w:eastAsiaTheme="majorEastAsia" w:hAnsiTheme="majorHAnsi" w:cstheme="majorBidi" w:ascii="Arial" w:hAnsi="Arial"/>
       <w:color w:val="000000" w:themeColor="text1"/>
     </w:rPr>
     <w:tblPr>
@@ -9880,6 +10216,9 @@
     <w:pPr>
       <w:spacing w:after="0" w:line="240" w:lineRule="auto"/>
     </w:pPr>
+    <w:rPr>
+      <w:rFonts w:ascii="Arial" w:hAnsi="Arial"/>
+    </w:rPr>
     <w:tblPr>
       <w:tblStyleRowBandSize w:val="1"/>
       <w:tblStyleColBandSize w:val="1"/>
@@ -10021,6 +10360,9 @@
     <w:pPr>
       <w:spacing w:after="0" w:line="240" w:lineRule="auto"/>
     </w:pPr>
+    <w:rPr>
+      <w:rFonts w:ascii="Arial" w:hAnsi="Arial"/>
+    </w:rPr>
     <w:tblPr>
       <w:tblStyleRowBandSize w:val="1"/>
       <w:tblStyleColBandSize w:val="1"/>
@@ -10162,6 +10504,9 @@
     <w:pPr>
       <w:spacing w:after="0" w:line="240" w:lineRule="auto"/>
     </w:pPr>
+    <w:rPr>
+      <w:rFonts w:ascii="Arial" w:hAnsi="Arial"/>
+    </w:rPr>
     <w:tblPr>
       <w:tblStyleRowBandSize w:val="1"/>
       <w:tblStyleColBandSize w:val="1"/>
@@ -10303,6 +10648,9 @@
     <w:pPr>
       <w:spacing w:after="0" w:line="240" w:lineRule="auto"/>
     </w:pPr>
+    <w:rPr>
+      <w:rFonts w:ascii="Arial" w:hAnsi="Arial"/>
+    </w:rPr>
     <w:tblPr>
       <w:tblStyleRowBandSize w:val="1"/>
       <w:tblStyleColBandSize w:val="1"/>
@@ -10444,6 +10792,9 @@
     <w:pPr>
       <w:spacing w:after="0" w:line="240" w:lineRule="auto"/>
     </w:pPr>
+    <w:rPr>
+      <w:rFonts w:ascii="Arial" w:hAnsi="Arial"/>
+    </w:rPr>
     <w:tblPr>
       <w:tblStyleRowBandSize w:val="1"/>
       <w:tblStyleColBandSize w:val="1"/>
@@ -10585,6 +10936,9 @@
     <w:pPr>
       <w:spacing w:after="0" w:line="240" w:lineRule="auto"/>
     </w:pPr>
+    <w:rPr>
+      <w:rFonts w:ascii="Arial" w:hAnsi="Arial"/>
+    </w:rPr>
     <w:tblPr>
       <w:tblStyleRowBandSize w:val="1"/>
       <w:tblStyleColBandSize w:val="1"/>
@@ -10726,6 +11080,9 @@
     <w:pPr>
       <w:spacing w:after="0" w:line="240" w:lineRule="auto"/>
     </w:pPr>
+    <w:rPr>
+      <w:rFonts w:ascii="Arial" w:hAnsi="Arial"/>
+    </w:rPr>
     <w:tblPr>
       <w:tblStyleRowBandSize w:val="1"/>
       <w:tblStyleColBandSize w:val="1"/>
@@ -10868,6 +11225,7 @@
       <w:spacing w:after="0" w:line="240" w:lineRule="auto"/>
     </w:pPr>
     <w:rPr>
+      <w:rFonts w:ascii="Arial" w:hAnsi="Arial"/>
       <w:color w:val="FFFFFF" w:themeColor="background1"/>
     </w:rPr>
     <w:tblPr>
@@ -10982,6 +11340,7 @@
       <w:spacing w:after="0" w:line="240" w:lineRule="auto"/>
     </w:pPr>
     <w:rPr>
+      <w:rFonts w:ascii="Arial" w:hAnsi="Arial"/>
       <w:color w:val="FFFFFF" w:themeColor="background1"/>
     </w:rPr>
     <w:tblPr>
@@ -11096,6 +11455,7 @@
       <w:spacing w:after="0" w:line="240" w:lineRule="auto"/>
     </w:pPr>
     <w:rPr>
+      <w:rFonts w:ascii="Arial" w:hAnsi="Arial"/>
       <w:color w:val="FFFFFF" w:themeColor="background1"/>
     </w:rPr>
     <w:tblPr>
@@ -11210,6 +11570,7 @@
       <w:spacing w:after="0" w:line="240" w:lineRule="auto"/>
     </w:pPr>
     <w:rPr>
+      <w:rFonts w:ascii="Arial" w:hAnsi="Arial"/>
       <w:color w:val="FFFFFF" w:themeColor="background1"/>
     </w:rPr>
     <w:tblPr>
@@ -11324,6 +11685,7 @@
       <w:spacing w:after="0" w:line="240" w:lineRule="auto"/>
     </w:pPr>
     <w:rPr>
+      <w:rFonts w:ascii="Arial" w:hAnsi="Arial"/>
       <w:color w:val="FFFFFF" w:themeColor="background1"/>
     </w:rPr>
     <w:tblPr>
@@ -11438,6 +11800,7 @@
       <w:spacing w:after="0" w:line="240" w:lineRule="auto"/>
     </w:pPr>
     <w:rPr>
+      <w:rFonts w:ascii="Arial" w:hAnsi="Arial"/>
       <w:color w:val="FFFFFF" w:themeColor="background1"/>
     </w:rPr>
     <w:tblPr>
@@ -11552,6 +11915,7 @@
       <w:spacing w:after="0" w:line="240" w:lineRule="auto"/>
     </w:pPr>
     <w:rPr>
+      <w:rFonts w:ascii="Arial" w:hAnsi="Arial"/>
       <w:color w:val="FFFFFF" w:themeColor="background1"/>
     </w:rPr>
     <w:tblPr>
@@ -11666,6 +12030,7 @@
       <w:spacing w:after="0" w:line="240" w:lineRule="auto"/>
     </w:pPr>
     <w:rPr>
+      <w:rFonts w:ascii="Arial" w:hAnsi="Arial"/>
       <w:color w:val="000000" w:themeColor="text1"/>
     </w:rPr>
     <w:tblPr>
@@ -11788,6 +12153,7 @@
       <w:spacing w:after="0" w:line="240" w:lineRule="auto"/>
     </w:pPr>
     <w:rPr>
+      <w:rFonts w:ascii="Arial" w:hAnsi="Arial"/>
       <w:color w:val="000000" w:themeColor="text1"/>
     </w:rPr>
     <w:tblPr>
@@ -11910,6 +12276,7 @@
       <w:spacing w:after="0" w:line="240" w:lineRule="auto"/>
     </w:pPr>
     <w:rPr>
+      <w:rFonts w:ascii="Arial" w:hAnsi="Arial"/>
       <w:color w:val="000000" w:themeColor="text1"/>
     </w:rPr>
     <w:tblPr>
@@ -12032,6 +12399,7 @@
       <w:spacing w:after="0" w:line="240" w:lineRule="auto"/>
     </w:pPr>
     <w:rPr>
+      <w:rFonts w:ascii="Arial" w:hAnsi="Arial"/>
       <w:color w:val="000000" w:themeColor="text1"/>
     </w:rPr>
     <w:tblPr>
@@ -12144,6 +12512,7 @@
       <w:spacing w:after="0" w:line="240" w:lineRule="auto"/>
     </w:pPr>
     <w:rPr>
+      <w:rFonts w:ascii="Arial" w:hAnsi="Arial"/>
       <w:color w:val="000000" w:themeColor="text1"/>
     </w:rPr>
     <w:tblPr>
@@ -12266,6 +12635,7 @@
       <w:spacing w:after="0" w:line="240" w:lineRule="auto"/>
     </w:pPr>
     <w:rPr>
+      <w:rFonts w:ascii="Arial" w:hAnsi="Arial"/>
       <w:color w:val="000000" w:themeColor="text1"/>
     </w:rPr>
     <w:tblPr>
@@ -12388,6 +12758,7 @@
       <w:spacing w:after="0" w:line="240" w:lineRule="auto"/>
     </w:pPr>
     <w:rPr>
+      <w:rFonts w:ascii="Arial" w:hAnsi="Arial"/>
       <w:color w:val="000000" w:themeColor="text1"/>
     </w:rPr>
     <w:tblPr>
@@ -12510,6 +12881,7 @@
       <w:spacing w:after="0" w:line="240" w:lineRule="auto"/>
     </w:pPr>
     <w:rPr>
+      <w:rFonts w:ascii="Arial" w:hAnsi="Arial"/>
       <w:color w:val="000000" w:themeColor="text1"/>
     </w:rPr>
     <w:tblPr>
@@ -12596,6 +12968,7 @@
       <w:spacing w:after="0" w:line="240" w:lineRule="auto"/>
     </w:pPr>
     <w:rPr>
+      <w:rFonts w:ascii="Arial" w:hAnsi="Arial"/>
       <w:color w:val="000000" w:themeColor="text1"/>
     </w:rPr>
     <w:tblPr>
@@ -12682,6 +13055,7 @@
       <w:spacing w:after="0" w:line="240" w:lineRule="auto"/>
     </w:pPr>
     <w:rPr>
+      <w:rFonts w:ascii="Arial" w:hAnsi="Arial"/>
       <w:color w:val="000000" w:themeColor="text1"/>
     </w:rPr>
     <w:tblPr>
@@ -12768,6 +13142,7 @@
       <w:spacing w:after="0" w:line="240" w:lineRule="auto"/>
     </w:pPr>
     <w:rPr>
+      <w:rFonts w:ascii="Arial" w:hAnsi="Arial"/>
       <w:color w:val="000000" w:themeColor="text1"/>
     </w:rPr>
     <w:tblPr>
@@ -12854,6 +13229,7 @@
       <w:spacing w:after="0" w:line="240" w:lineRule="auto"/>
     </w:pPr>
     <w:rPr>
+      <w:rFonts w:ascii="Arial" w:hAnsi="Arial"/>
       <w:color w:val="000000" w:themeColor="text1"/>
     </w:rPr>
     <w:tblPr>
@@ -12940,6 +13316,7 @@
       <w:spacing w:after="0" w:line="240" w:lineRule="auto"/>
     </w:pPr>
     <w:rPr>
+      <w:rFonts w:ascii="Arial" w:hAnsi="Arial"/>
       <w:color w:val="000000" w:themeColor="text1"/>
     </w:rPr>
     <w:tblPr>
@@ -13026,6 +13403,7 @@
       <w:spacing w:after="0" w:line="240" w:lineRule="auto"/>
     </w:pPr>
     <w:rPr>
+      <w:rFonts w:ascii="Arial" w:hAnsi="Arial"/>
       <w:color w:val="000000" w:themeColor="text1"/>
     </w:rPr>
     <w:tblPr>
@@ -13112,6 +13490,7 @@
       <w:spacing w:after="0" w:line="240" w:lineRule="auto"/>
     </w:pPr>
     <w:rPr>
+      <w:rFonts w:ascii="Arial" w:hAnsi="Arial"/>
       <w:color w:val="000000" w:themeColor="text1"/>
     </w:rPr>
     <w:tblPr>
@@ -13192,6 +13571,7 @@
       <w:spacing w:after="0" w:line="240" w:lineRule="auto"/>
     </w:pPr>
     <w:rPr>
+      <w:rFonts w:ascii="Arial" w:hAnsi="Arial"/>
       <w:color w:val="000000" w:themeColor="text1"/>
     </w:rPr>
     <w:tblPr>
@@ -13272,6 +13652,7 @@
       <w:spacing w:after="0" w:line="240" w:lineRule="auto"/>
     </w:pPr>
     <w:rPr>
+      <w:rFonts w:ascii="Arial" w:hAnsi="Arial"/>
       <w:color w:val="000000" w:themeColor="text1"/>
     </w:rPr>
     <w:tblPr>
@@ -13352,6 +13733,7 @@
       <w:spacing w:after="0" w:line="240" w:lineRule="auto"/>
     </w:pPr>
     <w:rPr>
+      <w:rFonts w:ascii="Arial" w:hAnsi="Arial"/>
       <w:color w:val="000000" w:themeColor="text1"/>
     </w:rPr>
     <w:tblPr>
@@ -13432,6 +13814,7 @@
       <w:spacing w:after="0" w:line="240" w:lineRule="auto"/>
     </w:pPr>
     <w:rPr>
+      <w:rFonts w:ascii="Arial" w:hAnsi="Arial"/>
       <w:color w:val="000000" w:themeColor="text1"/>
     </w:rPr>
     <w:tblPr>
@@ -13512,6 +13895,7 @@
       <w:spacing w:after="0" w:line="240" w:lineRule="auto"/>
     </w:pPr>
     <w:rPr>
+      <w:rFonts w:ascii="Arial" w:hAnsi="Arial"/>
       <w:color w:val="000000" w:themeColor="text1"/>
     </w:rPr>
     <w:tblPr>
@@ -13592,6 +13976,7 @@
       <w:spacing w:after="0" w:line="240" w:lineRule="auto"/>
     </w:pPr>
     <w:rPr>
+      <w:rFonts w:ascii="Arial" w:hAnsi="Arial"/>
       <w:color w:val="000000" w:themeColor="text1"/>
     </w:rPr>
     <w:tblPr>
